--- a/assets/templates/module-02-live/Эфир_модуль_2_достоинства_и_недостатки_опционов.docx
+++ b/assets/templates/module-02-live/Эфир_модуль_2_достоинства_и_недостатки_опционов.docx
@@ -4,163 +4,217 @@
   <w:body>
     <w:p>
       <w:pPr>
-        <w:pStyle w:val="Title"/>
-        <w:jc w:val="left"/>
-        <w:pBdr>
-          <w:bottom w:val="single" w:sz="18" w:space="6" w:color="1E6F50"/>
-        </w:pBdr>
+        <w:spacing w:after="60"/>
       </w:pPr>
       <w:r>
-        <w:t>Эфир по модулю 2: достоинства и недостатки опционов</w:t>
-      </w:r>
-    </w:p>
-    <w:p>
-      <w:r>
         <w:rPr>
+          <w:rFonts w:ascii="Arial" w:hAnsi="Arial"/>
           <w:b/>
+          <w:color w:val="25C26B"/>
+          <w:sz w:val="18"/>
         </w:rPr>
-        <w:t>Единый рабочий файл для Михалыча и Сэма</w:t>
+        <w:t>ОПЦИОНЫ С НУЛЯ  •  ПРЯМОЙ ЭФИР</w:t>
       </w:r>
     </w:p>
     <w:p>
       <w:pPr>
-        <w:pStyle w:val="Meta"/>
+        <w:pStyle w:val="Title"/>
+        <w:jc w:val="left"/>
       </w:pPr>
       <w:r>
-        <w:rPr>
-          <w:b/>
-        </w:rPr>
-        <w:t>Курс:</w:t>
-      </w:r>
-      <w:r>
-        <w:t xml:space="preserve"> «Опционы с нуля»</w:t>
+        <w:t>Эфир по модулю 2: преимущества и недостатки опционов</w:t>
       </w:r>
     </w:p>
     <w:p>
       <w:pPr>
-        <w:pStyle w:val="Meta"/>
+        <w:spacing w:after="160"/>
       </w:pPr>
       <w:r>
         <w:rPr>
-          <w:b/>
+          <w:rFonts w:ascii="Arial" w:hAnsi="Arial"/>
+          <w:color w:val="5B6577"/>
+          <w:sz w:val="24"/>
         </w:rPr>
-        <w:t>Продолжительность:</w:t>
+        <w:t>Короткая рабочая шпаргалка для Михалыча и Сэма</w:t>
       </w:r>
+    </w:p>
+    <w:tbl>
+      <w:tblPr>
+        <w:tblW w:type="auto" w:w="0"/>
+        <w:jc w:val="center"/>
+        <w:tblLayout w:type="autofit"/>
+        <w:tblLook w:firstColumn="1" w:firstRow="1" w:lastColumn="0" w:lastRow="0" w:noHBand="0" w:noVBand="1" w:val="04A0"/>
+      </w:tblPr>
+      <w:tblGrid>
+        <w:gridCol w:w="10148"/>
+      </w:tblGrid>
+      <w:tr>
+        <w:tc>
+          <w:tcPr>
+            <w:tcW w:type="dxa" w:w="10148"/>
+            <w:shd w:fill="EEF3F8" w:val="clear"/>
+            <w:tcMar>
+              <w:top w:w="130" w:type="dxa"/>
+              <w:start w:w="150" w:type="dxa"/>
+              <w:bottom w:w="130" w:type="dxa"/>
+              <w:end w:w="150" w:type="dxa"/>
+            </w:tcMar>
+            <w:vAlign w:val="center"/>
+          </w:tcPr>
+          <w:p>
+            <w:pPr>
+              <w:spacing w:after="40"/>
+            </w:pPr>
+            <w:r>
+              <w:rPr>
+                <w:rFonts w:ascii="Arial" w:hAnsi="Arial"/>
+                <w:b/>
+                <w:color w:val="25C26B"/>
+                <w:sz w:val="18"/>
+              </w:rPr>
+              <w:t>ГЛАВНЫЙ ОРИЕНТИР</w:t>
+            </w:r>
+          </w:p>
+          <w:p>
+            <w:pPr>
+              <w:spacing w:after="0"/>
+            </w:pPr>
+            <w:r>
+              <w:rPr>
+                <w:rFonts w:ascii="Arial" w:hAnsi="Arial"/>
+                <w:color w:val="172033"/>
+                <w:sz w:val="22"/>
+              </w:rPr>
+              <w:t>У каждого преимущества опциона есть цена или ограничение. Покажите ученикам обе стороны одной конструкции.</w:t>
+            </w:r>
+          </w:p>
+        </w:tc>
+      </w:tr>
+    </w:tbl>
+    <w:p>
+      <w:pPr>
+        <w:spacing w:after="0"/>
+      </w:pPr>
+    </w:p>
+    <w:p>
+      <w:pPr>
+        <w:pStyle w:val="Heading2"/>
+      </w:pPr>
       <w:r>
-        <w:t xml:space="preserve"> 65 минут</w:t>
+        <w:t>Главная задача эфира</w:t>
       </w:r>
     </w:p>
     <w:p>
       <w:pPr>
-        <w:pStyle w:val="Meta"/>
+        <w:spacing w:after="60"/>
       </w:pPr>
       <w:r>
         <w:rPr>
-          <w:b/>
+          <w:rFonts w:ascii="Arial" w:hAnsi="Arial"/>
+          <w:color w:val="172033"/>
+          <w:sz w:val="20"/>
         </w:rPr>
-        <w:t>Формат:</w:t>
+        <w:t xml:space="preserve">Показать ученикам баланс инструмента: </w:t>
       </w:r>
       <w:r>
-        <w:t xml:space="preserve"> Михалыч ведёт маршрут и задаёт практические вопросы, Сэм объясняет механику и показывает терминал</w:t>
+        <w:rPr>
+          <w:rFonts w:ascii="Arial" w:hAnsi="Arial"/>
+          <w:b/>
+          <w:color w:val="172033"/>
+          <w:sz w:val="20"/>
+        </w:rPr>
+        <w:t>какое преимущество даёт опцион, чем за него платят и какой риск принимают</w:t>
+      </w:r>
+      <w:r>
+        <w:rPr>
+          <w:rFonts w:ascii="Arial" w:hAnsi="Arial"/>
+          <w:color w:val="172033"/>
+          <w:sz w:val="20"/>
+        </w:rPr>
+        <w:t>.</w:t>
       </w:r>
     </w:p>
     <w:p>
       <w:pPr>
-        <w:pStyle w:val="Meta"/>
+        <w:spacing w:after="60"/>
       </w:pPr>
       <w:r>
         <w:rPr>
-          <w:b/>
+          <w:rFonts w:ascii="Arial" w:hAnsi="Arial"/>
+          <w:color w:val="172033"/>
+          <w:sz w:val="20"/>
         </w:rPr>
-        <w:t>Статус:</w:t>
-      </w:r>
-      <w:r>
-        <w:t xml:space="preserve"> сценарий собран; перед эфиром экспертам нужно подтвердить демонстрационный контракт и готовность экранов</w:t>
+        <w:t>После эфира участник должен понимать:</w:t>
       </w:r>
     </w:p>
     <w:p>
       <w:pPr>
-        <w:pStyle w:val="Meta"/>
+        <w:pStyle w:val="ListBullet"/>
+        <w:spacing w:after="36" w:line="250" w:lineRule="auto"/>
       </w:pPr>
       <w:r>
         <w:rPr>
-          <w:b/>
+          <w:rFonts w:ascii="Arial" w:hAnsi="Arial"/>
+          <w:color w:val="172033"/>
+          <w:sz w:val="20"/>
         </w:rPr>
-        <w:t>Проверка фактов и расчётов:</w:t>
-      </w:r>
-      <w:r>
-        <w:t xml:space="preserve"> 17.09.2026</w:t>
+        <w:t>когда опцион решает задачу лучше акции или фьючерса;</w:t>
       </w:r>
     </w:p>
     <w:p>
       <w:pPr>
-        <w:pStyle w:val="Heading1"/>
+        <w:pStyle w:val="ListBullet"/>
+        <w:spacing w:after="36" w:line="250" w:lineRule="auto"/>
       </w:pPr>
       <w:r>
-        <w:t>1. Что должен унести ученик</w:t>
-      </w:r>
-    </w:p>
-    <w:p>
-      <w:r>
-        <w:t>После эфира участник должен уметь своими словами ответить на пять вопросов:</w:t>
+        <w:rPr>
+          <w:rFonts w:ascii="Arial" w:hAnsi="Arial"/>
+          <w:color w:val="172033"/>
+          <w:sz w:val="20"/>
+        </w:rPr>
+        <w:t>чем отличаются права покупателя и обязательства продавца;</w:t>
       </w:r>
     </w:p>
     <w:p>
       <w:pPr>
-        <w:pStyle w:val="ListNumber"/>
+        <w:pStyle w:val="ListBullet"/>
+        <w:spacing w:after="36" w:line="250" w:lineRule="auto"/>
       </w:pPr>
       <w:r>
-        <w:t>Какую задачу опцион решает лучше акции или фьючерса.</w:t>
+        <w:rPr>
+          <w:rFonts w:ascii="Arial" w:hAnsi="Arial"/>
+          <w:color w:val="172033"/>
+          <w:sz w:val="20"/>
+        </w:rPr>
+        <w:t>почему ограниченный риск покупателя не означает лёгкую сделку;</w:t>
       </w:r>
     </w:p>
     <w:p>
       <w:pPr>
-        <w:pStyle w:val="ListNumber"/>
+        <w:pStyle w:val="ListBullet"/>
+        <w:spacing w:after="36" w:line="250" w:lineRule="auto"/>
       </w:pPr>
       <w:r>
-        <w:t>За какое преимущество покупатель платит премию.</w:t>
+        <w:rPr>
+          <w:rFonts w:ascii="Arial" w:hAnsi="Arial"/>
+          <w:color w:val="172033"/>
+          <w:sz w:val="20"/>
+        </w:rPr>
+        <w:t>почему премия продавца ещё не является прибылью;</w:t>
       </w:r>
     </w:p>
     <w:p>
       <w:pPr>
-        <w:pStyle w:val="ListNumber"/>
+        <w:pStyle w:val="ListBullet"/>
+        <w:spacing w:after="36" w:line="250" w:lineRule="auto"/>
       </w:pPr>
       <w:r>
-        <w:t>Какое обязательство принимает продавец опциона.</w:t>
-      </w:r>
-    </w:p>
-    <w:p>
-      <w:pPr>
-        <w:pStyle w:val="ListNumber"/>
-      </w:pPr>
-      <w:r>
-        <w:t>Почему премия, теоретическая цена и итоговая прибыль являются разными величинами.</w:t>
-      </w:r>
-    </w:p>
-    <w:p>
-      <w:pPr>
-        <w:pStyle w:val="ListNumber"/>
-      </w:pPr>
-      <w:r>
-        <w:t>Что проверить в контракте и терминале до расчёта результата.</w:t>
-      </w:r>
-    </w:p>
-    <w:p>
-      <w:pPr>
-        <w:shd w:fill="EAF4EF"/>
-        <w:spacing w:before="100" w:after="140"/>
-        <w:ind w:left="198" w:right="198"/>
-      </w:pPr>
-      <w:r>
-        <w:t>Ключевая мысль эфира: у каждого достоинства опциона есть цена или ограничение. Ограниченный риск покупателя оплачивается премией. Защита действует только до экспирации. Гибкость конструкции требует понимания срока, волатильности, ликвидности и правил исполнения. Премия продавца сопровождается обязательством и риском.</w:t>
-      </w:r>
-    </w:p>
-    <w:p>
-      <w:pPr>
-        <w:pStyle w:val="Heading1"/>
-      </w:pPr>
-      <w:r>
-        <w:t>2. Роли экспертов</w:t>
+        <w:rPr>
+          <w:rFonts w:ascii="Arial" w:hAnsi="Arial"/>
+          <w:color w:val="172033"/>
+          <w:sz w:val="20"/>
+        </w:rPr>
+        <w:t>что проверить в контракте и опционной доске.</w:t>
       </w:r>
     </w:p>
     <w:p>
@@ -168,47 +222,147 @@
         <w:pStyle w:val="Heading2"/>
       </w:pPr>
       <w:r>
+        <w:t>Роли</w:t>
+      </w:r>
+    </w:p>
+    <w:p>
+      <w:pPr>
+        <w:spacing w:before="60" w:after="20"/>
+      </w:pPr>
+      <w:r>
+        <w:rPr>
+          <w:rFonts w:ascii="Arial" w:hAnsi="Arial"/>
+          <w:b/>
+          <w:color w:val="172033"/>
+          <w:sz w:val="21"/>
+        </w:rPr>
         <w:t>Михалыч</w:t>
       </w:r>
     </w:p>
     <w:p>
       <w:pPr>
         <w:pStyle w:val="ListBullet"/>
+        <w:spacing w:after="36" w:line="250" w:lineRule="auto"/>
       </w:pPr>
       <w:r>
-        <w:t>открывает эфир и держит маршрут;</w:t>
+        <w:rPr>
+          <w:rFonts w:ascii="Arial" w:hAnsi="Arial"/>
+          <w:color w:val="172033"/>
+          <w:sz w:val="20"/>
+        </w:rPr>
+        <w:t>держит маршрут и темп;</w:t>
       </w:r>
     </w:p>
     <w:p>
       <w:pPr>
         <w:pStyle w:val="ListBullet"/>
+        <w:spacing w:after="36" w:line="250" w:lineRule="auto"/>
       </w:pPr>
       <w:r>
-        <w:t>переводит механику на язык практических задач;</w:t>
-      </w:r>
-    </w:p>
-    <w:p>
-      <w:pPr>
-        <w:pStyle w:val="ListBullet"/>
-      </w:pPr>
-      <w:r>
+        <w:rPr>
+          <w:rFonts w:ascii="Arial" w:hAnsi="Arial"/>
+          <w:color w:val="172033"/>
+          <w:sz w:val="20"/>
+        </w:rPr>
         <w:t>задаёт вопросы от лица новичка;</w:t>
       </w:r>
     </w:p>
     <w:p>
       <w:pPr>
         <w:pStyle w:val="ListBullet"/>
+        <w:spacing w:after="36" w:line="250" w:lineRule="auto"/>
       </w:pPr>
       <w:r>
-        <w:t>останавливает персональные рекомендации по сделкам участников;</w:t>
+        <w:rPr>
+          <w:rFonts w:ascii="Arial" w:hAnsi="Arial"/>
+          <w:color w:val="172033"/>
+          <w:sz w:val="20"/>
+        </w:rPr>
+        <w:t>переводит объяснение в практические ситуации;</w:t>
       </w:r>
     </w:p>
     <w:p>
       <w:pPr>
         <w:pStyle w:val="ListBullet"/>
+        <w:spacing w:after="36" w:line="250" w:lineRule="auto"/>
       </w:pPr>
       <w:r>
-        <w:t>модерирует три вопроса и завершает эфир домашним заданием.</w:t>
+        <w:rPr>
+          <w:rFonts w:ascii="Arial" w:hAnsi="Arial"/>
+          <w:color w:val="172033"/>
+          <w:sz w:val="20"/>
+        </w:rPr>
+        <w:t>собирает вопросы участников.</w:t>
+      </w:r>
+    </w:p>
+    <w:p>
+      <w:pPr>
+        <w:spacing w:before="60" w:after="20"/>
+      </w:pPr>
+      <w:r>
+        <w:rPr>
+          <w:rFonts w:ascii="Arial" w:hAnsi="Arial"/>
+          <w:b/>
+          <w:color w:val="172033"/>
+          <w:sz w:val="21"/>
+        </w:rPr>
+        <w:t>Сэм</w:t>
+      </w:r>
+    </w:p>
+    <w:p>
+      <w:pPr>
+        <w:pStyle w:val="ListBullet"/>
+        <w:spacing w:after="36" w:line="250" w:lineRule="auto"/>
+      </w:pPr>
+      <w:r>
+        <w:rPr>
+          <w:rFonts w:ascii="Arial" w:hAnsi="Arial"/>
+          <w:color w:val="172033"/>
+          <w:sz w:val="20"/>
+        </w:rPr>
+        <w:t>объясняет механику на одном примере;</w:t>
+      </w:r>
+    </w:p>
+    <w:p>
+      <w:pPr>
+        <w:pStyle w:val="ListBullet"/>
+        <w:spacing w:after="36" w:line="250" w:lineRule="auto"/>
+      </w:pPr>
+      <w:r>
+        <w:rPr>
+          <w:rFonts w:ascii="Arial" w:hAnsi="Arial"/>
+          <w:color w:val="172033"/>
+          <w:sz w:val="20"/>
+        </w:rPr>
+        <w:t>показывает контракт и опционную доску;</w:t>
+      </w:r>
+    </w:p>
+    <w:p>
+      <w:pPr>
+        <w:pStyle w:val="ListBullet"/>
+        <w:spacing w:after="36" w:line="250" w:lineRule="auto"/>
+      </w:pPr>
+      <w:r>
+        <w:rPr>
+          <w:rFonts w:ascii="Arial" w:hAnsi="Arial"/>
+          <w:color w:val="172033"/>
+          <w:sz w:val="20"/>
+        </w:rPr>
+        <w:t>отделяет результат сегодня от результата на экспирации;</w:t>
+      </w:r>
+    </w:p>
+    <w:p>
+      <w:pPr>
+        <w:pStyle w:val="ListBullet"/>
+        <w:spacing w:after="36" w:line="250" w:lineRule="auto"/>
+      </w:pPr>
+      <w:r>
+        <w:rPr>
+          <w:rFonts w:ascii="Arial" w:hAnsi="Arial"/>
+          <w:color w:val="172033"/>
+          <w:sz w:val="20"/>
+        </w:rPr>
+        <w:t>подчёркивает риски покупателя и продавца.</w:t>
       </w:r>
     </w:p>
     <w:p>
@@ -216,127 +370,7 @@
         <w:pStyle w:val="Heading2"/>
       </w:pPr>
       <w:r>
-        <w:t>Сэм</w:t>
-      </w:r>
-    </w:p>
-    <w:p>
-      <w:pPr>
-        <w:pStyle w:val="ListBullet"/>
-      </w:pPr>
-      <w:r>
-        <w:t>объясняет одну механику на одном примере;</w:t>
-      </w:r>
-    </w:p>
-    <w:p>
-      <w:pPr>
-        <w:pStyle w:val="ListBullet"/>
-      </w:pPr>
-      <w:r>
-        <w:t>показывает контракт и опционную доску в терминале;</w:t>
-      </w:r>
-    </w:p>
-    <w:p>
-      <w:pPr>
-        <w:pStyle w:val="ListBullet"/>
-      </w:pPr>
-      <w:r>
-        <w:t>разделяет результат сегодня и результат на экспирации;</w:t>
-      </w:r>
-    </w:p>
-    <w:p>
-      <w:pPr>
-        <w:pStyle w:val="ListBullet"/>
-      </w:pPr>
-      <w:r>
-        <w:t>объясняет премию, обязательство продавца и хвостовой риск;</w:t>
-      </w:r>
-    </w:p>
-    <w:p>
-      <w:pPr>
-        <w:pStyle w:val="ListBullet"/>
-      </w:pPr>
-      <w:r>
-        <w:t>показывает различия между модельной ценой и реальной ценой сделки.</w:t>
-      </w:r>
-    </w:p>
-    <w:p>
-      <w:pPr>
-        <w:pStyle w:val="Heading1"/>
-      </w:pPr>
-      <w:r>
-        <w:t>3. Что подготовить до эфира</w:t>
-      </w:r>
-    </w:p>
-    <w:p>
-      <w:pPr>
-        <w:pStyle w:val="ListBullet"/>
-      </w:pPr>
-      <w:r>
-        <w:t>☐ Открыть одну ликвидную опционную цепочку без данных личного счёта.</w:t>
-      </w:r>
-    </w:p>
-    <w:p>
-      <w:pPr>
-        <w:pStyle w:val="ListBullet"/>
-      </w:pPr>
-      <w:r>
-        <w:t>☐ Подготовить резервные скриншоты той же цепочки.</w:t>
-      </w:r>
-    </w:p>
-    <w:p>
-      <w:pPr>
-        <w:pStyle w:val="ListBullet"/>
-      </w:pPr>
-      <w:r>
-        <w:t>☐ Подготовить учебный пример: 100 акций по 100, Put со страйком 90, премия 3, множитель 100.</w:t>
-      </w:r>
-    </w:p>
-    <w:p>
-      <w:pPr>
-        <w:pStyle w:val="ListBullet"/>
-      </w:pPr>
-      <w:r>
-        <w:t>☐ Выбрать один конкретный контракт MOEX и открыть его актуальную спецификацию.</w:t>
-      </w:r>
-    </w:p>
-    <w:p>
-      <w:pPr>
-        <w:pStyle w:val="ListBullet"/>
-      </w:pPr>
-      <w:r>
-        <w:t>☐ На одном экране показать Bid, Ask, теоретическую цену, Volume, Open Interest и текущий P&amp;L.</w:t>
-      </w:r>
-    </w:p>
-    <w:p>
-      <w:pPr>
-        <w:pStyle w:val="ListBullet"/>
-      </w:pPr>
-      <w:r>
-        <w:t>☐ Проверить, как выбранный брокер подписывает премиальный и маржируемый расчёт.</w:t>
-      </w:r>
-    </w:p>
-    <w:p>
-      <w:pPr>
-        <w:pStyle w:val="ListBullet"/>
-      </w:pPr>
-      <w:r>
-        <w:t>☐ Оставить для финала только три вопроса.</w:t>
-      </w:r>
-    </w:p>
-    <w:p>
-      <w:pPr>
-        <w:pStyle w:val="ListBullet"/>
-      </w:pPr>
-      <w:r>
-        <w:t>☐ Использовать стоп-фразу: «Это уже персональный разбор позиции. Сегодня остаёмся в механике».</w:t>
-      </w:r>
-    </w:p>
-    <w:p>
-      <w:pPr>
-        <w:pStyle w:val="Heading1"/>
-      </w:pPr>
-      <w:r>
-        <w:t>4. Поминутный план</w:t>
+        <w:t>Маршрут эфира</w:t>
       </w:r>
     </w:p>
     <w:tbl>
@@ -348,10 +382,9 @@
         <w:tblLook w:firstColumn="1" w:firstRow="1" w:lastColumn="0" w:lastRow="0" w:noHBand="0" w:noVBand="1" w:val="04A0"/>
       </w:tblPr>
       <w:tblGrid>
-        <w:gridCol w:w="2550"/>
-        <w:gridCol w:w="2550"/>
-        <w:gridCol w:w="2550"/>
-        <w:gridCol w:w="2550"/>
+        <w:gridCol w:w="3383"/>
+        <w:gridCol w:w="3383"/>
+        <w:gridCol w:w="3383"/>
       </w:tblGrid>
       <w:tr>
         <w:trPr>
@@ -359,15 +392,15 @@
         </w:trPr>
         <w:tc>
           <w:tcPr>
-            <w:tcW w:type="dxa" w:w="2550"/>
-            <w:vAlign w:val="center"/>
+            <w:tcW w:type="dxa" w:w="3383"/>
             <w:tcMar>
               <w:top w:w="90" w:type="dxa"/>
-              <w:start w:w="100" w:type="dxa"/>
+              <w:start w:w="110" w:type="dxa"/>
               <w:bottom w:w="90" w:type="dxa"/>
-              <w:end w:w="100" w:type="dxa"/>
+              <w:end w:w="110" w:type="dxa"/>
             </w:tcMar>
-            <w:shd w:fill="18324A"/>
+            <w:vAlign w:val="center"/>
+            <w:shd w:fill="0B1833" w:val="clear"/>
           </w:tcPr>
           <w:p>
             <w:pPr>
@@ -386,42 +419,15 @@
         </w:tc>
         <w:tc>
           <w:tcPr>
-            <w:tcW w:type="dxa" w:w="2550"/>
-            <w:vAlign w:val="center"/>
+            <w:tcW w:type="dxa" w:w="3383"/>
             <w:tcMar>
               <w:top w:w="90" w:type="dxa"/>
-              <w:start w:w="100" w:type="dxa"/>
+              <w:start w:w="110" w:type="dxa"/>
               <w:bottom w:w="90" w:type="dxa"/>
-              <w:end w:w="100" w:type="dxa"/>
+              <w:end w:w="110" w:type="dxa"/>
             </w:tcMar>
-            <w:shd w:fill="18324A"/>
-          </w:tcPr>
-          <w:p>
-            <w:pPr>
-              <w:spacing w:after="0" w:line="240" w:lineRule="auto"/>
-            </w:pPr>
-            <w:r>
-              <w:rPr>
-                <w:rFonts w:ascii="Arial" w:hAnsi="Arial"/>
-                <w:b/>
-                <w:color w:val="FFFFFF"/>
-                <w:sz w:val="17"/>
-              </w:rPr>
-              <w:t>Ведущий</w:t>
-            </w:r>
-          </w:p>
-        </w:tc>
-        <w:tc>
-          <w:tcPr>
-            <w:tcW w:type="dxa" w:w="2550"/>
             <w:vAlign w:val="center"/>
-            <w:tcMar>
-              <w:top w:w="90" w:type="dxa"/>
-              <w:start w:w="100" w:type="dxa"/>
-              <w:bottom w:w="90" w:type="dxa"/>
-              <w:end w:w="100" w:type="dxa"/>
-            </w:tcMar>
-            <w:shd w:fill="18324A"/>
+            <w:shd w:fill="0B1833" w:val="clear"/>
           </w:tcPr>
           <w:p>
             <w:pPr>
@@ -440,15 +446,15 @@
         </w:tc>
         <w:tc>
           <w:tcPr>
-            <w:tcW w:type="dxa" w:w="2550"/>
-            <w:vAlign w:val="center"/>
+            <w:tcW w:type="dxa" w:w="3383"/>
             <w:tcMar>
               <w:top w:w="90" w:type="dxa"/>
-              <w:start w:w="100" w:type="dxa"/>
+              <w:start w:w="110" w:type="dxa"/>
               <w:bottom w:w="90" w:type="dxa"/>
-              <w:end w:w="100" w:type="dxa"/>
+              <w:end w:w="110" w:type="dxa"/>
             </w:tcMar>
-            <w:shd w:fill="18324A"/>
+            <w:vAlign w:val="center"/>
+            <w:shd w:fill="0B1833" w:val="clear"/>
           </w:tcPr>
           <w:p>
             <w:pPr>
@@ -461,7 +467,7 @@
                 <w:color w:val="FFFFFF"/>
                 <w:sz w:val="17"/>
               </w:rPr>
-              <w:t>Результат</w:t>
+              <w:t>Что раскрыть</w:t>
             </w:r>
           </w:p>
         </w:tc>
@@ -469,14 +475,14 @@
       <w:tr>
         <w:tc>
           <w:tcPr>
-            <w:tcW w:type="dxa" w:w="2550"/>
-            <w:vAlign w:val="center"/>
+            <w:tcW w:type="dxa" w:w="3383"/>
             <w:tcMar>
               <w:top w:w="90" w:type="dxa"/>
-              <w:start w:w="100" w:type="dxa"/>
+              <w:start w:w="110" w:type="dxa"/>
               <w:bottom w:w="90" w:type="dxa"/>
-              <w:end w:w="100" w:type="dxa"/>
+              <w:end w:w="110" w:type="dxa"/>
             </w:tcMar>
+            <w:vAlign w:val="center"/>
           </w:tcPr>
           <w:p>
             <w:pPr>
@@ -485,22 +491,23 @@
             <w:r>
               <w:rPr>
                 <w:rFonts w:ascii="Arial" w:hAnsi="Arial"/>
+                <w:color w:val="172033"/>
                 <w:sz w:val="17"/>
               </w:rPr>
-              <w:t>00:00-04:00</w:t>
+              <w:t>0–5 мин</w:t>
             </w:r>
           </w:p>
         </w:tc>
         <w:tc>
           <w:tcPr>
-            <w:tcW w:type="dxa" w:w="2550"/>
-            <w:vAlign w:val="center"/>
+            <w:tcW w:type="dxa" w:w="3383"/>
             <w:tcMar>
               <w:top w:w="90" w:type="dxa"/>
-              <w:start w:w="100" w:type="dxa"/>
+              <w:start w:w="110" w:type="dxa"/>
               <w:bottom w:w="90" w:type="dxa"/>
-              <w:end w:w="100" w:type="dxa"/>
+              <w:end w:w="110" w:type="dxa"/>
             </w:tcMar>
+            <w:vAlign w:val="center"/>
           </w:tcPr>
           <w:p>
             <w:pPr>
@@ -509,22 +516,23 @@
             <w:r>
               <w:rPr>
                 <w:rFonts w:ascii="Arial" w:hAnsi="Arial"/>
+                <w:color w:val="172033"/>
                 <w:sz w:val="17"/>
               </w:rPr>
-              <w:t>Михалыч</w:t>
+              <w:t>Вход в тему</w:t>
             </w:r>
           </w:p>
         </w:tc>
         <w:tc>
           <w:tcPr>
-            <w:tcW w:type="dxa" w:w="2550"/>
-            <w:vAlign w:val="center"/>
+            <w:tcW w:type="dxa" w:w="3383"/>
             <w:tcMar>
               <w:top w:w="90" w:type="dxa"/>
-              <w:start w:w="100" w:type="dxa"/>
+              <w:start w:w="110" w:type="dxa"/>
               <w:bottom w:w="90" w:type="dxa"/>
-              <w:end w:w="100" w:type="dxa"/>
+              <w:end w:w="110" w:type="dxa"/>
             </w:tcMar>
+            <w:vAlign w:val="center"/>
           </w:tcPr>
           <w:p>
             <w:pPr>
@@ -533,22 +541,26 @@
             <w:r>
               <w:rPr>
                 <w:rFonts w:ascii="Arial" w:hAnsi="Arial"/>
+                <w:color w:val="172033"/>
                 <w:sz w:val="17"/>
               </w:rPr>
-              <w:t>Рамка эфира</w:t>
+              <w:t>Опцион оценивают через задачу, срок и риск, а не как «лучше» или «хуже» акции</w:t>
             </w:r>
           </w:p>
         </w:tc>
+      </w:tr>
+      <w:tr>
         <w:tc>
           <w:tcPr>
-            <w:tcW w:type="dxa" w:w="2550"/>
-            <w:vAlign w:val="center"/>
+            <w:tcW w:type="dxa" w:w="3383"/>
             <w:tcMar>
               <w:top w:w="90" w:type="dxa"/>
-              <w:start w:w="100" w:type="dxa"/>
+              <w:start w:w="110" w:type="dxa"/>
               <w:bottom w:w="90" w:type="dxa"/>
-              <w:end w:w="100" w:type="dxa"/>
+              <w:end w:w="110" w:type="dxa"/>
             </w:tcMar>
+            <w:vAlign w:val="center"/>
+            <w:shd w:fill="F6F8FB" w:val="clear"/>
           </w:tcPr>
           <w:p>
             <w:pPr>
@@ -557,25 +569,24 @@
             <w:r>
               <w:rPr>
                 <w:rFonts w:ascii="Arial" w:hAnsi="Arial"/>
+                <w:color w:val="172033"/>
                 <w:sz w:val="17"/>
               </w:rPr>
-              <w:t>Участники понимают тему, порядок и границы эфира.</w:t>
+              <w:t>5–15 мин</w:t>
             </w:r>
           </w:p>
         </w:tc>
-      </w:tr>
-      <w:tr>
         <w:tc>
           <w:tcPr>
-            <w:tcW w:type="dxa" w:w="2550"/>
-            <w:vAlign w:val="center"/>
+            <w:tcW w:type="dxa" w:w="3383"/>
             <w:tcMar>
               <w:top w:w="90" w:type="dxa"/>
-              <w:start w:w="100" w:type="dxa"/>
+              <w:start w:w="110" w:type="dxa"/>
               <w:bottom w:w="90" w:type="dxa"/>
-              <w:end w:w="100" w:type="dxa"/>
+              <w:end w:w="110" w:type="dxa"/>
             </w:tcMar>
-            <w:shd w:fill="EAF0F6"/>
+            <w:vAlign w:val="center"/>
+            <w:shd w:fill="F6F8FB" w:val="clear"/>
           </w:tcPr>
           <w:p>
             <w:pPr>
@@ -584,23 +595,24 @@
             <w:r>
               <w:rPr>
                 <w:rFonts w:ascii="Arial" w:hAnsi="Arial"/>
+                <w:color w:val="172033"/>
                 <w:sz w:val="17"/>
               </w:rPr>
-              <w:t>04:00-08:00</w:t>
+              <w:t>Преимущества</w:t>
             </w:r>
           </w:p>
         </w:tc>
         <w:tc>
           <w:tcPr>
-            <w:tcW w:type="dxa" w:w="2550"/>
-            <w:vAlign w:val="center"/>
+            <w:tcW w:type="dxa" w:w="3383"/>
             <w:tcMar>
               <w:top w:w="90" w:type="dxa"/>
-              <w:start w:w="100" w:type="dxa"/>
+              <w:start w:w="110" w:type="dxa"/>
               <w:bottom w:w="90" w:type="dxa"/>
-              <w:end w:w="100" w:type="dxa"/>
+              <w:end w:w="110" w:type="dxa"/>
             </w:tcMar>
-            <w:shd w:fill="EAF0F6"/>
+            <w:vAlign w:val="center"/>
+            <w:shd w:fill="F6F8FB" w:val="clear"/>
           </w:tcPr>
           <w:p>
             <w:pPr>
@@ -609,23 +621,25 @@
             <w:r>
               <w:rPr>
                 <w:rFonts w:ascii="Arial" w:hAnsi="Arial"/>
+                <w:color w:val="172033"/>
                 <w:sz w:val="17"/>
               </w:rPr>
-              <w:t>Сэм</w:t>
+              <w:t>Ограничение риска покупателя, защита портфеля, гибкость сценариев, работа с волатильностью</w:t>
             </w:r>
           </w:p>
         </w:tc>
+      </w:tr>
+      <w:tr>
         <w:tc>
           <w:tcPr>
-            <w:tcW w:type="dxa" w:w="2550"/>
-            <w:vAlign w:val="center"/>
+            <w:tcW w:type="dxa" w:w="3383"/>
             <w:tcMar>
               <w:top w:w="90" w:type="dxa"/>
-              <w:start w:w="100" w:type="dxa"/>
+              <w:start w:w="110" w:type="dxa"/>
               <w:bottom w:w="90" w:type="dxa"/>
-              <w:end w:w="100" w:type="dxa"/>
+              <w:end w:w="110" w:type="dxa"/>
             </w:tcMar>
-            <w:shd w:fill="EAF0F6"/>
+            <w:vAlign w:val="center"/>
           </w:tcPr>
           <w:p>
             <w:pPr>
@@ -634,23 +648,23 @@
             <w:r>
               <w:rPr>
                 <w:rFonts w:ascii="Arial" w:hAnsi="Arial"/>
+                <w:color w:val="172033"/>
                 <w:sz w:val="17"/>
               </w:rPr>
-              <w:t>Быстрая диагностика</w:t>
+              <w:t>15–25 мин</w:t>
             </w:r>
           </w:p>
         </w:tc>
         <w:tc>
           <w:tcPr>
-            <w:tcW w:type="dxa" w:w="2550"/>
-            <w:vAlign w:val="center"/>
+            <w:tcW w:type="dxa" w:w="3383"/>
             <w:tcMar>
               <w:top w:w="90" w:type="dxa"/>
-              <w:start w:w="100" w:type="dxa"/>
+              <w:start w:w="110" w:type="dxa"/>
               <w:bottom w:w="90" w:type="dxa"/>
-              <w:end w:w="100" w:type="dxa"/>
+              <w:end w:w="110" w:type="dxa"/>
             </w:tcMar>
-            <w:shd w:fill="EAF0F6"/>
+            <w:vAlign w:val="center"/>
           </w:tcPr>
           <w:p>
             <w:pPr>
@@ -659,24 +673,23 @@
             <w:r>
               <w:rPr>
                 <w:rFonts w:ascii="Arial" w:hAnsi="Arial"/>
+                <w:color w:val="172033"/>
                 <w:sz w:val="17"/>
               </w:rPr>
-              <w:t>Видно, где группа путает право, обязательство, премию и цену выхода.</w:t>
+              <w:t>Цена преимуществ</w:t>
             </w:r>
           </w:p>
         </w:tc>
-      </w:tr>
-      <w:tr>
         <w:tc>
           <w:tcPr>
-            <w:tcW w:type="dxa" w:w="2550"/>
-            <w:vAlign w:val="center"/>
+            <w:tcW w:type="dxa" w:w="3383"/>
             <w:tcMar>
               <w:top w:w="90" w:type="dxa"/>
-              <w:start w:w="100" w:type="dxa"/>
+              <w:start w:w="110" w:type="dxa"/>
               <w:bottom w:w="90" w:type="dxa"/>
-              <w:end w:w="100" w:type="dxa"/>
+              <w:end w:w="110" w:type="dxa"/>
             </w:tcMar>
+            <w:vAlign w:val="center"/>
           </w:tcPr>
           <w:p>
             <w:pPr>
@@ -685,22 +698,26 @@
             <w:r>
               <w:rPr>
                 <w:rFonts w:ascii="Arial" w:hAnsi="Arial"/>
+                <w:color w:val="172033"/>
                 <w:sz w:val="17"/>
               </w:rPr>
-              <w:t>08:00-16:00</w:t>
+              <w:t>Премия, ограниченный срок, риск потери всей премии, зависимость от времени и ликвидности</w:t>
             </w:r>
           </w:p>
         </w:tc>
+      </w:tr>
+      <w:tr>
         <w:tc>
           <w:tcPr>
-            <w:tcW w:type="dxa" w:w="2550"/>
-            <w:vAlign w:val="center"/>
+            <w:tcW w:type="dxa" w:w="3383"/>
             <w:tcMar>
               <w:top w:w="90" w:type="dxa"/>
-              <w:start w:w="100" w:type="dxa"/>
+              <w:start w:w="110" w:type="dxa"/>
               <w:bottom w:w="90" w:type="dxa"/>
-              <w:end w:w="100" w:type="dxa"/>
+              <w:end w:w="110" w:type="dxa"/>
             </w:tcMar>
+            <w:vAlign w:val="center"/>
+            <w:shd w:fill="F6F8FB" w:val="clear"/>
           </w:tcPr>
           <w:p>
             <w:pPr>
@@ -709,22 +726,24 @@
             <w:r>
               <w:rPr>
                 <w:rFonts w:ascii="Arial" w:hAnsi="Arial"/>
+                <w:color w:val="172033"/>
                 <w:sz w:val="17"/>
               </w:rPr>
-              <w:t>Михалыч + Сэм</w:t>
+              <w:t>25–38 мин</w:t>
             </w:r>
           </w:p>
         </w:tc>
         <w:tc>
           <w:tcPr>
-            <w:tcW w:type="dxa" w:w="2550"/>
-            <w:vAlign w:val="center"/>
+            <w:tcW w:type="dxa" w:w="3383"/>
             <w:tcMar>
               <w:top w:w="90" w:type="dxa"/>
-              <w:start w:w="100" w:type="dxa"/>
+              <w:start w:w="110" w:type="dxa"/>
               <w:bottom w:w="90" w:type="dxa"/>
-              <w:end w:w="100" w:type="dxa"/>
+              <w:end w:w="110" w:type="dxa"/>
             </w:tcMar>
+            <w:vAlign w:val="center"/>
+            <w:shd w:fill="F6F8FB" w:val="clear"/>
           </w:tcPr>
           <w:p>
             <w:pPr>
@@ -733,22 +752,24 @@
             <w:r>
               <w:rPr>
                 <w:rFonts w:ascii="Arial" w:hAnsi="Arial"/>
+                <w:color w:val="172033"/>
                 <w:sz w:val="17"/>
               </w:rPr>
-              <w:t>Карта достоинств и недостатков</w:t>
+              <w:t>Покупатель и продавец</w:t>
             </w:r>
           </w:p>
         </w:tc>
         <w:tc>
           <w:tcPr>
-            <w:tcW w:type="dxa" w:w="2550"/>
-            <w:vAlign w:val="center"/>
+            <w:tcW w:type="dxa" w:w="3383"/>
             <w:tcMar>
               <w:top w:w="90" w:type="dxa"/>
-              <w:start w:w="100" w:type="dxa"/>
+              <w:start w:w="110" w:type="dxa"/>
               <w:bottom w:w="90" w:type="dxa"/>
-              <w:end w:w="100" w:type="dxa"/>
+              <w:end w:w="110" w:type="dxa"/>
             </w:tcMar>
+            <w:vAlign w:val="center"/>
+            <w:shd w:fill="F6F8FB" w:val="clear"/>
           </w:tcPr>
           <w:p>
             <w:pPr>
@@ -757,9 +778,10 @@
             <w:r>
               <w:rPr>
                 <w:rFonts w:ascii="Arial" w:hAnsi="Arial"/>
+                <w:color w:val="172033"/>
                 <w:sz w:val="17"/>
               </w:rPr>
-              <w:t>Опцион оценивается через задачу, а не только через прогноз направления.</w:t>
+              <w:t>Право против обязательства; премия против итоговой прибыли; редкий сильный убыток продавца</w:t>
             </w:r>
           </w:p>
         </w:tc>
@@ -767,15 +789,14 @@
       <w:tr>
         <w:tc>
           <w:tcPr>
-            <w:tcW w:type="dxa" w:w="2550"/>
-            <w:vAlign w:val="center"/>
+            <w:tcW w:type="dxa" w:w="3383"/>
             <w:tcMar>
               <w:top w:w="90" w:type="dxa"/>
-              <w:start w:w="100" w:type="dxa"/>
+              <w:start w:w="110" w:type="dxa"/>
               <w:bottom w:w="90" w:type="dxa"/>
-              <w:end w:w="100" w:type="dxa"/>
+              <w:end w:w="110" w:type="dxa"/>
             </w:tcMar>
-            <w:shd w:fill="EAF0F6"/>
+            <w:vAlign w:val="center"/>
           </w:tcPr>
           <w:p>
             <w:pPr>
@@ -784,23 +805,23 @@
             <w:r>
               <w:rPr>
                 <w:rFonts w:ascii="Arial" w:hAnsi="Arial"/>
+                <w:color w:val="172033"/>
                 <w:sz w:val="17"/>
               </w:rPr>
-              <w:t>16:00-29:00</w:t>
+              <w:t>38–50 мин</w:t>
             </w:r>
           </w:p>
         </w:tc>
         <w:tc>
           <w:tcPr>
-            <w:tcW w:type="dxa" w:w="2550"/>
-            <w:vAlign w:val="center"/>
+            <w:tcW w:type="dxa" w:w="3383"/>
             <w:tcMar>
               <w:top w:w="90" w:type="dxa"/>
-              <w:start w:w="100" w:type="dxa"/>
+              <w:start w:w="110" w:type="dxa"/>
               <w:bottom w:w="90" w:type="dxa"/>
-              <w:end w:w="100" w:type="dxa"/>
+              <w:end w:w="110" w:type="dxa"/>
             </w:tcMar>
-            <w:shd w:fill="EAF0F6"/>
+            <w:vAlign w:val="center"/>
           </w:tcPr>
           <w:p>
             <w:pPr>
@@ -809,23 +830,23 @@
             <w:r>
               <w:rPr>
                 <w:rFonts w:ascii="Arial" w:hAnsi="Arial"/>
+                <w:color w:val="172033"/>
                 <w:sz w:val="17"/>
               </w:rPr>
-              <w:t>Сэм</w:t>
+              <w:t>Один практический пример</w:t>
             </w:r>
           </w:p>
         </w:tc>
         <w:tc>
           <w:tcPr>
-            <w:tcW w:type="dxa" w:w="2550"/>
-            <w:vAlign w:val="center"/>
+            <w:tcW w:type="dxa" w:w="3383"/>
             <w:tcMar>
               <w:top w:w="90" w:type="dxa"/>
-              <w:start w:w="100" w:type="dxa"/>
+              <w:start w:w="110" w:type="dxa"/>
               <w:bottom w:w="90" w:type="dxa"/>
-              <w:end w:w="100" w:type="dxa"/>
+              <w:end w:w="110" w:type="dxa"/>
             </w:tcMar>
-            <w:shd w:fill="EAF0F6"/>
+            <w:vAlign w:val="center"/>
           </w:tcPr>
           <w:p>
             <w:pPr>
@@ -834,23 +855,26 @@
             <w:r>
               <w:rPr>
                 <w:rFonts w:ascii="Arial" w:hAnsi="Arial"/>
+                <w:color w:val="172033"/>
                 <w:sz w:val="17"/>
               </w:rPr>
-              <w:t>Защитный Put</w:t>
+              <w:t>Защитный Put: что защищает, сколько стоит, когда заканчивается защита</w:t>
             </w:r>
           </w:p>
         </w:tc>
+      </w:tr>
+      <w:tr>
         <w:tc>
           <w:tcPr>
-            <w:tcW w:type="dxa" w:w="2550"/>
-            <w:vAlign w:val="center"/>
+            <w:tcW w:type="dxa" w:w="3383"/>
             <w:tcMar>
               <w:top w:w="90" w:type="dxa"/>
-              <w:start w:w="100" w:type="dxa"/>
+              <w:start w:w="110" w:type="dxa"/>
               <w:bottom w:w="90" w:type="dxa"/>
-              <w:end w:w="100" w:type="dxa"/>
+              <w:end w:w="110" w:type="dxa"/>
             </w:tcMar>
-            <w:shd w:fill="EAF0F6"/>
+            <w:vAlign w:val="center"/>
+            <w:shd w:fill="F6F8FB" w:val="clear"/>
           </w:tcPr>
           <w:p>
             <w:pPr>
@@ -859,24 +883,24 @@
             <w:r>
               <w:rPr>
                 <w:rFonts w:ascii="Arial" w:hAnsi="Arial"/>
+                <w:color w:val="172033"/>
                 <w:sz w:val="17"/>
               </w:rPr>
-              <w:t>Участники видят защиту, её стоимость, максимальный убыток и срок.</w:t>
+              <w:t>50–57 мин</w:t>
             </w:r>
           </w:p>
         </w:tc>
-      </w:tr>
-      <w:tr>
         <w:tc>
           <w:tcPr>
-            <w:tcW w:type="dxa" w:w="2550"/>
-            <w:vAlign w:val="center"/>
+            <w:tcW w:type="dxa" w:w="3383"/>
             <w:tcMar>
               <w:top w:w="90" w:type="dxa"/>
-              <w:start w:w="100" w:type="dxa"/>
+              <w:start w:w="110" w:type="dxa"/>
               <w:bottom w:w="90" w:type="dxa"/>
-              <w:end w:w="100" w:type="dxa"/>
+              <w:end w:w="110" w:type="dxa"/>
             </w:tcMar>
+            <w:vAlign w:val="center"/>
+            <w:shd w:fill="F6F8FB" w:val="clear"/>
           </w:tcPr>
           <w:p>
             <w:pPr>
@@ -885,22 +909,24 @@
             <w:r>
               <w:rPr>
                 <w:rFonts w:ascii="Arial" w:hAnsi="Arial"/>
+                <w:color w:val="172033"/>
                 <w:sz w:val="17"/>
               </w:rPr>
-              <w:t>29:00-39:00</w:t>
+              <w:t>Терминал</w:t>
             </w:r>
           </w:p>
         </w:tc>
         <w:tc>
           <w:tcPr>
-            <w:tcW w:type="dxa" w:w="2550"/>
-            <w:vAlign w:val="center"/>
+            <w:tcW w:type="dxa" w:w="3383"/>
             <w:tcMar>
               <w:top w:w="90" w:type="dxa"/>
-              <w:start w:w="100" w:type="dxa"/>
+              <w:start w:w="110" w:type="dxa"/>
               <w:bottom w:w="90" w:type="dxa"/>
-              <w:end w:w="100" w:type="dxa"/>
+              <w:end w:w="110" w:type="dxa"/>
             </w:tcMar>
+            <w:vAlign w:val="center"/>
+            <w:shd w:fill="F6F8FB" w:val="clear"/>
           </w:tcPr>
           <w:p>
             <w:pPr>
@@ -909,22 +935,25 @@
             <w:r>
               <w:rPr>
                 <w:rFonts w:ascii="Arial" w:hAnsi="Arial"/>
+                <w:color w:val="172033"/>
                 <w:sz w:val="17"/>
               </w:rPr>
-              <w:t>Михалыч + Сэм</w:t>
+              <w:t>Как прочитать контракт и чем теоретическая цена отличается от реальной цены сделки</w:t>
             </w:r>
           </w:p>
         </w:tc>
+      </w:tr>
+      <w:tr>
         <w:tc>
           <w:tcPr>
-            <w:tcW w:type="dxa" w:w="2550"/>
-            <w:vAlign w:val="center"/>
+            <w:tcW w:type="dxa" w:w="3383"/>
             <w:tcMar>
               <w:top w:w="90" w:type="dxa"/>
-              <w:start w:w="100" w:type="dxa"/>
+              <w:start w:w="110" w:type="dxa"/>
               <w:bottom w:w="90" w:type="dxa"/>
-              <w:end w:w="100" w:type="dxa"/>
+              <w:end w:w="110" w:type="dxa"/>
             </w:tcMar>
+            <w:vAlign w:val="center"/>
           </w:tcPr>
           <w:p>
             <w:pPr>
@@ -933,22 +962,23 @@
             <w:r>
               <w:rPr>
                 <w:rFonts w:ascii="Arial" w:hAnsi="Arial"/>
+                <w:color w:val="172033"/>
                 <w:sz w:val="17"/>
               </w:rPr>
-              <w:t>Покупатель опциона</w:t>
+              <w:t>57–63 мин</w:t>
             </w:r>
           </w:p>
         </w:tc>
         <w:tc>
           <w:tcPr>
-            <w:tcW w:type="dxa" w:w="2550"/>
-            <w:vAlign w:val="center"/>
+            <w:tcW w:type="dxa" w:w="3383"/>
             <w:tcMar>
               <w:top w:w="90" w:type="dxa"/>
-              <w:start w:w="100" w:type="dxa"/>
+              <w:start w:w="110" w:type="dxa"/>
               <w:bottom w:w="90" w:type="dxa"/>
-              <w:end w:w="100" w:type="dxa"/>
+              <w:end w:w="110" w:type="dxa"/>
             </w:tcMar>
+            <w:vAlign w:val="center"/>
           </w:tcPr>
           <w:p>
             <w:pPr>
@@ -957,25 +987,23 @@
             <w:r>
               <w:rPr>
                 <w:rFonts w:ascii="Arial" w:hAnsi="Arial"/>
+                <w:color w:val="172033"/>
                 <w:sz w:val="17"/>
               </w:rPr>
-              <w:t>Понятны ограничение риска и цена времени.</w:t>
+              <w:t>Вопросы</w:t>
             </w:r>
           </w:p>
         </w:tc>
-      </w:tr>
-      <w:tr>
         <w:tc>
           <w:tcPr>
-            <w:tcW w:type="dxa" w:w="2550"/>
-            <w:vAlign w:val="center"/>
+            <w:tcW w:type="dxa" w:w="3383"/>
             <w:tcMar>
               <w:top w:w="90" w:type="dxa"/>
-              <w:start w:w="100" w:type="dxa"/>
+              <w:start w:w="110" w:type="dxa"/>
               <w:bottom w:w="90" w:type="dxa"/>
-              <w:end w:w="100" w:type="dxa"/>
+              <w:end w:w="110" w:type="dxa"/>
             </w:tcMar>
-            <w:shd w:fill="EAF0F6"/>
+            <w:vAlign w:val="center"/>
           </w:tcPr>
           <w:p>
             <w:pPr>
@@ -984,23 +1012,26 @@
             <w:r>
               <w:rPr>
                 <w:rFonts w:ascii="Arial" w:hAnsi="Arial"/>
+                <w:color w:val="172033"/>
                 <w:sz w:val="17"/>
               </w:rPr>
-              <w:t>39:00-49:00</w:t>
+              <w:t>Взять главные вопросы по механике, без персональных рекомендаций</w:t>
             </w:r>
           </w:p>
         </w:tc>
+      </w:tr>
+      <w:tr>
         <w:tc>
           <w:tcPr>
-            <w:tcW w:type="dxa" w:w="2550"/>
-            <w:vAlign w:val="center"/>
+            <w:tcW w:type="dxa" w:w="3383"/>
             <w:tcMar>
               <w:top w:w="90" w:type="dxa"/>
-              <w:start w:w="100" w:type="dxa"/>
+              <w:start w:w="110" w:type="dxa"/>
               <w:bottom w:w="90" w:type="dxa"/>
-              <w:end w:w="100" w:type="dxa"/>
+              <w:end w:w="110" w:type="dxa"/>
             </w:tcMar>
-            <w:shd w:fill="EAF0F6"/>
+            <w:vAlign w:val="center"/>
+            <w:shd w:fill="F6F8FB" w:val="clear"/>
           </w:tcPr>
           <w:p>
             <w:pPr>
@@ -1009,23 +1040,24 @@
             <w:r>
               <w:rPr>
                 <w:rFonts w:ascii="Arial" w:hAnsi="Arial"/>
+                <w:color w:val="172033"/>
                 <w:sz w:val="17"/>
               </w:rPr>
-              <w:t>Михалыч + Сэм</w:t>
+              <w:t>63–65 мин</w:t>
             </w:r>
           </w:p>
         </w:tc>
         <w:tc>
           <w:tcPr>
-            <w:tcW w:type="dxa" w:w="2550"/>
-            <w:vAlign w:val="center"/>
+            <w:tcW w:type="dxa" w:w="3383"/>
             <w:tcMar>
               <w:top w:w="90" w:type="dxa"/>
-              <w:start w:w="100" w:type="dxa"/>
+              <w:start w:w="110" w:type="dxa"/>
               <w:bottom w:w="90" w:type="dxa"/>
-              <w:end w:w="100" w:type="dxa"/>
+              <w:end w:w="110" w:type="dxa"/>
             </w:tcMar>
-            <w:shd w:fill="EAF0F6"/>
+            <w:vAlign w:val="center"/>
+            <w:shd w:fill="F6F8FB" w:val="clear"/>
           </w:tcPr>
           <w:p>
             <w:pPr>
@@ -1034,23 +1066,24 @@
             <w:r>
               <w:rPr>
                 <w:rFonts w:ascii="Arial" w:hAnsi="Arial"/>
+                <w:color w:val="172033"/>
                 <w:sz w:val="17"/>
               </w:rPr>
-              <w:t>Продавец опциона</w:t>
+              <w:t>Итог</w:t>
             </w:r>
           </w:p>
         </w:tc>
         <w:tc>
           <w:tcPr>
-            <w:tcW w:type="dxa" w:w="2550"/>
-            <w:vAlign w:val="center"/>
+            <w:tcW w:type="dxa" w:w="3383"/>
             <w:tcMar>
               <w:top w:w="90" w:type="dxa"/>
-              <w:start w:w="100" w:type="dxa"/>
+              <w:start w:w="110" w:type="dxa"/>
               <w:bottom w:w="90" w:type="dxa"/>
-              <w:end w:w="100" w:type="dxa"/>
+              <w:end w:w="110" w:type="dxa"/>
             </w:tcMar>
-            <w:shd w:fill="EAF0F6"/>
+            <w:vAlign w:val="center"/>
+            <w:shd w:fill="F6F8FB" w:val="clear"/>
           </w:tcPr>
           <w:p>
             <w:pPr>
@@ -1059,307 +1092,10 @@
             <w:r>
               <w:rPr>
                 <w:rFonts w:ascii="Arial" w:hAnsi="Arial"/>
+                <w:color w:val="172033"/>
                 <w:sz w:val="17"/>
               </w:rPr>
-              <w:t>Премия отделена от прибыли, а ГО от максимального убытка.</w:t>
-            </w:r>
-          </w:p>
-        </w:tc>
-      </w:tr>
-      <w:tr>
-        <w:tc>
-          <w:tcPr>
-            <w:tcW w:type="dxa" w:w="2550"/>
-            <w:vAlign w:val="center"/>
-            <w:tcMar>
-              <w:top w:w="90" w:type="dxa"/>
-              <w:start w:w="100" w:type="dxa"/>
-              <w:bottom w:w="90" w:type="dxa"/>
-              <w:end w:w="100" w:type="dxa"/>
-            </w:tcMar>
-          </w:tcPr>
-          <w:p>
-            <w:pPr>
-              <w:spacing w:after="0" w:line="240" w:lineRule="auto"/>
-            </w:pPr>
-            <w:r>
-              <w:rPr>
-                <w:rFonts w:ascii="Arial" w:hAnsi="Arial"/>
-                <w:sz w:val="17"/>
-              </w:rPr>
-              <w:t>49:00-56:00</w:t>
-            </w:r>
-          </w:p>
-        </w:tc>
-        <w:tc>
-          <w:tcPr>
-            <w:tcW w:type="dxa" w:w="2550"/>
-            <w:vAlign w:val="center"/>
-            <w:tcMar>
-              <w:top w:w="90" w:type="dxa"/>
-              <w:start w:w="100" w:type="dxa"/>
-              <w:bottom w:w="90" w:type="dxa"/>
-              <w:end w:w="100" w:type="dxa"/>
-            </w:tcMar>
-          </w:tcPr>
-          <w:p>
-            <w:pPr>
-              <w:spacing w:after="0" w:line="240" w:lineRule="auto"/>
-            </w:pPr>
-            <w:r>
-              <w:rPr>
-                <w:rFonts w:ascii="Arial" w:hAnsi="Arial"/>
-                <w:sz w:val="17"/>
-              </w:rPr>
-              <w:t>Сэм</w:t>
-            </w:r>
-          </w:p>
-        </w:tc>
-        <w:tc>
-          <w:tcPr>
-            <w:tcW w:type="dxa" w:w="2550"/>
-            <w:vAlign w:val="center"/>
-            <w:tcMar>
-              <w:top w:w="90" w:type="dxa"/>
-              <w:start w:w="100" w:type="dxa"/>
-              <w:bottom w:w="90" w:type="dxa"/>
-              <w:end w:w="100" w:type="dxa"/>
-            </w:tcMar>
-          </w:tcPr>
-          <w:p>
-            <w:pPr>
-              <w:spacing w:after="0" w:line="240" w:lineRule="auto"/>
-            </w:pPr>
-            <w:r>
-              <w:rPr>
-                <w:rFonts w:ascii="Arial" w:hAnsi="Arial"/>
-                <w:sz w:val="17"/>
-              </w:rPr>
-              <w:t>Терминал и российская специфика</w:t>
-            </w:r>
-          </w:p>
-        </w:tc>
-        <w:tc>
-          <w:tcPr>
-            <w:tcW w:type="dxa" w:w="2550"/>
-            <w:vAlign w:val="center"/>
-            <w:tcMar>
-              <w:top w:w="90" w:type="dxa"/>
-              <w:start w:w="100" w:type="dxa"/>
-              <w:bottom w:w="90" w:type="dxa"/>
-              <w:end w:w="100" w:type="dxa"/>
-            </w:tcMar>
-          </w:tcPr>
-          <w:p>
-            <w:pPr>
-              <w:spacing w:after="0" w:line="240" w:lineRule="auto"/>
-            </w:pPr>
-            <w:r>
-              <w:rPr>
-                <w:rFonts w:ascii="Arial" w:hAnsi="Arial"/>
-                <w:sz w:val="17"/>
-              </w:rPr>
-              <w:t>Участники различают Bid, Ask, теоретическую цену и правила контракта.</w:t>
-            </w:r>
-          </w:p>
-        </w:tc>
-      </w:tr>
-      <w:tr>
-        <w:tc>
-          <w:tcPr>
-            <w:tcW w:type="dxa" w:w="2550"/>
-            <w:vAlign w:val="center"/>
-            <w:tcMar>
-              <w:top w:w="90" w:type="dxa"/>
-              <w:start w:w="100" w:type="dxa"/>
-              <w:bottom w:w="90" w:type="dxa"/>
-              <w:end w:w="100" w:type="dxa"/>
-            </w:tcMar>
-            <w:shd w:fill="EAF0F6"/>
-          </w:tcPr>
-          <w:p>
-            <w:pPr>
-              <w:spacing w:after="0" w:line="240" w:lineRule="auto"/>
-            </w:pPr>
-            <w:r>
-              <w:rPr>
-                <w:rFonts w:ascii="Arial" w:hAnsi="Arial"/>
-                <w:sz w:val="17"/>
-              </w:rPr>
-              <w:t>56:00-63:00</w:t>
-            </w:r>
-          </w:p>
-        </w:tc>
-        <w:tc>
-          <w:tcPr>
-            <w:tcW w:type="dxa" w:w="2550"/>
-            <w:vAlign w:val="center"/>
-            <w:tcMar>
-              <w:top w:w="90" w:type="dxa"/>
-              <w:start w:w="100" w:type="dxa"/>
-              <w:bottom w:w="90" w:type="dxa"/>
-              <w:end w:w="100" w:type="dxa"/>
-            </w:tcMar>
-            <w:shd w:fill="EAF0F6"/>
-          </w:tcPr>
-          <w:p>
-            <w:pPr>
-              <w:spacing w:after="0" w:line="240" w:lineRule="auto"/>
-            </w:pPr>
-            <w:r>
-              <w:rPr>
-                <w:rFonts w:ascii="Arial" w:hAnsi="Arial"/>
-                <w:sz w:val="17"/>
-              </w:rPr>
-              <w:t>Михалыч модерирует</w:t>
-            </w:r>
-          </w:p>
-        </w:tc>
-        <w:tc>
-          <w:tcPr>
-            <w:tcW w:type="dxa" w:w="2550"/>
-            <w:vAlign w:val="center"/>
-            <w:tcMar>
-              <w:top w:w="90" w:type="dxa"/>
-              <w:start w:w="100" w:type="dxa"/>
-              <w:bottom w:w="90" w:type="dxa"/>
-              <w:end w:w="100" w:type="dxa"/>
-            </w:tcMar>
-            <w:shd w:fill="EAF0F6"/>
-          </w:tcPr>
-          <w:p>
-            <w:pPr>
-              <w:spacing w:after="0" w:line="240" w:lineRule="auto"/>
-            </w:pPr>
-            <w:r>
-              <w:rPr>
-                <w:rFonts w:ascii="Arial" w:hAnsi="Arial"/>
-                <w:sz w:val="17"/>
-              </w:rPr>
-              <w:t>Три вопроса</w:t>
-            </w:r>
-          </w:p>
-        </w:tc>
-        <w:tc>
-          <w:tcPr>
-            <w:tcW w:type="dxa" w:w="2550"/>
-            <w:vAlign w:val="center"/>
-            <w:tcMar>
-              <w:top w:w="90" w:type="dxa"/>
-              <w:start w:w="100" w:type="dxa"/>
-              <w:bottom w:w="90" w:type="dxa"/>
-              <w:end w:w="100" w:type="dxa"/>
-            </w:tcMar>
-            <w:shd w:fill="EAF0F6"/>
-          </w:tcPr>
-          <w:p>
-            <w:pPr>
-              <w:spacing w:after="0" w:line="240" w:lineRule="auto"/>
-            </w:pPr>
-            <w:r>
-              <w:rPr>
-                <w:rFonts w:ascii="Arial" w:hAnsi="Arial"/>
-                <w:sz w:val="17"/>
-              </w:rPr>
-              <w:t>Закрываются главные ошибки модуля без разбора личных сделок.</w:t>
-            </w:r>
-          </w:p>
-        </w:tc>
-      </w:tr>
-      <w:tr>
-        <w:tc>
-          <w:tcPr>
-            <w:tcW w:type="dxa" w:w="2550"/>
-            <w:vAlign w:val="center"/>
-            <w:tcMar>
-              <w:top w:w="90" w:type="dxa"/>
-              <w:start w:w="100" w:type="dxa"/>
-              <w:bottom w:w="90" w:type="dxa"/>
-              <w:end w:w="100" w:type="dxa"/>
-            </w:tcMar>
-          </w:tcPr>
-          <w:p>
-            <w:pPr>
-              <w:spacing w:after="0" w:line="240" w:lineRule="auto"/>
-            </w:pPr>
-            <w:r>
-              <w:rPr>
-                <w:rFonts w:ascii="Arial" w:hAnsi="Arial"/>
-                <w:sz w:val="17"/>
-              </w:rPr>
-              <w:t>63:00-65:00</w:t>
-            </w:r>
-          </w:p>
-        </w:tc>
-        <w:tc>
-          <w:tcPr>
-            <w:tcW w:type="dxa" w:w="2550"/>
-            <w:vAlign w:val="center"/>
-            <w:tcMar>
-              <w:top w:w="90" w:type="dxa"/>
-              <w:start w:w="100" w:type="dxa"/>
-              <w:bottom w:w="90" w:type="dxa"/>
-              <w:end w:w="100" w:type="dxa"/>
-            </w:tcMar>
-          </w:tcPr>
-          <w:p>
-            <w:pPr>
-              <w:spacing w:after="0" w:line="240" w:lineRule="auto"/>
-            </w:pPr>
-            <w:r>
-              <w:rPr>
-                <w:rFonts w:ascii="Arial" w:hAnsi="Arial"/>
-                <w:sz w:val="17"/>
-              </w:rPr>
-              <w:t>Михалыч</w:t>
-            </w:r>
-          </w:p>
-        </w:tc>
-        <w:tc>
-          <w:tcPr>
-            <w:tcW w:type="dxa" w:w="2550"/>
-            <w:vAlign w:val="center"/>
-            <w:tcMar>
-              <w:top w:w="90" w:type="dxa"/>
-              <w:start w:w="100" w:type="dxa"/>
-              <w:bottom w:w="90" w:type="dxa"/>
-              <w:end w:w="100" w:type="dxa"/>
-            </w:tcMar>
-          </w:tcPr>
-          <w:p>
-            <w:pPr>
-              <w:spacing w:after="0" w:line="240" w:lineRule="auto"/>
-            </w:pPr>
-            <w:r>
-              <w:rPr>
-                <w:rFonts w:ascii="Arial" w:hAnsi="Arial"/>
-                <w:sz w:val="17"/>
-              </w:rPr>
-              <w:t>Итог и домашнее задание</w:t>
-            </w:r>
-          </w:p>
-        </w:tc>
-        <w:tc>
-          <w:tcPr>
-            <w:tcW w:type="dxa" w:w="2550"/>
-            <w:vAlign w:val="center"/>
-            <w:tcMar>
-              <w:top w:w="90" w:type="dxa"/>
-              <w:start w:w="100" w:type="dxa"/>
-              <w:bottom w:w="90" w:type="dxa"/>
-              <w:end w:w="100" w:type="dxa"/>
-            </w:tcMar>
-          </w:tcPr>
-          <w:p>
-            <w:pPr>
-              <w:spacing w:after="0" w:line="240" w:lineRule="auto"/>
-            </w:pPr>
-            <w:r>
-              <w:rPr>
-                <w:rFonts w:ascii="Arial" w:hAnsi="Arial"/>
-                <w:sz w:val="17"/>
-              </w:rPr>
-              <w:t>Участник получает один конкретный следующий шаг.</w:t>
+              <w:t>Пять проверок перед любой опционной идеей</w:t>
             </w:r>
           </w:p>
         </w:tc>
@@ -1367,12 +1103,1104 @@
     </w:tbl>
     <w:p>
       <w:pPr>
-        <w:spacing w:after="20"/>
+        <w:spacing w:after="0"/>
       </w:pPr>
     </w:p>
     <w:p>
+      <w:pPr>
+        <w:pStyle w:val="Heading1"/>
+      </w:pPr>
       <w:r>
-        <w:br w:type="page"/>
+        <w:t>Темы и направления разговора</w:t>
+      </w:r>
+    </w:p>
+    <w:p>
+      <w:pPr>
+        <w:pStyle w:val="Heading2"/>
+      </w:pPr>
+      <w:r>
+        <w:t>1. Почему не купить просто акцию или фьючерс</w:t>
+      </w:r>
+    </w:p>
+    <w:p>
+      <w:pPr>
+        <w:spacing w:after="60"/>
+      </w:pPr>
+      <w:r>
+        <w:rPr>
+          <w:rFonts w:ascii="Arial" w:hAnsi="Arial"/>
+          <w:color w:val="172033"/>
+          <w:sz w:val="20"/>
+        </w:rPr>
+        <w:t xml:space="preserve">Вопрос Михалыча: </w:t>
+      </w:r>
+      <w:r>
+        <w:rPr>
+          <w:rFonts w:ascii="Arial" w:hAnsi="Arial"/>
+          <w:b/>
+          <w:color w:val="172033"/>
+          <w:sz w:val="20"/>
+        </w:rPr>
+        <w:t>если ожидаем движение рынка, зачем нужен опцион?</w:t>
+      </w:r>
+    </w:p>
+    <w:p>
+      <w:pPr>
+        <w:spacing w:after="60"/>
+      </w:pPr>
+      <w:r>
+        <w:rPr>
+          <w:rFonts w:ascii="Arial" w:hAnsi="Arial"/>
+          <w:color w:val="172033"/>
+          <w:sz w:val="20"/>
+        </w:rPr>
+        <w:t>Куда вести разговор:</w:t>
+      </w:r>
+    </w:p>
+    <w:p>
+      <w:pPr>
+        <w:pStyle w:val="ListBullet"/>
+        <w:spacing w:after="36" w:line="250" w:lineRule="auto"/>
+      </w:pPr>
+      <w:r>
+        <w:rPr>
+          <w:rFonts w:ascii="Arial" w:hAnsi="Arial"/>
+          <w:color w:val="172033"/>
+          <w:sz w:val="20"/>
+        </w:rPr>
+        <w:t>акция даёт прямое участие в движении без экспирации;</w:t>
+      </w:r>
+    </w:p>
+    <w:p>
+      <w:pPr>
+        <w:pStyle w:val="ListBullet"/>
+        <w:spacing w:after="36" w:line="250" w:lineRule="auto"/>
+      </w:pPr>
+      <w:r>
+        <w:rPr>
+          <w:rFonts w:ascii="Arial" w:hAnsi="Arial"/>
+          <w:color w:val="172033"/>
+          <w:sz w:val="20"/>
+        </w:rPr>
+        <w:t>фьючерс даёт линейный результат и обязательства;</w:t>
+      </w:r>
+    </w:p>
+    <w:p>
+      <w:pPr>
+        <w:pStyle w:val="ListBullet"/>
+        <w:spacing w:after="36" w:line="250" w:lineRule="auto"/>
+      </w:pPr>
+      <w:r>
+        <w:rPr>
+          <w:rFonts w:ascii="Arial" w:hAnsi="Arial"/>
+          <w:color w:val="172033"/>
+          <w:sz w:val="20"/>
+        </w:rPr>
+        <w:t>опцион нужен, когда важны заранее заданный риск, защита, срок или особая форма результата;</w:t>
+      </w:r>
+    </w:p>
+    <w:p>
+      <w:pPr>
+        <w:pStyle w:val="ListBullet"/>
+        <w:spacing w:after="36" w:line="250" w:lineRule="auto"/>
+      </w:pPr>
+      <w:r>
+        <w:rPr>
+          <w:rFonts w:ascii="Arial" w:hAnsi="Arial"/>
+          <w:color w:val="172033"/>
+          <w:sz w:val="20"/>
+        </w:rPr>
+        <w:t xml:space="preserve">выбор начинается с задачи, а не с кнопки </w:t>
+      </w:r>
+      <w:r>
+        <w:rPr>
+          <w:rFonts w:ascii="Consolas" w:hAnsi="Consolas"/>
+          <w:color w:val="159CFF"/>
+          <w:sz w:val="20"/>
+        </w:rPr>
+        <w:t>CALL</w:t>
+      </w:r>
+      <w:r>
+        <w:rPr>
+          <w:rFonts w:ascii="Arial" w:hAnsi="Arial"/>
+          <w:color w:val="172033"/>
+          <w:sz w:val="20"/>
+        </w:rPr>
+        <w:t xml:space="preserve"> или </w:t>
+      </w:r>
+      <w:r>
+        <w:rPr>
+          <w:rFonts w:ascii="Consolas" w:hAnsi="Consolas"/>
+          <w:color w:val="159CFF"/>
+          <w:sz w:val="20"/>
+        </w:rPr>
+        <w:t>PUT</w:t>
+      </w:r>
+      <w:r>
+        <w:rPr>
+          <w:rFonts w:ascii="Arial" w:hAnsi="Arial"/>
+          <w:color w:val="172033"/>
+          <w:sz w:val="20"/>
+        </w:rPr>
+        <w:t>.</w:t>
+      </w:r>
+    </w:p>
+    <w:p>
+      <w:pPr>
+        <w:pStyle w:val="Heading2"/>
+      </w:pPr>
+      <w:r>
+        <w:t>2. Что дают опционы</w:t>
+      </w:r>
+    </w:p>
+    <w:p>
+      <w:pPr>
+        <w:pStyle w:val="ListBullet"/>
+        <w:spacing w:after="36" w:line="250" w:lineRule="auto"/>
+      </w:pPr>
+      <w:r>
+        <w:rPr>
+          <w:rFonts w:ascii="Arial" w:hAnsi="Arial"/>
+          <w:b/>
+          <w:color w:val="172033"/>
+          <w:sz w:val="20"/>
+        </w:rPr>
+        <w:t>Ограничение риска покупателя.</w:t>
+      </w:r>
+      <w:r>
+        <w:rPr>
+          <w:rFonts w:ascii="Arial" w:hAnsi="Arial"/>
+          <w:color w:val="172033"/>
+          <w:sz w:val="20"/>
+        </w:rPr>
+        <w:t xml:space="preserve"> По купленному премиальному опциону заранее известна сумма, которой рискуют по самому контракту.</w:t>
+      </w:r>
+    </w:p>
+    <w:p>
+      <w:pPr>
+        <w:pStyle w:val="ListBullet"/>
+        <w:spacing w:after="36" w:line="250" w:lineRule="auto"/>
+      </w:pPr>
+      <w:r>
+        <w:rPr>
+          <w:rFonts w:ascii="Arial" w:hAnsi="Arial"/>
+          <w:b/>
+          <w:color w:val="172033"/>
+          <w:sz w:val="20"/>
+        </w:rPr>
+        <w:t>Защита позиции.</w:t>
+      </w:r>
+      <w:r>
+        <w:rPr>
+          <w:rFonts w:ascii="Arial" w:hAnsi="Arial"/>
+          <w:color w:val="172033"/>
+          <w:sz w:val="20"/>
+        </w:rPr>
+        <w:t xml:space="preserve"> </w:t>
+      </w:r>
+      <w:r>
+        <w:rPr>
+          <w:rFonts w:ascii="Consolas" w:hAnsi="Consolas"/>
+          <w:color w:val="159CFF"/>
+          <w:sz w:val="20"/>
+        </w:rPr>
+        <w:t>PUT</w:t>
+      </w:r>
+      <w:r>
+        <w:rPr>
+          <w:rFonts w:ascii="Arial" w:hAnsi="Arial"/>
+          <w:color w:val="172033"/>
+          <w:sz w:val="20"/>
+        </w:rPr>
+        <w:t xml:space="preserve"> может ограничить падение портфеля на выбранный срок.</w:t>
+      </w:r>
+    </w:p>
+    <w:p>
+      <w:pPr>
+        <w:pStyle w:val="ListBullet"/>
+        <w:spacing w:after="36" w:line="250" w:lineRule="auto"/>
+      </w:pPr>
+      <w:r>
+        <w:rPr>
+          <w:rFonts w:ascii="Arial" w:hAnsi="Arial"/>
+          <w:b/>
+          <w:color w:val="172033"/>
+          <w:sz w:val="20"/>
+        </w:rPr>
+        <w:t>Гибкость.</w:t>
+      </w:r>
+      <w:r>
+        <w:rPr>
+          <w:rFonts w:ascii="Arial" w:hAnsi="Arial"/>
+          <w:color w:val="172033"/>
+          <w:sz w:val="20"/>
+        </w:rPr>
+        <w:t xml:space="preserve"> Можно строить сценарии на рост, падение, боковое движение и изменение волатильности.</w:t>
+      </w:r>
+    </w:p>
+    <w:p>
+      <w:pPr>
+        <w:pStyle w:val="ListBullet"/>
+        <w:spacing w:after="36" w:line="250" w:lineRule="auto"/>
+      </w:pPr>
+      <w:r>
+        <w:rPr>
+          <w:rFonts w:ascii="Arial" w:hAnsi="Arial"/>
+          <w:b/>
+          <w:color w:val="172033"/>
+          <w:sz w:val="20"/>
+        </w:rPr>
+        <w:t>Асимметрия.</w:t>
+      </w:r>
+      <w:r>
+        <w:rPr>
+          <w:rFonts w:ascii="Arial" w:hAnsi="Arial"/>
+          <w:color w:val="172033"/>
+          <w:sz w:val="20"/>
+        </w:rPr>
+        <w:t xml:space="preserve"> Результат может меняться нелинейно относительно базового актива.</w:t>
+      </w:r>
+    </w:p>
+    <w:p>
+      <w:pPr>
+        <w:pStyle w:val="ListBullet"/>
+        <w:spacing w:after="36" w:line="250" w:lineRule="auto"/>
+      </w:pPr>
+      <w:r>
+        <w:rPr>
+          <w:rFonts w:ascii="Arial" w:hAnsi="Arial"/>
+          <w:b/>
+          <w:color w:val="172033"/>
+          <w:sz w:val="20"/>
+        </w:rPr>
+        <w:t>Эффективность капитала.</w:t>
+      </w:r>
+      <w:r>
+        <w:rPr>
+          <w:rFonts w:ascii="Arial" w:hAnsi="Arial"/>
+          <w:color w:val="172033"/>
+          <w:sz w:val="20"/>
+        </w:rPr>
+        <w:t xml:space="preserve"> Для направленной идеи может потребоваться меньше денег, чем на покупку всего базового актива.</w:t>
+      </w:r>
+    </w:p>
+    <w:p>
+      <w:pPr>
+        <w:pStyle w:val="Heading2"/>
+      </w:pPr>
+      <w:r>
+        <w:t>3. Чем платят за эти преимущества</w:t>
+      </w:r>
+    </w:p>
+    <w:p>
+      <w:pPr>
+        <w:pStyle w:val="ListBullet"/>
+        <w:spacing w:after="36" w:line="250" w:lineRule="auto"/>
+      </w:pPr>
+      <w:r>
+        <w:rPr>
+          <w:rFonts w:ascii="Arial" w:hAnsi="Arial"/>
+          <w:color w:val="172033"/>
+          <w:sz w:val="20"/>
+        </w:rPr>
+        <w:t>премия может быть потеряна полностью;</w:t>
+      </w:r>
+    </w:p>
+    <w:p>
+      <w:pPr>
+        <w:pStyle w:val="ListBullet"/>
+        <w:spacing w:after="36" w:line="250" w:lineRule="auto"/>
+      </w:pPr>
+      <w:r>
+        <w:rPr>
+          <w:rFonts w:ascii="Arial" w:hAnsi="Arial"/>
+          <w:color w:val="172033"/>
+          <w:sz w:val="20"/>
+        </w:rPr>
+        <w:t>идея ограничена сроком;</w:t>
+      </w:r>
+    </w:p>
+    <w:p>
+      <w:pPr>
+        <w:pStyle w:val="ListBullet"/>
+        <w:spacing w:after="36" w:line="250" w:lineRule="auto"/>
+      </w:pPr>
+      <w:r>
+        <w:rPr>
+          <w:rFonts w:ascii="Arial" w:hAnsi="Arial"/>
+          <w:color w:val="172033"/>
+          <w:sz w:val="20"/>
+        </w:rPr>
+        <w:t>нужно угадать не только направление, но и силу и время движения;</w:t>
+      </w:r>
+    </w:p>
+    <w:p>
+      <w:pPr>
+        <w:pStyle w:val="ListBullet"/>
+        <w:spacing w:after="36" w:line="250" w:lineRule="auto"/>
+      </w:pPr>
+      <w:r>
+        <w:rPr>
+          <w:rFonts w:ascii="Arial" w:hAnsi="Arial"/>
+          <w:color w:val="172033"/>
+          <w:sz w:val="20"/>
+        </w:rPr>
+        <w:t>до экспирации на цену влияют время и волатильность;</w:t>
+      </w:r>
+    </w:p>
+    <w:p>
+      <w:pPr>
+        <w:pStyle w:val="ListBullet"/>
+        <w:spacing w:after="36" w:line="250" w:lineRule="auto"/>
+      </w:pPr>
+      <w:r>
+        <w:rPr>
+          <w:rFonts w:ascii="Arial" w:hAnsi="Arial"/>
+          <w:color w:val="172033"/>
+          <w:sz w:val="20"/>
+        </w:rPr>
+        <w:t>широкий спред и слабая ликвидность ухудшают вход и выход;</w:t>
+      </w:r>
+    </w:p>
+    <w:p>
+      <w:pPr>
+        <w:pStyle w:val="ListBullet"/>
+        <w:spacing w:after="36" w:line="250" w:lineRule="auto"/>
+      </w:pPr>
+      <w:r>
+        <w:rPr>
+          <w:rFonts w:ascii="Arial" w:hAnsi="Arial"/>
+          <w:color w:val="172033"/>
+          <w:sz w:val="20"/>
+        </w:rPr>
+        <w:t>нужно заранее понимать последствия исполнения.</w:t>
+      </w:r>
+    </w:p>
+    <w:p>
+      <w:pPr>
+        <w:spacing w:after="60"/>
+      </w:pPr>
+      <w:r>
+        <w:rPr>
+          <w:rFonts w:ascii="Arial" w:hAnsi="Arial"/>
+          <w:color w:val="172033"/>
+          <w:sz w:val="20"/>
+        </w:rPr>
+        <w:t xml:space="preserve">Ключевая связка: </w:t>
+      </w:r>
+      <w:r>
+        <w:rPr>
+          <w:rFonts w:ascii="Arial" w:hAnsi="Arial"/>
+          <w:b/>
+          <w:color w:val="172033"/>
+          <w:sz w:val="20"/>
+        </w:rPr>
+        <w:t>ограниченный убыток не означает высокую вероятность прибыли</w:t>
+      </w:r>
+      <w:r>
+        <w:rPr>
+          <w:rFonts w:ascii="Arial" w:hAnsi="Arial"/>
+          <w:color w:val="172033"/>
+          <w:sz w:val="20"/>
+        </w:rPr>
+        <w:t>.</w:t>
+      </w:r>
+    </w:p>
+    <w:p>
+      <w:pPr>
+        <w:pStyle w:val="Heading2"/>
+      </w:pPr>
+      <w:r>
+        <w:t>4. Покупатель и продавец</w:t>
+      </w:r>
+    </w:p>
+    <w:p>
+      <w:pPr>
+        <w:spacing w:before="60" w:after="20"/>
+      </w:pPr>
+      <w:r>
+        <w:rPr>
+          <w:rFonts w:ascii="Arial" w:hAnsi="Arial"/>
+          <w:b/>
+          <w:color w:val="172033"/>
+          <w:sz w:val="21"/>
+        </w:rPr>
+        <w:t>Покупатель</w:t>
+      </w:r>
+    </w:p>
+    <w:p>
+      <w:pPr>
+        <w:pStyle w:val="ListBullet"/>
+        <w:spacing w:after="36" w:line="250" w:lineRule="auto"/>
+      </w:pPr>
+      <w:r>
+        <w:rPr>
+          <w:rFonts w:ascii="Arial" w:hAnsi="Arial"/>
+          <w:color w:val="172033"/>
+          <w:sz w:val="20"/>
+        </w:rPr>
+        <w:t>платит премию за право;</w:t>
+      </w:r>
+    </w:p>
+    <w:p>
+      <w:pPr>
+        <w:pStyle w:val="ListBullet"/>
+        <w:spacing w:after="36" w:line="250" w:lineRule="auto"/>
+      </w:pPr>
+      <w:r>
+        <w:rPr>
+          <w:rFonts w:ascii="Arial" w:hAnsi="Arial"/>
+          <w:color w:val="172033"/>
+          <w:sz w:val="20"/>
+        </w:rPr>
+        <w:t>может заранее ограничить риск по купленному контракту;</w:t>
+      </w:r>
+    </w:p>
+    <w:p>
+      <w:pPr>
+        <w:pStyle w:val="ListBullet"/>
+        <w:spacing w:after="36" w:line="250" w:lineRule="auto"/>
+      </w:pPr>
+      <w:r>
+        <w:rPr>
+          <w:rFonts w:ascii="Arial" w:hAnsi="Arial"/>
+          <w:color w:val="172033"/>
+          <w:sz w:val="20"/>
+        </w:rPr>
+        <w:t>принимает риск потери всей премии и ограничения по сроку.</w:t>
+      </w:r>
+    </w:p>
+    <w:p>
+      <w:pPr>
+        <w:spacing w:before="60" w:after="20"/>
+      </w:pPr>
+      <w:r>
+        <w:rPr>
+          <w:rFonts w:ascii="Arial" w:hAnsi="Arial"/>
+          <w:b/>
+          <w:color w:val="172033"/>
+          <w:sz w:val="21"/>
+        </w:rPr>
+        <w:t>Продавец</w:t>
+      </w:r>
+    </w:p>
+    <w:p>
+      <w:pPr>
+        <w:pStyle w:val="ListBullet"/>
+        <w:spacing w:after="36" w:line="250" w:lineRule="auto"/>
+      </w:pPr>
+      <w:r>
+        <w:rPr>
+          <w:rFonts w:ascii="Arial" w:hAnsi="Arial"/>
+          <w:color w:val="172033"/>
+          <w:sz w:val="20"/>
+        </w:rPr>
+        <w:t>получает премию за обязательство;</w:t>
+      </w:r>
+    </w:p>
+    <w:p>
+      <w:pPr>
+        <w:pStyle w:val="ListBullet"/>
+        <w:spacing w:after="36" w:line="250" w:lineRule="auto"/>
+      </w:pPr>
+      <w:r>
+        <w:rPr>
+          <w:rFonts w:ascii="Arial" w:hAnsi="Arial"/>
+          <w:color w:val="172033"/>
+          <w:sz w:val="20"/>
+        </w:rPr>
+        <w:t>выигрывает, если обязательство дешевеет или истекает без выплаты;</w:t>
+      </w:r>
+    </w:p>
+    <w:p>
+      <w:pPr>
+        <w:pStyle w:val="ListBullet"/>
+        <w:spacing w:after="36" w:line="250" w:lineRule="auto"/>
+      </w:pPr>
+      <w:r>
+        <w:rPr>
+          <w:rFonts w:ascii="Arial" w:hAnsi="Arial"/>
+          <w:color w:val="172033"/>
+          <w:sz w:val="20"/>
+        </w:rPr>
+        <w:t>может получить убыток, значительно превышающий премию;</w:t>
+      </w:r>
+    </w:p>
+    <w:p>
+      <w:pPr>
+        <w:pStyle w:val="ListBullet"/>
+        <w:spacing w:after="36" w:line="250" w:lineRule="auto"/>
+      </w:pPr>
+      <w:r>
+        <w:rPr>
+          <w:rFonts w:ascii="Arial" w:hAnsi="Arial"/>
+          <w:color w:val="172033"/>
+          <w:sz w:val="20"/>
+        </w:rPr>
+        <w:t>должен следить за обеспечением и возможностью закрыть позицию.</w:t>
+      </w:r>
+    </w:p>
+    <w:p>
+      <w:pPr>
+        <w:spacing w:after="60"/>
+      </w:pPr>
+      <w:r>
+        <w:rPr>
+          <w:rFonts w:ascii="Arial" w:hAnsi="Arial"/>
+          <w:color w:val="172033"/>
+          <w:sz w:val="20"/>
+        </w:rPr>
+        <w:t>Ключевые акценты:</w:t>
+      </w:r>
+    </w:p>
+    <w:p>
+      <w:pPr>
+        <w:pStyle w:val="ListBullet"/>
+        <w:spacing w:after="36" w:line="250" w:lineRule="auto"/>
+      </w:pPr>
+      <w:r>
+        <w:rPr>
+          <w:rFonts w:ascii="Arial" w:hAnsi="Arial"/>
+          <w:b/>
+          <w:color w:val="172033"/>
+          <w:sz w:val="20"/>
+        </w:rPr>
+        <w:t>премия не равна итоговой прибыли</w:t>
+      </w:r>
+      <w:r>
+        <w:rPr>
+          <w:rFonts w:ascii="Arial" w:hAnsi="Arial"/>
+          <w:color w:val="172033"/>
+          <w:sz w:val="20"/>
+        </w:rPr>
+        <w:t>;</w:t>
+      </w:r>
+    </w:p>
+    <w:p>
+      <w:pPr>
+        <w:pStyle w:val="ListBullet"/>
+        <w:spacing w:after="36" w:line="250" w:lineRule="auto"/>
+      </w:pPr>
+      <w:r>
+        <w:rPr>
+          <w:rFonts w:ascii="Arial" w:hAnsi="Arial"/>
+          <w:b/>
+          <w:color w:val="172033"/>
+          <w:sz w:val="20"/>
+        </w:rPr>
+        <w:t>гарантийное обеспечение не равно максимальному убытку</w:t>
+      </w:r>
+      <w:r>
+        <w:rPr>
+          <w:rFonts w:ascii="Arial" w:hAnsi="Arial"/>
+          <w:color w:val="172033"/>
+          <w:sz w:val="20"/>
+        </w:rPr>
+        <w:t>;</w:t>
+      </w:r>
+    </w:p>
+    <w:p>
+      <w:pPr>
+        <w:pStyle w:val="ListBullet"/>
+        <w:spacing w:after="36" w:line="250" w:lineRule="auto"/>
+      </w:pPr>
+      <w:r>
+        <w:rPr>
+          <w:rFonts w:ascii="Arial" w:hAnsi="Arial"/>
+          <w:color w:val="172033"/>
+          <w:sz w:val="20"/>
+        </w:rPr>
+        <w:t>дальний страйк может давать много небольших прибылей, но один сильный рынок способен перекрыть их.</w:t>
+      </w:r>
+    </w:p>
+    <w:p>
+      <w:pPr>
+        <w:pStyle w:val="Heading2"/>
+      </w:pPr>
+      <w:r>
+        <w:t>5. Практический пример: защитный Put</w:t>
+      </w:r>
+    </w:p>
+    <w:p>
+      <w:pPr>
+        <w:spacing w:after="60"/>
+      </w:pPr>
+      <w:r>
+        <w:rPr>
+          <w:rFonts w:ascii="Arial" w:hAnsi="Arial"/>
+          <w:color w:val="172033"/>
+          <w:sz w:val="20"/>
+        </w:rPr>
+        <w:t>Учебная конструкция:</w:t>
+      </w:r>
+    </w:p>
+    <w:p>
+      <w:pPr>
+        <w:pStyle w:val="ListBullet"/>
+        <w:spacing w:after="36" w:line="250" w:lineRule="auto"/>
+      </w:pPr>
+      <w:r>
+        <w:rPr>
+          <w:rFonts w:ascii="Arial" w:hAnsi="Arial"/>
+          <w:color w:val="172033"/>
+          <w:sz w:val="20"/>
+        </w:rPr>
+        <w:t>100 акций куплены по 100;</w:t>
+      </w:r>
+    </w:p>
+    <w:p>
+      <w:pPr>
+        <w:pStyle w:val="ListBullet"/>
+        <w:spacing w:after="36" w:line="250" w:lineRule="auto"/>
+      </w:pPr>
+      <w:r>
+        <w:rPr>
+          <w:rFonts w:ascii="Consolas" w:hAnsi="Consolas"/>
+          <w:color w:val="159CFF"/>
+          <w:sz w:val="20"/>
+        </w:rPr>
+        <w:t>PUT</w:t>
+      </w:r>
+      <w:r>
+        <w:rPr>
+          <w:rFonts w:ascii="Arial" w:hAnsi="Arial"/>
+          <w:color w:val="172033"/>
+          <w:sz w:val="20"/>
+        </w:rPr>
+        <w:t xml:space="preserve"> со страйком 90;</w:t>
+      </w:r>
+    </w:p>
+    <w:p>
+      <w:pPr>
+        <w:pStyle w:val="ListBullet"/>
+        <w:spacing w:after="36" w:line="250" w:lineRule="auto"/>
+      </w:pPr>
+      <w:r>
+        <w:rPr>
+          <w:rFonts w:ascii="Arial" w:hAnsi="Arial"/>
+          <w:color w:val="172033"/>
+          <w:sz w:val="20"/>
+        </w:rPr>
+        <w:t>премия 3 на акцию;</w:t>
+      </w:r>
+    </w:p>
+    <w:p>
+      <w:pPr>
+        <w:pStyle w:val="ListBullet"/>
+        <w:spacing w:after="36" w:line="250" w:lineRule="auto"/>
+      </w:pPr>
+      <w:r>
+        <w:rPr>
+          <w:rFonts w:ascii="Arial" w:hAnsi="Arial"/>
+          <w:color w:val="172033"/>
+          <w:sz w:val="20"/>
+        </w:rPr>
+        <w:t>защита стоит 300 на весь контракт.</w:t>
+      </w:r>
+    </w:p>
+    <w:p>
+      <w:pPr>
+        <w:spacing w:after="60"/>
+      </w:pPr>
+      <w:r>
+        <w:rPr>
+          <w:rFonts w:ascii="Arial" w:hAnsi="Arial"/>
+          <w:color w:val="172033"/>
+          <w:sz w:val="20"/>
+        </w:rPr>
+        <w:t>Что показать:</w:t>
+      </w:r>
+    </w:p>
+    <w:p>
+      <w:pPr>
+        <w:pStyle w:val="ListBullet"/>
+        <w:spacing w:after="36" w:line="250" w:lineRule="auto"/>
+      </w:pPr>
+      <w:r>
+        <w:rPr>
+          <w:rFonts w:ascii="Arial" w:hAnsi="Arial"/>
+          <w:color w:val="172033"/>
+          <w:sz w:val="20"/>
+        </w:rPr>
+        <w:t>при росте акции сохраняют рост, но результат уменьшается на стоимость защиты;</w:t>
+      </w:r>
+    </w:p>
+    <w:p>
+      <w:pPr>
+        <w:pStyle w:val="ListBullet"/>
+        <w:spacing w:after="36" w:line="250" w:lineRule="auto"/>
+      </w:pPr>
+      <w:r>
+        <w:rPr>
+          <w:rFonts w:ascii="Arial" w:hAnsi="Arial"/>
+          <w:color w:val="172033"/>
+          <w:sz w:val="20"/>
+        </w:rPr>
+        <w:t>при боковом рынке расходом остаётся премия;</w:t>
+      </w:r>
+    </w:p>
+    <w:p>
+      <w:pPr>
+        <w:pStyle w:val="ListBullet"/>
+        <w:spacing w:after="36" w:line="250" w:lineRule="auto"/>
+      </w:pPr>
+      <w:r>
+        <w:rPr>
+          <w:rFonts w:ascii="Arial" w:hAnsi="Arial"/>
+          <w:color w:val="172033"/>
+          <w:sz w:val="20"/>
+        </w:rPr>
+        <w:t xml:space="preserve">при сильном падении </w:t>
+      </w:r>
+      <w:r>
+        <w:rPr>
+          <w:rFonts w:ascii="Consolas" w:hAnsi="Consolas"/>
+          <w:color w:val="159CFF"/>
+          <w:sz w:val="20"/>
+        </w:rPr>
+        <w:t>PUT</w:t>
+      </w:r>
+      <w:r>
+        <w:rPr>
+          <w:rFonts w:ascii="Arial" w:hAnsi="Arial"/>
+          <w:color w:val="172033"/>
+          <w:sz w:val="20"/>
+        </w:rPr>
+        <w:t xml:space="preserve"> ограничивает дальнейший убыток ниже страйка;</w:t>
+      </w:r>
+    </w:p>
+    <w:p>
+      <w:pPr>
+        <w:pStyle w:val="ListBullet"/>
+        <w:spacing w:after="36" w:line="250" w:lineRule="auto"/>
+      </w:pPr>
+      <w:r>
+        <w:rPr>
+          <w:rFonts w:ascii="Arial" w:hAnsi="Arial"/>
+          <w:color w:val="172033"/>
+          <w:sz w:val="20"/>
+        </w:rPr>
+        <w:t>защита не убирает убыток полностью и действует только до экспирации.</w:t>
+      </w:r>
+    </w:p>
+    <w:p>
+      <w:pPr>
+        <w:spacing w:after="60"/>
+      </w:pPr>
+      <w:r>
+        <w:rPr>
+          <w:rFonts w:ascii="Arial" w:hAnsi="Arial"/>
+          <w:color w:val="172033"/>
+          <w:sz w:val="20"/>
+        </w:rPr>
+        <w:t xml:space="preserve">Вывод примера: </w:t>
+      </w:r>
+      <w:r>
+        <w:rPr>
+          <w:rFonts w:ascii="Arial" w:hAnsi="Arial"/>
+          <w:b/>
+          <w:color w:val="172033"/>
+          <w:sz w:val="20"/>
+        </w:rPr>
+        <w:t>заранее известны цена страховки и граница плохого сценария</w:t>
+      </w:r>
+      <w:r>
+        <w:rPr>
+          <w:rFonts w:ascii="Arial" w:hAnsi="Arial"/>
+          <w:color w:val="172033"/>
+          <w:sz w:val="20"/>
+        </w:rPr>
+        <w:t>.</w:t>
+      </w:r>
+    </w:p>
+    <w:p>
+      <w:pPr>
+        <w:pStyle w:val="Heading2"/>
+      </w:pPr>
+      <w:r>
+        <w:t>6. Что показать в терминале</w:t>
+      </w:r>
+    </w:p>
+    <w:p>
+      <w:pPr>
+        <w:spacing w:after="60"/>
+      </w:pPr>
+      <w:r>
+        <w:rPr>
+          <w:rFonts w:ascii="Arial" w:hAnsi="Arial"/>
+          <w:color w:val="172033"/>
+          <w:sz w:val="20"/>
+        </w:rPr>
+        <w:t>Прочитать один контракт слева направо:</w:t>
+      </w:r>
+    </w:p>
+    <w:p>
+      <w:pPr>
+        <w:pStyle w:val="ListNumber"/>
+        <w:spacing w:after="36" w:line="250" w:lineRule="auto"/>
+      </w:pPr>
+      <w:r>
+        <w:rPr>
+          <w:rFonts w:ascii="Arial" w:hAnsi="Arial"/>
+          <w:color w:val="172033"/>
+          <w:sz w:val="20"/>
+        </w:rPr>
+        <w:t>базовый актив;</w:t>
+      </w:r>
+    </w:p>
+    <w:p>
+      <w:pPr>
+        <w:pStyle w:val="ListNumber"/>
+        <w:spacing w:after="36" w:line="250" w:lineRule="auto"/>
+      </w:pPr>
+      <w:r>
+        <w:rPr>
+          <w:rFonts w:ascii="Consolas" w:hAnsi="Consolas"/>
+          <w:color w:val="159CFF"/>
+          <w:sz w:val="20"/>
+        </w:rPr>
+        <w:t>CALL</w:t>
+      </w:r>
+      <w:r>
+        <w:rPr>
+          <w:rFonts w:ascii="Arial" w:hAnsi="Arial"/>
+          <w:color w:val="172033"/>
+          <w:sz w:val="20"/>
+        </w:rPr>
+        <w:t xml:space="preserve"> или </w:t>
+      </w:r>
+      <w:r>
+        <w:rPr>
+          <w:rFonts w:ascii="Consolas" w:hAnsi="Consolas"/>
+          <w:color w:val="159CFF"/>
+          <w:sz w:val="20"/>
+        </w:rPr>
+        <w:t>PUT</w:t>
+      </w:r>
+      <w:r>
+        <w:rPr>
+          <w:rFonts w:ascii="Arial" w:hAnsi="Arial"/>
+          <w:color w:val="172033"/>
+          <w:sz w:val="20"/>
+        </w:rPr>
+        <w:t>;</w:t>
+      </w:r>
+    </w:p>
+    <w:p>
+      <w:pPr>
+        <w:pStyle w:val="ListNumber"/>
+        <w:spacing w:after="36" w:line="250" w:lineRule="auto"/>
+      </w:pPr>
+      <w:r>
+        <w:rPr>
+          <w:rFonts w:ascii="Arial" w:hAnsi="Arial"/>
+          <w:color w:val="172033"/>
+          <w:sz w:val="20"/>
+        </w:rPr>
+        <w:t>страйк;</w:t>
+      </w:r>
+    </w:p>
+    <w:p>
+      <w:pPr>
+        <w:pStyle w:val="ListNumber"/>
+        <w:spacing w:after="36" w:line="250" w:lineRule="auto"/>
+      </w:pPr>
+      <w:r>
+        <w:rPr>
+          <w:rFonts w:ascii="Arial" w:hAnsi="Arial"/>
+          <w:color w:val="172033"/>
+          <w:sz w:val="20"/>
+        </w:rPr>
+        <w:t>экспирация;</w:t>
+      </w:r>
+    </w:p>
+    <w:p>
+      <w:pPr>
+        <w:pStyle w:val="ListNumber"/>
+        <w:spacing w:after="36" w:line="250" w:lineRule="auto"/>
+      </w:pPr>
+      <w:r>
+        <w:rPr>
+          <w:rFonts w:ascii="Arial" w:hAnsi="Arial"/>
+          <w:color w:val="172033"/>
+          <w:sz w:val="20"/>
+        </w:rPr>
+        <w:t>множитель;</w:t>
+      </w:r>
+    </w:p>
+    <w:p>
+      <w:pPr>
+        <w:pStyle w:val="ListNumber"/>
+        <w:spacing w:after="36" w:line="250" w:lineRule="auto"/>
+      </w:pPr>
+      <w:r>
+        <w:rPr>
+          <w:rFonts w:ascii="Arial" w:hAnsi="Arial"/>
+          <w:color w:val="172033"/>
+          <w:sz w:val="20"/>
+        </w:rPr>
+        <w:t>тип расчёта и последствия исполнения.</w:t>
+      </w:r>
+    </w:p>
+    <w:p>
+      <w:pPr>
+        <w:spacing w:after="60"/>
+      </w:pPr>
+      <w:r>
+        <w:rPr>
+          <w:rFonts w:ascii="Arial" w:hAnsi="Arial"/>
+          <w:color w:val="172033"/>
+          <w:sz w:val="20"/>
+        </w:rPr>
+        <w:t>После этого показать:</w:t>
+      </w:r>
+    </w:p>
+    <w:p>
+      <w:pPr>
+        <w:pStyle w:val="ListBullet"/>
+        <w:spacing w:after="36" w:line="250" w:lineRule="auto"/>
+      </w:pPr>
+      <w:r>
+        <w:rPr>
+          <w:rFonts w:ascii="Consolas" w:hAnsi="Consolas"/>
+          <w:color w:val="159CFF"/>
+          <w:sz w:val="20"/>
+        </w:rPr>
+        <w:t>Bid</w:t>
+      </w:r>
+      <w:r>
+        <w:rPr>
+          <w:rFonts w:ascii="Arial" w:hAnsi="Arial"/>
+          <w:color w:val="172033"/>
+          <w:sz w:val="20"/>
+        </w:rPr>
+        <w:t xml:space="preserve"> и </w:t>
+      </w:r>
+      <w:r>
+        <w:rPr>
+          <w:rFonts w:ascii="Consolas" w:hAnsi="Consolas"/>
+          <w:color w:val="159CFF"/>
+          <w:sz w:val="20"/>
+        </w:rPr>
+        <w:t>Ask</w:t>
+      </w:r>
+      <w:r>
+        <w:rPr>
+          <w:rFonts w:ascii="Arial" w:hAnsi="Arial"/>
+          <w:color w:val="172033"/>
+          <w:sz w:val="20"/>
+        </w:rPr>
+        <w:t>;</w:t>
+      </w:r>
+    </w:p>
+    <w:p>
+      <w:pPr>
+        <w:pStyle w:val="ListBullet"/>
+        <w:spacing w:after="36" w:line="250" w:lineRule="auto"/>
+      </w:pPr>
+      <w:r>
+        <w:rPr>
+          <w:rFonts w:ascii="Arial" w:hAnsi="Arial"/>
+          <w:color w:val="172033"/>
+          <w:sz w:val="20"/>
+        </w:rPr>
+        <w:t>размер спреда;</w:t>
+      </w:r>
+    </w:p>
+    <w:p>
+      <w:pPr>
+        <w:pStyle w:val="ListBullet"/>
+        <w:spacing w:after="36" w:line="250" w:lineRule="auto"/>
+      </w:pPr>
+      <w:r>
+        <w:rPr>
+          <w:rFonts w:ascii="Consolas" w:hAnsi="Consolas"/>
+          <w:color w:val="159CFF"/>
+          <w:sz w:val="20"/>
+        </w:rPr>
+        <w:t>Volume</w:t>
+      </w:r>
+      <w:r>
+        <w:rPr>
+          <w:rFonts w:ascii="Arial" w:hAnsi="Arial"/>
+          <w:color w:val="172033"/>
+          <w:sz w:val="20"/>
+        </w:rPr>
+        <w:t xml:space="preserve"> и </w:t>
+      </w:r>
+      <w:r>
+        <w:rPr>
+          <w:rFonts w:ascii="Consolas" w:hAnsi="Consolas"/>
+          <w:color w:val="159CFF"/>
+          <w:sz w:val="20"/>
+        </w:rPr>
+        <w:t>Open Interest</w:t>
+      </w:r>
+      <w:r>
+        <w:rPr>
+          <w:rFonts w:ascii="Arial" w:hAnsi="Arial"/>
+          <w:color w:val="172033"/>
+          <w:sz w:val="20"/>
+        </w:rPr>
+        <w:t>;</w:t>
+      </w:r>
+    </w:p>
+    <w:p>
+      <w:pPr>
+        <w:pStyle w:val="ListBullet"/>
+        <w:spacing w:after="36" w:line="250" w:lineRule="auto"/>
+      </w:pPr>
+      <w:r>
+        <w:rPr>
+          <w:rFonts w:ascii="Arial" w:hAnsi="Arial"/>
+          <w:color w:val="172033"/>
+          <w:sz w:val="20"/>
+        </w:rPr>
+        <w:t>теоретическую цену;</w:t>
+      </w:r>
+    </w:p>
+    <w:p>
+      <w:pPr>
+        <w:pStyle w:val="ListBullet"/>
+        <w:spacing w:after="36" w:line="250" w:lineRule="auto"/>
+      </w:pPr>
+      <w:r>
+        <w:rPr>
+          <w:rFonts w:ascii="Arial" w:hAnsi="Arial"/>
+          <w:color w:val="172033"/>
+          <w:sz w:val="20"/>
+        </w:rPr>
+        <w:t>текущий результат и результат на экспирации.</w:t>
+      </w:r>
+    </w:p>
+    <w:p>
+      <w:pPr>
+        <w:spacing w:after="60"/>
+      </w:pPr>
+      <w:r>
+        <w:rPr>
+          <w:rFonts w:ascii="Arial" w:hAnsi="Arial"/>
+          <w:color w:val="172033"/>
+          <w:sz w:val="20"/>
+        </w:rPr>
+        <w:t xml:space="preserve">Акцент: </w:t>
+      </w:r>
+      <w:r>
+        <w:rPr>
+          <w:rFonts w:ascii="Arial" w:hAnsi="Arial"/>
+          <w:b/>
+          <w:color w:val="172033"/>
+          <w:sz w:val="20"/>
+        </w:rPr>
+        <w:t>теоретическая цена является ориентиром модели, а реальная сделка зависит от заявок в рынке</w:t>
+      </w:r>
+      <w:r>
+        <w:rPr>
+          <w:rFonts w:ascii="Arial" w:hAnsi="Arial"/>
+          <w:color w:val="172033"/>
+          <w:sz w:val="20"/>
+        </w:rPr>
+        <w:t>.</w:t>
       </w:r>
     </w:p>
     <w:p>
@@ -1380,7 +2208,105 @@
         <w:pStyle w:val="Heading1"/>
       </w:pPr>
       <w:r>
-        <w:t>5. Сценарий эфира</w:t>
+        <w:t>Вопросы для связки Михалыча и Сэма</w:t>
+      </w:r>
+    </w:p>
+    <w:p>
+      <w:pPr>
+        <w:pStyle w:val="ListNumber"/>
+        <w:spacing w:after="36" w:line="250" w:lineRule="auto"/>
+      </w:pPr>
+      <w:r>
+        <w:rPr>
+          <w:rFonts w:ascii="Arial" w:hAnsi="Arial"/>
+          <w:color w:val="172033"/>
+          <w:sz w:val="20"/>
+        </w:rPr>
+        <w:t>Почему правильное направление рынка ещё не гарантирует прибыль по опциону?</w:t>
+      </w:r>
+    </w:p>
+    <w:p>
+      <w:pPr>
+        <w:pStyle w:val="ListNumber"/>
+        <w:spacing w:after="36" w:line="250" w:lineRule="auto"/>
+      </w:pPr>
+      <w:r>
+        <w:rPr>
+          <w:rFonts w:ascii="Arial" w:hAnsi="Arial"/>
+          <w:color w:val="172033"/>
+          <w:sz w:val="20"/>
+        </w:rPr>
+        <w:t>Можно ли считать покупку опциона безопасной, если риск ограничен премией?</w:t>
+      </w:r>
+    </w:p>
+    <w:p>
+      <w:pPr>
+        <w:pStyle w:val="ListNumber"/>
+        <w:spacing w:after="36" w:line="250" w:lineRule="auto"/>
+      </w:pPr>
+      <w:r>
+        <w:rPr>
+          <w:rFonts w:ascii="Arial" w:hAnsi="Arial"/>
+          <w:color w:val="172033"/>
+          <w:sz w:val="20"/>
+        </w:rPr>
+        <w:t>Когда премия продавца превращается в итоговую прибыль или убыток?</w:t>
+      </w:r>
+    </w:p>
+    <w:p>
+      <w:pPr>
+        <w:pStyle w:val="ListNumber"/>
+        <w:spacing w:after="36" w:line="250" w:lineRule="auto"/>
+      </w:pPr>
+      <w:r>
+        <w:rPr>
+          <w:rFonts w:ascii="Arial" w:hAnsi="Arial"/>
+          <w:color w:val="172033"/>
+          <w:sz w:val="20"/>
+        </w:rPr>
+        <w:t>Почему позицию не всегда можно закрыть по теоретической цене?</w:t>
+      </w:r>
+    </w:p>
+    <w:p>
+      <w:pPr>
+        <w:pStyle w:val="ListNumber"/>
+        <w:spacing w:after="36" w:line="250" w:lineRule="auto"/>
+      </w:pPr>
+      <w:r>
+        <w:rPr>
+          <w:rFonts w:ascii="Arial" w:hAnsi="Arial"/>
+          <w:color w:val="172033"/>
+          <w:sz w:val="20"/>
+        </w:rPr>
+        <w:t>Как понять, что второй опцион действительно страхует позицию?</w:t>
+      </w:r>
+    </w:p>
+    <w:p>
+      <w:pPr>
+        <w:pStyle w:val="ListNumber"/>
+        <w:spacing w:after="36" w:line="250" w:lineRule="auto"/>
+      </w:pPr>
+      <w:r>
+        <w:rPr>
+          <w:rFonts w:ascii="Arial" w:hAnsi="Arial"/>
+          <w:color w:val="172033"/>
+          <w:sz w:val="20"/>
+        </w:rPr>
+        <w:t>Что опасного в продаже дальних страйков ради небольшой премии?</w:t>
+      </w:r>
+    </w:p>
+    <w:p>
+      <w:pPr>
+        <w:pStyle w:val="ListNumber"/>
+        <w:spacing w:after="36" w:line="250" w:lineRule="auto"/>
+      </w:pPr>
+      <w:r>
+        <w:rPr>
+          <w:rFonts w:ascii="Arial" w:hAnsi="Arial"/>
+          <w:color w:val="172033"/>
+          <w:sz w:val="20"/>
+        </w:rPr>
+        <w:t>Что проверить до экспирации, чтобы не получить неожиданную позицию по базовому активу?</w:t>
       </w:r>
     </w:p>
     <w:p>
@@ -1388,40 +2314,122 @@
         <w:pStyle w:val="Heading1"/>
       </w:pPr>
       <w:r>
-        <w:t>00:00-04:00. Открытие</w:t>
+        <w:t>Быстрый контроль понимания</w:t>
       </w:r>
     </w:p>
     <w:p>
       <w:pPr>
-        <w:pStyle w:val="Speaker"/>
+        <w:spacing w:after="60"/>
       </w:pPr>
       <w:r>
-        <w:t>Михалыч</w:t>
+        <w:rPr>
+          <w:rFonts w:ascii="Arial" w:hAnsi="Arial"/>
+          <w:color w:val="172033"/>
+          <w:sz w:val="20"/>
+        </w:rPr>
+        <w:t>Предложить участникам ответить «да» или «нет»:</w:t>
       </w:r>
     </w:p>
     <w:p>
+      <w:pPr>
+        <w:pStyle w:val="ListNumber"/>
+        <w:spacing w:after="36" w:line="250" w:lineRule="auto"/>
+      </w:pPr>
       <w:r>
-        <w:t>Всем привет. Сегодня разбираем достоинства и недостатки опционов после второго модуля.</w:t>
+        <w:rPr>
+          <w:rFonts w:ascii="Arial" w:hAnsi="Arial"/>
+          <w:color w:val="172033"/>
+          <w:sz w:val="20"/>
+        </w:rPr>
+        <w:t>Полученная премия сразу является прибылью продавца.</w:t>
       </w:r>
     </w:p>
     <w:p>
+      <w:pPr>
+        <w:pStyle w:val="ListNumber"/>
+        <w:spacing w:after="36" w:line="250" w:lineRule="auto"/>
+      </w:pPr>
       <w:r>
-        <w:t>Опцион не лучше и не хуже акции сам по себе. Он по-другому распределяет риск, срок и обязательства. Поэтому мы будем сравнивать не кнопки CALL, PUT и «купить акцию», а задачи, которые решает каждый инструмент.</w:t>
+        <w:rPr>
+          <w:rFonts w:ascii="Arial" w:hAnsi="Arial"/>
+          <w:color w:val="172033"/>
+          <w:sz w:val="20"/>
+        </w:rPr>
+        <w:t>Ограниченный риск покупателя означает низкую вероятность убытка.</w:t>
       </w:r>
     </w:p>
     <w:p>
+      <w:pPr>
+        <w:pStyle w:val="ListNumber"/>
+        <w:spacing w:after="36" w:line="250" w:lineRule="auto"/>
+      </w:pPr>
       <w:r>
-        <w:t>За эфир разберём пять вещей: право покупателя, обязательство продавца, стоимость защиты, премию и прибыль продавца, а затем реальные цены в терминале.</w:t>
+        <w:rPr>
+          <w:rFonts w:ascii="Arial" w:hAnsi="Arial"/>
+          <w:color w:val="172033"/>
+          <w:sz w:val="20"/>
+        </w:rPr>
+        <w:t>Теоретическая цена гарантирует закрытие позиции по этой цене.</w:t>
       </w:r>
     </w:p>
     <w:p>
+      <w:pPr>
+        <w:pStyle w:val="ListNumber"/>
+        <w:spacing w:after="36" w:line="250" w:lineRule="auto"/>
+      </w:pPr>
       <w:r>
-        <w:t>Реальные позиции участников используем только как вопросы к механике. Сигналы, точки входа и рекомендации по чужим счетам сегодня не даём.</w:t>
+        <w:rPr>
+          <w:rFonts w:ascii="Arial" w:hAnsi="Arial"/>
+          <w:color w:val="172033"/>
+          <w:sz w:val="20"/>
+        </w:rPr>
+        <w:t xml:space="preserve">Высокий </w:t>
+      </w:r>
+      <w:r>
+        <w:rPr>
+          <w:rFonts w:ascii="Consolas" w:hAnsi="Consolas"/>
+          <w:color w:val="159CFF"/>
+          <w:sz w:val="20"/>
+        </w:rPr>
+        <w:t>Open Interest</w:t>
+      </w:r>
+      <w:r>
+        <w:rPr>
+          <w:rFonts w:ascii="Arial" w:hAnsi="Arial"/>
+          <w:color w:val="172033"/>
+          <w:sz w:val="20"/>
+        </w:rPr>
+        <w:t xml:space="preserve"> гарантирует хороший выход прямо сейчас.</w:t>
       </w:r>
     </w:p>
     <w:p>
+      <w:pPr>
+        <w:spacing w:after="60"/>
+      </w:pPr>
       <w:r>
-        <w:t>В финале возьмём три вопроса. Всё, что не войдёт, соберём отдельно.</w:t>
+        <w:rPr>
+          <w:rFonts w:ascii="Arial" w:hAnsi="Arial"/>
+          <w:color w:val="172033"/>
+          <w:sz w:val="20"/>
+        </w:rPr>
+        <w:t xml:space="preserve">На все четыре утверждения правильный ответ: </w:t>
+      </w:r>
+      <w:r>
+        <w:rPr>
+          <w:rFonts w:ascii="Arial" w:hAnsi="Arial"/>
+          <w:b/>
+          <w:color w:val="172033"/>
+          <w:sz w:val="20"/>
+        </w:rPr>
+        <w:t>нет</w:t>
+      </w:r>
+      <w:r>
+        <w:rPr>
+          <w:rFonts w:ascii="Arial" w:hAnsi="Arial"/>
+          <w:color w:val="172033"/>
+          <w:sz w:val="20"/>
+        </w:rPr>
+        <w:t>.</w:t>
       </w:r>
     </w:p>
     <w:p>
@@ -1429,110 +2437,144 @@
         <w:pStyle w:val="Heading1"/>
       </w:pPr>
       <w:r>
-        <w:t>04:00-08:00. Быстрая диагностика</w:t>
+        <w:t>Финал эфира</w:t>
       </w:r>
     </w:p>
     <w:p>
       <w:pPr>
-        <w:pStyle w:val="Speaker"/>
+        <w:spacing w:after="60"/>
       </w:pPr>
       <w:r>
-        <w:t>Сэм</w:t>
-      </w:r>
-    </w:p>
-    <w:p>
-      <w:r>
-        <w:t>Перед разбором ответьте коротко в чат.</w:t>
-      </w:r>
-    </w:p>
-    <w:p>
-      <w:r>
-        <w:t>Кто имеет право по опциону: покупатель или продавец?</w:t>
-      </w:r>
-    </w:p>
-    <w:p>
-      <w:r>
-        <w:t>Кто принимает обязательство?</w:t>
-      </w:r>
-    </w:p>
-    <w:p>
-      <w:r>
-        <w:t>Если продавец получил премию, можно ли уже назвать её прибылью?</w:t>
-      </w:r>
-    </w:p>
-    <w:p>
-      <w:r>
-        <w:t>Если в терминале есть теоретическая цена, значит ли это, что позицию прямо сейчас можно закрыть именно по ней?</w:t>
-      </w:r>
-    </w:p>
-    <w:p>
-      <w:r>
-        <w:t>Не переживайте, если ответы расходятся. По этим четырём вопросам мы сейчас и пройдём.</w:t>
+        <w:rPr>
+          <w:rFonts w:ascii="Arial" w:hAnsi="Arial"/>
+          <w:color w:val="172033"/>
+          <w:sz w:val="20"/>
+        </w:rPr>
+        <w:t>Перед любой опционной идеей проверить:</w:t>
       </w:r>
     </w:p>
     <w:p>
       <w:pPr>
-        <w:shd w:fill="FFF4CC"/>
-        <w:spacing w:before="80" w:after="120"/>
-        <w:ind w:left="170" w:right="170"/>
+        <w:pStyle w:val="ListNumber"/>
+        <w:spacing w:after="36" w:line="250" w:lineRule="auto"/>
       </w:pPr>
       <w:r>
         <w:rPr>
-          <w:b/>
+          <w:rFonts w:ascii="Arial" w:hAnsi="Arial"/>
+          <w:color w:val="172033"/>
+          <w:sz w:val="20"/>
         </w:rPr>
-        <w:t>Подсказка экспертам, не читать вслух:</w:t>
-      </w:r>
-      <w:r>
-        <w:t xml:space="preserve"> не объяснять каждый ответ сразу. Зафиксировать ошибки и вернуться к ним в нужном блоке.</w:t>
+        <w:t>Что это за контракт?</w:t>
       </w:r>
     </w:p>
     <w:p>
       <w:pPr>
-        <w:pStyle w:val="Heading1"/>
+        <w:pStyle w:val="ListNumber"/>
+        <w:spacing w:after="36" w:line="250" w:lineRule="auto"/>
       </w:pPr>
       <w:r>
-        <w:t>08:00-16:00. Карта достоинств и недостатков</w:t>
+        <w:rPr>
+          <w:rFonts w:ascii="Arial" w:hAnsi="Arial"/>
+          <w:color w:val="172033"/>
+          <w:sz w:val="20"/>
+        </w:rPr>
+        <w:t>Какую задачу он решает?</w:t>
       </w:r>
     </w:p>
     <w:p>
       <w:pPr>
-        <w:pStyle w:val="Speaker"/>
+        <w:pStyle w:val="ListNumber"/>
+        <w:spacing w:after="36" w:line="250" w:lineRule="auto"/>
       </w:pPr>
       <w:r>
-        <w:t>Михалыч</w:t>
-      </w:r>
-    </w:p>
-    <w:p>
-      <w:r>
-        <w:t>Начнём с практического вопроса. Если я думаю, что актив вырастет, почему бы просто не купить акцию или фьючерс?</w:t>
+        <w:rPr>
+          <w:rFonts w:ascii="Arial" w:hAnsi="Arial"/>
+          <w:color w:val="172033"/>
+          <w:sz w:val="20"/>
+        </w:rPr>
+        <w:t>Чем оплачивается выбранное преимущество?</w:t>
       </w:r>
     </w:p>
     <w:p>
       <w:pPr>
-        <w:pStyle w:val="Speaker"/>
+        <w:pStyle w:val="ListNumber"/>
+        <w:spacing w:after="36" w:line="250" w:lineRule="auto"/>
       </w:pPr>
       <w:r>
-        <w:t>Сэм</w:t>
+        <w:rPr>
+          <w:rFonts w:ascii="Arial" w:hAnsi="Arial"/>
+          <w:color w:val="172033"/>
+          <w:sz w:val="20"/>
+        </w:rPr>
+        <w:t>Что произойдёт при закрытии, экспирации или исполнении?</w:t>
       </w:r>
     </w:p>
     <w:p>
+      <w:pPr>
+        <w:pStyle w:val="ListNumber"/>
+        <w:spacing w:after="36" w:line="250" w:lineRule="auto"/>
+      </w:pPr>
       <w:r>
-        <w:t>Потому что одного прогноза направления недостаточно. Нужно назвать задачу.</w:t>
+        <w:rPr>
+          <w:rFonts w:ascii="Arial" w:hAnsi="Arial"/>
+          <w:color w:val="172033"/>
+          <w:sz w:val="20"/>
+        </w:rPr>
+        <w:t>Есть ли реальная ликвидность для входа и выхода?</w:t>
       </w:r>
     </w:p>
     <w:p>
+      <w:pPr>
+        <w:spacing w:after="60"/>
+      </w:pPr>
       <w:r>
-        <w:t>Если нам нужно просто участвовать в движении без ограничения срока, акция может быть понятнее.</w:t>
+        <w:rPr>
+          <w:rFonts w:ascii="Arial" w:hAnsi="Arial"/>
+          <w:b/>
+          <w:color w:val="172033"/>
+          <w:sz w:val="20"/>
+        </w:rPr>
+        <w:t>Домашняя задача:</w:t>
       </w:r>
-    </w:p>
-    <w:p>
       <w:r>
-        <w:t>Если нам нужно заранее ограничить риск, застраховать существующую позицию или собрать определённый профиль результата на заданный срок, опцион может дать больше возможностей.</w:t>
+        <w:rPr>
+          <w:rFonts w:ascii="Arial" w:hAnsi="Arial"/>
+          <w:color w:val="172033"/>
+          <w:sz w:val="20"/>
+        </w:rPr>
+        <w:t xml:space="preserve"> выбрать один доступный контракт и выписать базовый актив, тип опциона, страйк, экспирацию, множитель, </w:t>
       </w:r>
-    </w:p>
-    <w:p>
       <w:r>
-        <w:t>Но бесплатных преимуществ здесь нет. Ограничение риска покупателя оплачивается премией. Защита имеет срок. Гибкая конструкция требует больше проверок. А продавец премии получает не подарок, а обязательство.</w:t>
+        <w:rPr>
+          <w:rFonts w:ascii="Consolas" w:hAnsi="Consolas"/>
+          <w:color w:val="159CFF"/>
+          <w:sz w:val="20"/>
+        </w:rPr>
+        <w:t>Bid</w:t>
+      </w:r>
+      <w:r>
+        <w:rPr>
+          <w:rFonts w:ascii="Arial" w:hAnsi="Arial"/>
+          <w:color w:val="172033"/>
+          <w:sz w:val="20"/>
+        </w:rPr>
+        <w:t xml:space="preserve">, </w:t>
+      </w:r>
+      <w:r>
+        <w:rPr>
+          <w:rFonts w:ascii="Consolas" w:hAnsi="Consolas"/>
+          <w:color w:val="159CFF"/>
+          <w:sz w:val="20"/>
+        </w:rPr>
+        <w:t>Ask</w:t>
+      </w:r>
+      <w:r>
+        <w:rPr>
+          <w:rFonts w:ascii="Arial" w:hAnsi="Arial"/>
+          <w:color w:val="172033"/>
+          <w:sz w:val="20"/>
+        </w:rPr>
+        <w:t>, спред и последствия исполнения. Сделку открывать не требуется.</w:t>
       </w:r>
     </w:p>
     <w:p>
@@ -1540,2108 +2582,83 @@
         <w:pStyle w:val="Heading2"/>
       </w:pPr>
       <w:r>
-        <w:t>Баланс инструмента</w:t>
-      </w:r>
-    </w:p>
-    <w:tbl>
-      <w:tblPr>
-        <w:tblStyle w:val="TableGrid"/>
-        <w:tblW w:type="auto" w:w="0"/>
-        <w:jc w:val="center"/>
-        <w:tblLayout w:type="autofit"/>
-        <w:tblLook w:firstColumn="1" w:firstRow="1" w:lastColumn="0" w:lastRow="0" w:noHBand="0" w:noVBand="1" w:val="04A0"/>
-      </w:tblPr>
-      <w:tblGrid>
-        <w:gridCol w:w="5100"/>
-        <w:gridCol w:w="5100"/>
-      </w:tblGrid>
-      <w:tr>
-        <w:trPr>
-          <w:tblHeader w:val="true"/>
-        </w:trPr>
-        <w:tc>
-          <w:tcPr>
-            <w:tcW w:type="dxa" w:w="5100"/>
-            <w:vAlign w:val="center"/>
-            <w:tcMar>
-              <w:top w:w="90" w:type="dxa"/>
-              <w:start w:w="100" w:type="dxa"/>
-              <w:bottom w:w="90" w:type="dxa"/>
-              <w:end w:w="100" w:type="dxa"/>
-            </w:tcMar>
-            <w:shd w:fill="18324A"/>
-          </w:tcPr>
-          <w:p>
-            <w:pPr>
-              <w:spacing w:after="0" w:line="240" w:lineRule="auto"/>
-            </w:pPr>
-            <w:r>
-              <w:rPr>
-                <w:rFonts w:ascii="Arial" w:hAnsi="Arial"/>
-                <w:b/>
-                <w:color w:val="FFFFFF"/>
-                <w:sz w:val="17"/>
-              </w:rPr>
-              <w:t>Достоинство</w:t>
-            </w:r>
-          </w:p>
-        </w:tc>
-        <w:tc>
-          <w:tcPr>
-            <w:tcW w:type="dxa" w:w="5100"/>
-            <w:vAlign w:val="center"/>
-            <w:tcMar>
-              <w:top w:w="90" w:type="dxa"/>
-              <w:start w:w="100" w:type="dxa"/>
-              <w:bottom w:w="90" w:type="dxa"/>
-              <w:end w:w="100" w:type="dxa"/>
-            </w:tcMar>
-            <w:shd w:fill="18324A"/>
-          </w:tcPr>
-          <w:p>
-            <w:pPr>
-              <w:spacing w:after="0" w:line="240" w:lineRule="auto"/>
-            </w:pPr>
-            <w:r>
-              <w:rPr>
-                <w:rFonts w:ascii="Arial" w:hAnsi="Arial"/>
-                <w:b/>
-                <w:color w:val="FFFFFF"/>
-                <w:sz w:val="17"/>
-              </w:rPr>
-              <w:t>Цена или ограничение</w:t>
-            </w:r>
-          </w:p>
-        </w:tc>
-      </w:tr>
-      <w:tr>
-        <w:tc>
-          <w:tcPr>
-            <w:tcW w:type="dxa" w:w="5100"/>
-            <w:vAlign w:val="center"/>
-            <w:tcMar>
-              <w:top w:w="90" w:type="dxa"/>
-              <w:start w:w="100" w:type="dxa"/>
-              <w:bottom w:w="90" w:type="dxa"/>
-              <w:end w:w="100" w:type="dxa"/>
-            </w:tcMar>
-          </w:tcPr>
-          <w:p>
-            <w:pPr>
-              <w:spacing w:after="0" w:line="240" w:lineRule="auto"/>
-            </w:pPr>
-            <w:r>
-              <w:rPr>
-                <w:rFonts w:ascii="Arial" w:hAnsi="Arial"/>
-                <w:sz w:val="17"/>
-              </w:rPr>
-              <w:t>Покупатель получает право без обязанности использовать его</w:t>
-            </w:r>
-          </w:p>
-        </w:tc>
-        <w:tc>
-          <w:tcPr>
-            <w:tcW w:type="dxa" w:w="5100"/>
-            <w:vAlign w:val="center"/>
-            <w:tcMar>
-              <w:top w:w="90" w:type="dxa"/>
-              <w:start w:w="100" w:type="dxa"/>
-              <w:bottom w:w="90" w:type="dxa"/>
-              <w:end w:w="100" w:type="dxa"/>
-            </w:tcMar>
-          </w:tcPr>
-          <w:p>
-            <w:pPr>
-              <w:spacing w:after="0" w:line="240" w:lineRule="auto"/>
-            </w:pPr>
-            <w:r>
-              <w:rPr>
-                <w:rFonts w:ascii="Arial" w:hAnsi="Arial"/>
-                <w:sz w:val="17"/>
-              </w:rPr>
-              <w:t>За это право уплачивается премия</w:t>
-            </w:r>
-          </w:p>
-        </w:tc>
-      </w:tr>
-      <w:tr>
-        <w:tc>
-          <w:tcPr>
-            <w:tcW w:type="dxa" w:w="5100"/>
-            <w:vAlign w:val="center"/>
-            <w:tcMar>
-              <w:top w:w="90" w:type="dxa"/>
-              <w:start w:w="100" w:type="dxa"/>
-              <w:bottom w:w="90" w:type="dxa"/>
-              <w:end w:w="100" w:type="dxa"/>
-            </w:tcMar>
-            <w:shd w:fill="EAF0F6"/>
-          </w:tcPr>
-          <w:p>
-            <w:pPr>
-              <w:spacing w:after="0" w:line="240" w:lineRule="auto"/>
-            </w:pPr>
-            <w:r>
-              <w:rPr>
-                <w:rFonts w:ascii="Arial" w:hAnsi="Arial"/>
-                <w:sz w:val="17"/>
-              </w:rPr>
-              <w:t>Риск по самому купленному премиальному опциону можно ограничить заранее</w:t>
-            </w:r>
-          </w:p>
-        </w:tc>
-        <w:tc>
-          <w:tcPr>
-            <w:tcW w:type="dxa" w:w="5100"/>
-            <w:vAlign w:val="center"/>
-            <w:tcMar>
-              <w:top w:w="90" w:type="dxa"/>
-              <w:start w:w="100" w:type="dxa"/>
-              <w:bottom w:w="90" w:type="dxa"/>
-              <w:end w:w="100" w:type="dxa"/>
-            </w:tcMar>
-            <w:shd w:fill="EAF0F6"/>
-          </w:tcPr>
-          <w:p>
-            <w:pPr>
-              <w:spacing w:after="0" w:line="240" w:lineRule="auto"/>
-            </w:pPr>
-            <w:r>
-              <w:rPr>
-                <w:rFonts w:ascii="Arial" w:hAnsi="Arial"/>
-                <w:sz w:val="17"/>
-              </w:rPr>
-              <w:t>Опцион может истечь без стоимости, а премия будет потеряна</w:t>
-            </w:r>
-          </w:p>
-        </w:tc>
-      </w:tr>
-      <w:tr>
-        <w:tc>
-          <w:tcPr>
-            <w:tcW w:type="dxa" w:w="5100"/>
-            <w:vAlign w:val="center"/>
-            <w:tcMar>
-              <w:top w:w="90" w:type="dxa"/>
-              <w:start w:w="100" w:type="dxa"/>
-              <w:bottom w:w="90" w:type="dxa"/>
-              <w:end w:w="100" w:type="dxa"/>
-            </w:tcMar>
-          </w:tcPr>
-          <w:p>
-            <w:pPr>
-              <w:spacing w:after="0" w:line="240" w:lineRule="auto"/>
-            </w:pPr>
-            <w:r>
-              <w:rPr>
-                <w:rFonts w:ascii="Arial" w:hAnsi="Arial"/>
-                <w:sz w:val="17"/>
-              </w:rPr>
-              <w:t>Put может ограничить падение существующей позиции</w:t>
-            </w:r>
-          </w:p>
-        </w:tc>
-        <w:tc>
-          <w:tcPr>
-            <w:tcW w:type="dxa" w:w="5100"/>
-            <w:vAlign w:val="center"/>
-            <w:tcMar>
-              <w:top w:w="90" w:type="dxa"/>
-              <w:start w:w="100" w:type="dxa"/>
-              <w:bottom w:w="90" w:type="dxa"/>
-              <w:end w:w="100" w:type="dxa"/>
-            </w:tcMar>
-          </w:tcPr>
-          <w:p>
-            <w:pPr>
-              <w:spacing w:after="0" w:line="240" w:lineRule="auto"/>
-            </w:pPr>
-            <w:r>
-              <w:rPr>
-                <w:rFonts w:ascii="Arial" w:hAnsi="Arial"/>
-                <w:sz w:val="17"/>
-              </w:rPr>
-              <w:t>Защита уменьшает итоговый результат на свою стоимость и заканчивается в дату экспирации</w:t>
-            </w:r>
-          </w:p>
-        </w:tc>
-      </w:tr>
-      <w:tr>
-        <w:tc>
-          <w:tcPr>
-            <w:tcW w:type="dxa" w:w="5100"/>
-            <w:vAlign w:val="center"/>
-            <w:tcMar>
-              <w:top w:w="90" w:type="dxa"/>
-              <w:start w:w="100" w:type="dxa"/>
-              <w:bottom w:w="90" w:type="dxa"/>
-              <w:end w:w="100" w:type="dxa"/>
-            </w:tcMar>
-            <w:shd w:fill="EAF0F6"/>
-          </w:tcPr>
-          <w:p>
-            <w:pPr>
-              <w:spacing w:after="0" w:line="240" w:lineRule="auto"/>
-            </w:pPr>
-            <w:r>
-              <w:rPr>
-                <w:rFonts w:ascii="Arial" w:hAnsi="Arial"/>
-                <w:sz w:val="17"/>
-              </w:rPr>
-              <w:t>Опцион позволяет построить профиль результата под конкретный сценарий</w:t>
-            </w:r>
-          </w:p>
-        </w:tc>
-        <w:tc>
-          <w:tcPr>
-            <w:tcW w:type="dxa" w:w="5100"/>
-            <w:vAlign w:val="center"/>
-            <w:tcMar>
-              <w:top w:w="90" w:type="dxa"/>
-              <w:start w:w="100" w:type="dxa"/>
-              <w:bottom w:w="90" w:type="dxa"/>
-              <w:end w:w="100" w:type="dxa"/>
-            </w:tcMar>
-            <w:shd w:fill="EAF0F6"/>
-          </w:tcPr>
-          <w:p>
-            <w:pPr>
-              <w:spacing w:after="0" w:line="240" w:lineRule="auto"/>
-            </w:pPr>
-            <w:r>
-              <w:rPr>
-                <w:rFonts w:ascii="Arial" w:hAnsi="Arial"/>
-                <w:sz w:val="17"/>
-              </w:rPr>
-              <w:t>Нужно учитывать страйк, срок, волатильность, множитель и исполнение</w:t>
-            </w:r>
-          </w:p>
-        </w:tc>
-      </w:tr>
-      <w:tr>
-        <w:tc>
-          <w:tcPr>
-            <w:tcW w:type="dxa" w:w="5100"/>
-            <w:vAlign w:val="center"/>
-            <w:tcMar>
-              <w:top w:w="90" w:type="dxa"/>
-              <w:start w:w="100" w:type="dxa"/>
-              <w:bottom w:w="90" w:type="dxa"/>
-              <w:end w:w="100" w:type="dxa"/>
-            </w:tcMar>
-          </w:tcPr>
-          <w:p>
-            <w:pPr>
-              <w:spacing w:after="0" w:line="240" w:lineRule="auto"/>
-            </w:pPr>
-            <w:r>
-              <w:rPr>
-                <w:rFonts w:ascii="Arial" w:hAnsi="Arial"/>
-                <w:sz w:val="17"/>
-              </w:rPr>
-              <w:t>Для направленной идеи может потребоваться меньше первоначального капитала, чем на покупку базового актива</w:t>
-            </w:r>
-          </w:p>
-        </w:tc>
-        <w:tc>
-          <w:tcPr>
-            <w:tcW w:type="dxa" w:w="5100"/>
-            <w:vAlign w:val="center"/>
-            <w:tcMar>
-              <w:top w:w="90" w:type="dxa"/>
-              <w:start w:w="100" w:type="dxa"/>
-              <w:bottom w:w="90" w:type="dxa"/>
-              <w:end w:w="100" w:type="dxa"/>
-            </w:tcMar>
-          </w:tcPr>
-          <w:p>
-            <w:pPr>
-              <w:spacing w:after="0" w:line="240" w:lineRule="auto"/>
-            </w:pPr>
-            <w:r>
-              <w:rPr>
-                <w:rFonts w:ascii="Arial" w:hAnsi="Arial"/>
-                <w:sz w:val="17"/>
-              </w:rPr>
-              <w:t>Процентные колебания стоимости опциона выше, а потеря всей премии остаётся реальным сценарием</w:t>
-            </w:r>
-          </w:p>
-        </w:tc>
-      </w:tr>
-      <w:tr>
-        <w:tc>
-          <w:tcPr>
-            <w:tcW w:type="dxa" w:w="5100"/>
-            <w:vAlign w:val="center"/>
-            <w:tcMar>
-              <w:top w:w="90" w:type="dxa"/>
-              <w:start w:w="100" w:type="dxa"/>
-              <w:bottom w:w="90" w:type="dxa"/>
-              <w:end w:w="100" w:type="dxa"/>
-            </w:tcMar>
-            <w:shd w:fill="EAF0F6"/>
-          </w:tcPr>
-          <w:p>
-            <w:pPr>
-              <w:spacing w:after="0" w:line="240" w:lineRule="auto"/>
-            </w:pPr>
-            <w:r>
-              <w:rPr>
-                <w:rFonts w:ascii="Arial" w:hAnsi="Arial"/>
-                <w:sz w:val="17"/>
-              </w:rPr>
-              <w:t>Продавец получает премию за принятое обязательство</w:t>
-            </w:r>
-          </w:p>
-        </w:tc>
-        <w:tc>
-          <w:tcPr>
-            <w:tcW w:type="dxa" w:w="5100"/>
-            <w:vAlign w:val="center"/>
-            <w:tcMar>
-              <w:top w:w="90" w:type="dxa"/>
-              <w:start w:w="100" w:type="dxa"/>
-              <w:bottom w:w="90" w:type="dxa"/>
-              <w:end w:w="100" w:type="dxa"/>
-            </w:tcMar>
-            <w:shd w:fill="EAF0F6"/>
-          </w:tcPr>
-          <w:p>
-            <w:pPr>
-              <w:spacing w:after="0" w:line="240" w:lineRule="auto"/>
-            </w:pPr>
-            <w:r>
-              <w:rPr>
-                <w:rFonts w:ascii="Arial" w:hAnsi="Arial"/>
-                <w:sz w:val="17"/>
-              </w:rPr>
-              <w:t>Неблагоприятный убыток может существенно превысить премию, а требования по обеспечению могут вырасти</w:t>
-            </w:r>
-          </w:p>
-        </w:tc>
-      </w:tr>
-      <w:tr>
-        <w:tc>
-          <w:tcPr>
-            <w:tcW w:type="dxa" w:w="5100"/>
-            <w:vAlign w:val="center"/>
-            <w:tcMar>
-              <w:top w:w="90" w:type="dxa"/>
-              <w:start w:w="100" w:type="dxa"/>
-              <w:bottom w:w="90" w:type="dxa"/>
-              <w:end w:w="100" w:type="dxa"/>
-            </w:tcMar>
-          </w:tcPr>
-          <w:p>
-            <w:pPr>
-              <w:spacing w:after="0" w:line="240" w:lineRule="auto"/>
-            </w:pPr>
-            <w:r>
-              <w:rPr>
-                <w:rFonts w:ascii="Arial" w:hAnsi="Arial"/>
-                <w:sz w:val="17"/>
-              </w:rPr>
-              <w:t>Биржа и терминал дают модельные показатели</w:t>
-            </w:r>
-          </w:p>
-        </w:tc>
-        <w:tc>
-          <w:tcPr>
-            <w:tcW w:type="dxa" w:w="5100"/>
-            <w:vAlign w:val="center"/>
-            <w:tcMar>
-              <w:top w:w="90" w:type="dxa"/>
-              <w:start w:w="100" w:type="dxa"/>
-              <w:bottom w:w="90" w:type="dxa"/>
-              <w:end w:w="100" w:type="dxa"/>
-            </w:tcMar>
-          </w:tcPr>
-          <w:p>
-            <w:pPr>
-              <w:spacing w:after="0" w:line="240" w:lineRule="auto"/>
-            </w:pPr>
-            <w:r>
-              <w:rPr>
-                <w:rFonts w:ascii="Arial" w:hAnsi="Arial"/>
-                <w:sz w:val="17"/>
-              </w:rPr>
-              <w:t>Теоретическая цена не гарантирует сделку, особенно при широком спреде</w:t>
-            </w:r>
-          </w:p>
-        </w:tc>
-      </w:tr>
-    </w:tbl>
-    <w:p>
-      <w:pPr>
-        <w:spacing w:after="20"/>
-      </w:pPr>
-    </w:p>
-    <w:p>
-      <w:pPr>
-        <w:pStyle w:val="Speaker"/>
-      </w:pPr>
-      <w:r>
-        <w:t>Михалыч</w:t>
-      </w:r>
-    </w:p>
-    <w:p>
-      <w:r>
-        <w:t>Значит, правильный вопрос звучит не «Опционы хорошие или плохие?», а «Какую задачу я решаю и чем плачу за выбранный профиль риска?»</w:t>
-      </w:r>
-    </w:p>
-    <w:p>
-      <w:r>
-        <w:t>Сэм, покажи это на одном примере с защитным Put.</w:t>
-      </w:r>
-    </w:p>
-    <w:p>
-      <w:pPr>
-        <w:pStyle w:val="Heading1"/>
-      </w:pPr>
-      <w:r>
-        <w:t>16:00-29:00. Защитный Put</w:t>
-      </w:r>
-    </w:p>
-    <w:p>
-      <w:pPr>
-        <w:pStyle w:val="Speaker"/>
-      </w:pPr>
-      <w:r>
-        <w:t>Сэм</w:t>
-      </w:r>
-    </w:p>
-    <w:p>
-      <w:r>
-        <w:t>Берём учебные числа и считаем результат на дату экспирации. Комиссии и налоги для простоты не учитываем.</w:t>
-      </w:r>
-    </w:p>
-    <w:p>
-      <w:r>
-        <w:t>У нас 100 акций, каждая куплена по 100. Вся позиция в акциях стоит 10 000.</w:t>
-      </w:r>
-    </w:p>
-    <w:p>
-      <w:r>
-        <w:t>Для защиты покупаем один Put со страйком 90. Премия равна 3 на одну акцию, множитель контракта равен 100. Значит, защита стоит 300.</w:t>
-      </w:r>
-    </w:p>
-    <w:tbl>
-      <w:tblPr>
-        <w:tblStyle w:val="TableGrid"/>
-        <w:tblW w:type="auto" w:w="0"/>
-        <w:jc w:val="center"/>
-        <w:tblLayout w:type="autofit"/>
-        <w:tblLook w:firstColumn="1" w:firstRow="1" w:lastColumn="0" w:lastRow="0" w:noHBand="0" w:noVBand="1" w:val="04A0"/>
-      </w:tblPr>
-      <w:tblGrid>
-        <w:gridCol w:w="2040"/>
-        <w:gridCol w:w="2040"/>
-        <w:gridCol w:w="2040"/>
-        <w:gridCol w:w="2040"/>
-        <w:gridCol w:w="2040"/>
-      </w:tblGrid>
-      <w:tr>
-        <w:trPr>
-          <w:tblHeader w:val="true"/>
-        </w:trPr>
-        <w:tc>
-          <w:tcPr>
-            <w:tcW w:type="dxa" w:w="2040"/>
-            <w:vAlign w:val="center"/>
-            <w:tcMar>
-              <w:top w:w="90" w:type="dxa"/>
-              <w:start w:w="100" w:type="dxa"/>
-              <w:bottom w:w="90" w:type="dxa"/>
-              <w:end w:w="100" w:type="dxa"/>
-            </w:tcMar>
-            <w:shd w:fill="18324A"/>
-          </w:tcPr>
-          <w:p>
-            <w:pPr>
-              <w:spacing w:after="0" w:line="240" w:lineRule="auto"/>
-            </w:pPr>
-            <w:r>
-              <w:rPr>
-                <w:rFonts w:ascii="Arial" w:hAnsi="Arial"/>
-                <w:b/>
-                <w:color w:val="FFFFFF"/>
-                <w:sz w:val="17"/>
-              </w:rPr>
-              <w:t>Цена акции на экспирации</w:t>
-            </w:r>
-          </w:p>
-        </w:tc>
-        <w:tc>
-          <w:tcPr>
-            <w:tcW w:type="dxa" w:w="2040"/>
-            <w:vAlign w:val="center"/>
-            <w:tcMar>
-              <w:top w:w="90" w:type="dxa"/>
-              <w:start w:w="100" w:type="dxa"/>
-              <w:bottom w:w="90" w:type="dxa"/>
-              <w:end w:w="100" w:type="dxa"/>
-            </w:tcMar>
-            <w:shd w:fill="18324A"/>
-          </w:tcPr>
-          <w:p>
-            <w:pPr>
-              <w:spacing w:after="0" w:line="240" w:lineRule="auto"/>
-            </w:pPr>
-            <w:r>
-              <w:rPr>
-                <w:rFonts w:ascii="Arial" w:hAnsi="Arial"/>
-                <w:b/>
-                <w:color w:val="FFFFFF"/>
-                <w:sz w:val="17"/>
-              </w:rPr>
-              <w:t>Результат по акциям</w:t>
-            </w:r>
-          </w:p>
-        </w:tc>
-        <w:tc>
-          <w:tcPr>
-            <w:tcW w:type="dxa" w:w="2040"/>
-            <w:vAlign w:val="center"/>
-            <w:tcMar>
-              <w:top w:w="90" w:type="dxa"/>
-              <w:start w:w="100" w:type="dxa"/>
-              <w:bottom w:w="90" w:type="dxa"/>
-              <w:end w:w="100" w:type="dxa"/>
-            </w:tcMar>
-            <w:shd w:fill="18324A"/>
-          </w:tcPr>
-          <w:p>
-            <w:pPr>
-              <w:spacing w:after="0" w:line="240" w:lineRule="auto"/>
-            </w:pPr>
-            <w:r>
-              <w:rPr>
-                <w:rFonts w:ascii="Arial" w:hAnsi="Arial"/>
-                <w:b/>
-                <w:color w:val="FFFFFF"/>
-                <w:sz w:val="17"/>
-              </w:rPr>
-              <w:t>Выплата по Put</w:t>
-            </w:r>
-          </w:p>
-        </w:tc>
-        <w:tc>
-          <w:tcPr>
-            <w:tcW w:type="dxa" w:w="2040"/>
-            <w:vAlign w:val="center"/>
-            <w:tcMar>
-              <w:top w:w="90" w:type="dxa"/>
-              <w:start w:w="100" w:type="dxa"/>
-              <w:bottom w:w="90" w:type="dxa"/>
-              <w:end w:w="100" w:type="dxa"/>
-            </w:tcMar>
-            <w:shd w:fill="18324A"/>
-          </w:tcPr>
-          <w:p>
-            <w:pPr>
-              <w:spacing w:after="0" w:line="240" w:lineRule="auto"/>
-            </w:pPr>
-            <w:r>
-              <w:rPr>
-                <w:rFonts w:ascii="Arial" w:hAnsi="Arial"/>
-                <w:b/>
-                <w:color w:val="FFFFFF"/>
-                <w:sz w:val="17"/>
-              </w:rPr>
-              <w:t>Стоимость защиты</w:t>
-            </w:r>
-          </w:p>
-        </w:tc>
-        <w:tc>
-          <w:tcPr>
-            <w:tcW w:type="dxa" w:w="2040"/>
-            <w:vAlign w:val="center"/>
-            <w:tcMar>
-              <w:top w:w="90" w:type="dxa"/>
-              <w:start w:w="100" w:type="dxa"/>
-              <w:bottom w:w="90" w:type="dxa"/>
-              <w:end w:w="100" w:type="dxa"/>
-            </w:tcMar>
-            <w:shd w:fill="18324A"/>
-          </w:tcPr>
-          <w:p>
-            <w:pPr>
-              <w:spacing w:after="0" w:line="240" w:lineRule="auto"/>
-            </w:pPr>
-            <w:r>
-              <w:rPr>
-                <w:rFonts w:ascii="Arial" w:hAnsi="Arial"/>
-                <w:b/>
-                <w:color w:val="FFFFFF"/>
-                <w:sz w:val="17"/>
-              </w:rPr>
-              <w:t>Общий результат</w:t>
-            </w:r>
-          </w:p>
-        </w:tc>
-      </w:tr>
-      <w:tr>
-        <w:tc>
-          <w:tcPr>
-            <w:tcW w:type="dxa" w:w="2040"/>
-            <w:vAlign w:val="center"/>
-            <w:tcMar>
-              <w:top w:w="90" w:type="dxa"/>
-              <w:start w:w="100" w:type="dxa"/>
-              <w:bottom w:w="90" w:type="dxa"/>
-              <w:end w:w="100" w:type="dxa"/>
-            </w:tcMar>
-          </w:tcPr>
-          <w:p>
-            <w:pPr>
-              <w:spacing w:after="0" w:line="240" w:lineRule="auto"/>
-            </w:pPr>
-            <w:r>
-              <w:rPr>
-                <w:rFonts w:ascii="Arial" w:hAnsi="Arial"/>
-                <w:sz w:val="17"/>
-              </w:rPr>
-              <w:t>60</w:t>
-            </w:r>
-          </w:p>
-        </w:tc>
-        <w:tc>
-          <w:tcPr>
-            <w:tcW w:type="dxa" w:w="2040"/>
-            <w:vAlign w:val="center"/>
-            <w:tcMar>
-              <w:top w:w="90" w:type="dxa"/>
-              <w:start w:w="100" w:type="dxa"/>
-              <w:bottom w:w="90" w:type="dxa"/>
-              <w:end w:w="100" w:type="dxa"/>
-            </w:tcMar>
-          </w:tcPr>
-          <w:p>
-            <w:pPr>
-              <w:spacing w:after="0" w:line="240" w:lineRule="auto"/>
-            </w:pPr>
-            <w:r>
-              <w:rPr>
-                <w:rFonts w:ascii="Arial" w:hAnsi="Arial"/>
-                <w:sz w:val="17"/>
-              </w:rPr>
-              <w:t>-4 000</w:t>
-            </w:r>
-          </w:p>
-        </w:tc>
-        <w:tc>
-          <w:tcPr>
-            <w:tcW w:type="dxa" w:w="2040"/>
-            <w:vAlign w:val="center"/>
-            <w:tcMar>
-              <w:top w:w="90" w:type="dxa"/>
-              <w:start w:w="100" w:type="dxa"/>
-              <w:bottom w:w="90" w:type="dxa"/>
-              <w:end w:w="100" w:type="dxa"/>
-            </w:tcMar>
-          </w:tcPr>
-          <w:p>
-            <w:pPr>
-              <w:spacing w:after="0" w:line="240" w:lineRule="auto"/>
-            </w:pPr>
-            <w:r>
-              <w:rPr>
-                <w:rFonts w:ascii="Arial" w:hAnsi="Arial"/>
-                <w:sz w:val="17"/>
-              </w:rPr>
-              <w:t>+3 000</w:t>
-            </w:r>
-          </w:p>
-        </w:tc>
-        <w:tc>
-          <w:tcPr>
-            <w:tcW w:type="dxa" w:w="2040"/>
-            <w:vAlign w:val="center"/>
-            <w:tcMar>
-              <w:top w:w="90" w:type="dxa"/>
-              <w:start w:w="100" w:type="dxa"/>
-              <w:bottom w:w="90" w:type="dxa"/>
-              <w:end w:w="100" w:type="dxa"/>
-            </w:tcMar>
-          </w:tcPr>
-          <w:p>
-            <w:pPr>
-              <w:spacing w:after="0" w:line="240" w:lineRule="auto"/>
-            </w:pPr>
-            <w:r>
-              <w:rPr>
-                <w:rFonts w:ascii="Arial" w:hAnsi="Arial"/>
-                <w:sz w:val="17"/>
-              </w:rPr>
-              <w:t>-300</w:t>
-            </w:r>
-          </w:p>
-        </w:tc>
-        <w:tc>
-          <w:tcPr>
-            <w:tcW w:type="dxa" w:w="2040"/>
-            <w:vAlign w:val="center"/>
-            <w:tcMar>
-              <w:top w:w="90" w:type="dxa"/>
-              <w:start w:w="100" w:type="dxa"/>
-              <w:bottom w:w="90" w:type="dxa"/>
-              <w:end w:w="100" w:type="dxa"/>
-            </w:tcMar>
-          </w:tcPr>
-          <w:p>
-            <w:pPr>
-              <w:spacing w:after="0" w:line="240" w:lineRule="auto"/>
-            </w:pPr>
-            <w:r>
-              <w:rPr>
-                <w:rFonts w:ascii="Arial" w:hAnsi="Arial"/>
-                <w:sz w:val="17"/>
-              </w:rPr>
-              <w:t>-1 300</w:t>
-            </w:r>
-          </w:p>
-        </w:tc>
-      </w:tr>
-      <w:tr>
-        <w:tc>
-          <w:tcPr>
-            <w:tcW w:type="dxa" w:w="2040"/>
-            <w:vAlign w:val="center"/>
-            <w:tcMar>
-              <w:top w:w="90" w:type="dxa"/>
-              <w:start w:w="100" w:type="dxa"/>
-              <w:bottom w:w="90" w:type="dxa"/>
-              <w:end w:w="100" w:type="dxa"/>
-            </w:tcMar>
-            <w:shd w:fill="EAF0F6"/>
-          </w:tcPr>
-          <w:p>
-            <w:pPr>
-              <w:spacing w:after="0" w:line="240" w:lineRule="auto"/>
-            </w:pPr>
-            <w:r>
-              <w:rPr>
-                <w:rFonts w:ascii="Arial" w:hAnsi="Arial"/>
-                <w:sz w:val="17"/>
-              </w:rPr>
-              <w:t>90</w:t>
-            </w:r>
-          </w:p>
-        </w:tc>
-        <w:tc>
-          <w:tcPr>
-            <w:tcW w:type="dxa" w:w="2040"/>
-            <w:vAlign w:val="center"/>
-            <w:tcMar>
-              <w:top w:w="90" w:type="dxa"/>
-              <w:start w:w="100" w:type="dxa"/>
-              <w:bottom w:w="90" w:type="dxa"/>
-              <w:end w:w="100" w:type="dxa"/>
-            </w:tcMar>
-            <w:shd w:fill="EAF0F6"/>
-          </w:tcPr>
-          <w:p>
-            <w:pPr>
-              <w:spacing w:after="0" w:line="240" w:lineRule="auto"/>
-            </w:pPr>
-            <w:r>
-              <w:rPr>
-                <w:rFonts w:ascii="Arial" w:hAnsi="Arial"/>
-                <w:sz w:val="17"/>
-              </w:rPr>
-              <w:t>-1 000</w:t>
-            </w:r>
-          </w:p>
-        </w:tc>
-        <w:tc>
-          <w:tcPr>
-            <w:tcW w:type="dxa" w:w="2040"/>
-            <w:vAlign w:val="center"/>
-            <w:tcMar>
-              <w:top w:w="90" w:type="dxa"/>
-              <w:start w:w="100" w:type="dxa"/>
-              <w:bottom w:w="90" w:type="dxa"/>
-              <w:end w:w="100" w:type="dxa"/>
-            </w:tcMar>
-            <w:shd w:fill="EAF0F6"/>
-          </w:tcPr>
-          <w:p>
-            <w:pPr>
-              <w:spacing w:after="0" w:line="240" w:lineRule="auto"/>
-            </w:pPr>
-            <w:r>
-              <w:rPr>
-                <w:rFonts w:ascii="Arial" w:hAnsi="Arial"/>
-                <w:sz w:val="17"/>
-              </w:rPr>
-              <w:t>0</w:t>
-            </w:r>
-          </w:p>
-        </w:tc>
-        <w:tc>
-          <w:tcPr>
-            <w:tcW w:type="dxa" w:w="2040"/>
-            <w:vAlign w:val="center"/>
-            <w:tcMar>
-              <w:top w:w="90" w:type="dxa"/>
-              <w:start w:w="100" w:type="dxa"/>
-              <w:bottom w:w="90" w:type="dxa"/>
-              <w:end w:w="100" w:type="dxa"/>
-            </w:tcMar>
-            <w:shd w:fill="EAF0F6"/>
-          </w:tcPr>
-          <w:p>
-            <w:pPr>
-              <w:spacing w:after="0" w:line="240" w:lineRule="auto"/>
-            </w:pPr>
-            <w:r>
-              <w:rPr>
-                <w:rFonts w:ascii="Arial" w:hAnsi="Arial"/>
-                <w:sz w:val="17"/>
-              </w:rPr>
-              <w:t>-300</w:t>
-            </w:r>
-          </w:p>
-        </w:tc>
-        <w:tc>
-          <w:tcPr>
-            <w:tcW w:type="dxa" w:w="2040"/>
-            <w:vAlign w:val="center"/>
-            <w:tcMar>
-              <w:top w:w="90" w:type="dxa"/>
-              <w:start w:w="100" w:type="dxa"/>
-              <w:bottom w:w="90" w:type="dxa"/>
-              <w:end w:w="100" w:type="dxa"/>
-            </w:tcMar>
-            <w:shd w:fill="EAF0F6"/>
-          </w:tcPr>
-          <w:p>
-            <w:pPr>
-              <w:spacing w:after="0" w:line="240" w:lineRule="auto"/>
-            </w:pPr>
-            <w:r>
-              <w:rPr>
-                <w:rFonts w:ascii="Arial" w:hAnsi="Arial"/>
-                <w:sz w:val="17"/>
-              </w:rPr>
-              <w:t>-1 300</w:t>
-            </w:r>
-          </w:p>
-        </w:tc>
-      </w:tr>
-      <w:tr>
-        <w:tc>
-          <w:tcPr>
-            <w:tcW w:type="dxa" w:w="2040"/>
-            <w:vAlign w:val="center"/>
-            <w:tcMar>
-              <w:top w:w="90" w:type="dxa"/>
-              <w:start w:w="100" w:type="dxa"/>
-              <w:bottom w:w="90" w:type="dxa"/>
-              <w:end w:w="100" w:type="dxa"/>
-            </w:tcMar>
-          </w:tcPr>
-          <w:p>
-            <w:pPr>
-              <w:spacing w:after="0" w:line="240" w:lineRule="auto"/>
-            </w:pPr>
-            <w:r>
-              <w:rPr>
-                <w:rFonts w:ascii="Arial" w:hAnsi="Arial"/>
-                <w:sz w:val="17"/>
-              </w:rPr>
-              <w:t>100</w:t>
-            </w:r>
-          </w:p>
-        </w:tc>
-        <w:tc>
-          <w:tcPr>
-            <w:tcW w:type="dxa" w:w="2040"/>
-            <w:vAlign w:val="center"/>
-            <w:tcMar>
-              <w:top w:w="90" w:type="dxa"/>
-              <w:start w:w="100" w:type="dxa"/>
-              <w:bottom w:w="90" w:type="dxa"/>
-              <w:end w:w="100" w:type="dxa"/>
-            </w:tcMar>
-          </w:tcPr>
-          <w:p>
-            <w:pPr>
-              <w:spacing w:after="0" w:line="240" w:lineRule="auto"/>
-            </w:pPr>
-            <w:r>
-              <w:rPr>
-                <w:rFonts w:ascii="Arial" w:hAnsi="Arial"/>
-                <w:sz w:val="17"/>
-              </w:rPr>
-              <w:t>0</w:t>
-            </w:r>
-          </w:p>
-        </w:tc>
-        <w:tc>
-          <w:tcPr>
-            <w:tcW w:type="dxa" w:w="2040"/>
-            <w:vAlign w:val="center"/>
-            <w:tcMar>
-              <w:top w:w="90" w:type="dxa"/>
-              <w:start w:w="100" w:type="dxa"/>
-              <w:bottom w:w="90" w:type="dxa"/>
-              <w:end w:w="100" w:type="dxa"/>
-            </w:tcMar>
-          </w:tcPr>
-          <w:p>
-            <w:pPr>
-              <w:spacing w:after="0" w:line="240" w:lineRule="auto"/>
-            </w:pPr>
-            <w:r>
-              <w:rPr>
-                <w:rFonts w:ascii="Arial" w:hAnsi="Arial"/>
-                <w:sz w:val="17"/>
-              </w:rPr>
-              <w:t>0</w:t>
-            </w:r>
-          </w:p>
-        </w:tc>
-        <w:tc>
-          <w:tcPr>
-            <w:tcW w:type="dxa" w:w="2040"/>
-            <w:vAlign w:val="center"/>
-            <w:tcMar>
-              <w:top w:w="90" w:type="dxa"/>
-              <w:start w:w="100" w:type="dxa"/>
-              <w:bottom w:w="90" w:type="dxa"/>
-              <w:end w:w="100" w:type="dxa"/>
-            </w:tcMar>
-          </w:tcPr>
-          <w:p>
-            <w:pPr>
-              <w:spacing w:after="0" w:line="240" w:lineRule="auto"/>
-            </w:pPr>
-            <w:r>
-              <w:rPr>
-                <w:rFonts w:ascii="Arial" w:hAnsi="Arial"/>
-                <w:sz w:val="17"/>
-              </w:rPr>
-              <w:t>-300</w:t>
-            </w:r>
-          </w:p>
-        </w:tc>
-        <w:tc>
-          <w:tcPr>
-            <w:tcW w:type="dxa" w:w="2040"/>
-            <w:vAlign w:val="center"/>
-            <w:tcMar>
-              <w:top w:w="90" w:type="dxa"/>
-              <w:start w:w="100" w:type="dxa"/>
-              <w:bottom w:w="90" w:type="dxa"/>
-              <w:end w:w="100" w:type="dxa"/>
-            </w:tcMar>
-          </w:tcPr>
-          <w:p>
-            <w:pPr>
-              <w:spacing w:after="0" w:line="240" w:lineRule="auto"/>
-            </w:pPr>
-            <w:r>
-              <w:rPr>
-                <w:rFonts w:ascii="Arial" w:hAnsi="Arial"/>
-                <w:sz w:val="17"/>
-              </w:rPr>
-              <w:t>-300</w:t>
-            </w:r>
-          </w:p>
-        </w:tc>
-      </w:tr>
-      <w:tr>
-        <w:tc>
-          <w:tcPr>
-            <w:tcW w:type="dxa" w:w="2040"/>
-            <w:vAlign w:val="center"/>
-            <w:tcMar>
-              <w:top w:w="90" w:type="dxa"/>
-              <w:start w:w="100" w:type="dxa"/>
-              <w:bottom w:w="90" w:type="dxa"/>
-              <w:end w:w="100" w:type="dxa"/>
-            </w:tcMar>
-            <w:shd w:fill="EAF0F6"/>
-          </w:tcPr>
-          <w:p>
-            <w:pPr>
-              <w:spacing w:after="0" w:line="240" w:lineRule="auto"/>
-            </w:pPr>
-            <w:r>
-              <w:rPr>
-                <w:rFonts w:ascii="Arial" w:hAnsi="Arial"/>
-                <w:sz w:val="17"/>
-              </w:rPr>
-              <w:t>120</w:t>
-            </w:r>
-          </w:p>
-        </w:tc>
-        <w:tc>
-          <w:tcPr>
-            <w:tcW w:type="dxa" w:w="2040"/>
-            <w:vAlign w:val="center"/>
-            <w:tcMar>
-              <w:top w:w="90" w:type="dxa"/>
-              <w:start w:w="100" w:type="dxa"/>
-              <w:bottom w:w="90" w:type="dxa"/>
-              <w:end w:w="100" w:type="dxa"/>
-            </w:tcMar>
-            <w:shd w:fill="EAF0F6"/>
-          </w:tcPr>
-          <w:p>
-            <w:pPr>
-              <w:spacing w:after="0" w:line="240" w:lineRule="auto"/>
-            </w:pPr>
-            <w:r>
-              <w:rPr>
-                <w:rFonts w:ascii="Arial" w:hAnsi="Arial"/>
-                <w:sz w:val="17"/>
-              </w:rPr>
-              <w:t>+2 000</w:t>
-            </w:r>
-          </w:p>
-        </w:tc>
-        <w:tc>
-          <w:tcPr>
-            <w:tcW w:type="dxa" w:w="2040"/>
-            <w:vAlign w:val="center"/>
-            <w:tcMar>
-              <w:top w:w="90" w:type="dxa"/>
-              <w:start w:w="100" w:type="dxa"/>
-              <w:bottom w:w="90" w:type="dxa"/>
-              <w:end w:w="100" w:type="dxa"/>
-            </w:tcMar>
-            <w:shd w:fill="EAF0F6"/>
-          </w:tcPr>
-          <w:p>
-            <w:pPr>
-              <w:spacing w:after="0" w:line="240" w:lineRule="auto"/>
-            </w:pPr>
-            <w:r>
-              <w:rPr>
-                <w:rFonts w:ascii="Arial" w:hAnsi="Arial"/>
-                <w:sz w:val="17"/>
-              </w:rPr>
-              <w:t>0</w:t>
-            </w:r>
-          </w:p>
-        </w:tc>
-        <w:tc>
-          <w:tcPr>
-            <w:tcW w:type="dxa" w:w="2040"/>
-            <w:vAlign w:val="center"/>
-            <w:tcMar>
-              <w:top w:w="90" w:type="dxa"/>
-              <w:start w:w="100" w:type="dxa"/>
-              <w:bottom w:w="90" w:type="dxa"/>
-              <w:end w:w="100" w:type="dxa"/>
-            </w:tcMar>
-            <w:shd w:fill="EAF0F6"/>
-          </w:tcPr>
-          <w:p>
-            <w:pPr>
-              <w:spacing w:after="0" w:line="240" w:lineRule="auto"/>
-            </w:pPr>
-            <w:r>
-              <w:rPr>
-                <w:rFonts w:ascii="Arial" w:hAnsi="Arial"/>
-                <w:sz w:val="17"/>
-              </w:rPr>
-              <w:t>-300</w:t>
-            </w:r>
-          </w:p>
-        </w:tc>
-        <w:tc>
-          <w:tcPr>
-            <w:tcW w:type="dxa" w:w="2040"/>
-            <w:vAlign w:val="center"/>
-            <w:tcMar>
-              <w:top w:w="90" w:type="dxa"/>
-              <w:start w:w="100" w:type="dxa"/>
-              <w:bottom w:w="90" w:type="dxa"/>
-              <w:end w:w="100" w:type="dxa"/>
-            </w:tcMar>
-            <w:shd w:fill="EAF0F6"/>
-          </w:tcPr>
-          <w:p>
-            <w:pPr>
-              <w:spacing w:after="0" w:line="240" w:lineRule="auto"/>
-            </w:pPr>
-            <w:r>
-              <w:rPr>
-                <w:rFonts w:ascii="Arial" w:hAnsi="Arial"/>
-                <w:sz w:val="17"/>
-              </w:rPr>
-              <w:t>+1 700</w:t>
-            </w:r>
-          </w:p>
-        </w:tc>
-      </w:tr>
-    </w:tbl>
-    <w:p>
-      <w:pPr>
-        <w:spacing w:after="20"/>
-      </w:pPr>
-    </w:p>
-    <w:p>
-      <w:r>
-        <w:t>Если акция вырастет до 120, акции принесут 2 000. Put не даст выплаты. Стоимость страховки уменьшит результат на 300. Итог составит плюс 1 700.</w:t>
-      </w:r>
-    </w:p>
-    <w:p>
-      <w:r>
-        <w:t>Если акция останется на 100, результат по акциям равен нулю. Put не даст выплаты. Итог равен минус 300, то есть стоимости защиты.</w:t>
-      </w:r>
-    </w:p>
-    <w:p>
-      <w:r>
-        <w:t>Если акция окажется на страйке 90, акции дадут минус 1 000. Put на самом страйке выплаты не даст. С учётом премии итог составит минус 1 300.</w:t>
-      </w:r>
-    </w:p>
-    <w:p>
-      <w:r>
-        <w:t>Если акция упадёт до 60, по акциям будет минус 4 000, а Put даст выплату 3 000. С учётом премии итог снова составит минус 1 300.</w:t>
-      </w:r>
-    </w:p>
-    <w:p>
-      <w:r>
-        <w:t>Мы не убрали убыток. Мы заранее ограничили его нижнюю границу на срок действия Put и заплатили за это 300.</w:t>
-      </w:r>
-    </w:p>
-    <w:p>
-      <w:r>
-        <w:t>Максимальный убыток этой конструкции на экспирации равен 1 300. Точка безубыточности равна 103. Рост акции на 3 компенсирует стоимость страховки.</w:t>
-      </w:r>
-    </w:p>
-    <w:p>
-      <w:pPr>
-        <w:pStyle w:val="Speaker"/>
-      </w:pPr>
-      <w:r>
-        <w:t>Михалыч</w:t>
-      </w:r>
-    </w:p>
-    <w:p>
-      <w:r>
-        <w:t>Достоинство: мы заранее знаем плохой сценарий и цену защиты.</w:t>
-      </w:r>
-    </w:p>
-    <w:p>
-      <w:r>
-        <w:t>Недостаток: защита стоит денег, уменьшает прибыль при росте и заканчивается после экспирации.</w:t>
-      </w:r>
-    </w:p>
-    <w:p>
-      <w:pPr>
-        <w:pStyle w:val="Speaker"/>
-      </w:pPr>
-      <w:r>
-        <w:t>Сэм</w:t>
-      </w:r>
-    </w:p>
-    <w:p>
-      <w:r>
-        <w:t>И ещё одна граница. Эти числа относятся к заданному примеру и к результату на экспирации. До экспирации цена Put меняется не только из-за цены акции, но и из-за времени, волатильности и рынка заявок.</w:t>
-      </w:r>
-    </w:p>
-    <w:p>
-      <w:pPr>
-        <w:pStyle w:val="Heading1"/>
-      </w:pPr>
-      <w:r>
-        <w:t>29:00-39:00. Покупатель опциона</w:t>
-      </w:r>
-    </w:p>
-    <w:p>
-      <w:pPr>
-        <w:pStyle w:val="Speaker"/>
-      </w:pPr>
-      <w:r>
-        <w:t>Михалыч</w:t>
-      </w:r>
-    </w:p>
-    <w:p>
-      <w:r>
-        <w:t>Если покупатель рискует премией, можно ли сказать, что покупка опциона всегда безопасна?</w:t>
-      </w:r>
-    </w:p>
-    <w:p>
-      <w:pPr>
-        <w:pStyle w:val="Speaker"/>
-      </w:pPr>
-      <w:r>
-        <w:t>Сэм</w:t>
-      </w:r>
-    </w:p>
-    <w:p>
-      <w:r>
-        <w:t>Нет. У купленного опциона риск по самому контракту можно ограничить заранее, но вероятность потерять всю премию остаётся реальной.</w:t>
-      </w:r>
-    </w:p>
-    <w:p>
-      <w:r>
-        <w:t>Покупатель должен быть прав не только в направлении. Ему важны срок движения, размер движения, цена входа, волатильность и возможность выйти из позиции.</w:t>
-      </w:r>
-    </w:p>
-    <w:p>
-      <w:r>
-        <w:t>Можно правильно угадать рост актива, но получить слабый результат, если рост оказался слишком маленьким, произошёл слишком поздно или опцион был куплен слишком дорого.</w:t>
-      </w:r>
-    </w:p>
-    <w:p>
-      <w:pPr>
-        <w:pStyle w:val="Heading2"/>
-      </w:pPr>
-      <w:r>
-        <w:t>Что покупатель получает</w:t>
+        <w:t>За границами эфира</w:t>
       </w:r>
     </w:p>
     <w:p>
       <w:pPr>
         <w:pStyle w:val="ListBullet"/>
+        <w:spacing w:after="36" w:line="250" w:lineRule="auto"/>
       </w:pPr>
       <w:r>
-        <w:t>право по условиям контракта;</w:t>
+        <w:rPr>
+          <w:rFonts w:ascii="Arial" w:hAnsi="Arial"/>
+          <w:color w:val="172033"/>
+          <w:sz w:val="20"/>
+        </w:rPr>
+        <w:t>персональные рекомендации по позициям участников;</w:t>
       </w:r>
     </w:p>
     <w:p>
       <w:pPr>
         <w:pStyle w:val="ListBullet"/>
+        <w:spacing w:after="36" w:line="250" w:lineRule="auto"/>
       </w:pPr>
       <w:r>
-        <w:t>заранее известную стоимость входа для премиального опциона;</w:t>
+        <w:rPr>
+          <w:rFonts w:ascii="Arial" w:hAnsi="Arial"/>
+          <w:color w:val="172033"/>
+          <w:sz w:val="20"/>
+        </w:rPr>
+        <w:t>подбор конкретной сделки «прямо сейчас»;</w:t>
       </w:r>
     </w:p>
     <w:p>
       <w:pPr>
         <w:pStyle w:val="ListBullet"/>
+        <w:spacing w:after="36" w:line="250" w:lineRule="auto"/>
       </w:pPr>
       <w:r>
-        <w:t>возможность ограничить риск по самому купленному контракту;</w:t>
+        <w:rPr>
+          <w:rFonts w:ascii="Arial" w:hAnsi="Arial"/>
+          <w:color w:val="172033"/>
+          <w:sz w:val="20"/>
+        </w:rPr>
+        <w:t>глубокий разбор греков;</w:t>
       </w:r>
     </w:p>
     <w:p>
       <w:pPr>
         <w:pStyle w:val="ListBullet"/>
+        <w:spacing w:after="36" w:line="250" w:lineRule="auto"/>
       </w:pPr>
       <w:r>
-        <w:t>возможность страховать позицию или строить нелинейный результат.</w:t>
-      </w:r>
-    </w:p>
-    <w:p>
-      <w:pPr>
-        <w:pStyle w:val="Heading2"/>
-      </w:pPr>
-      <w:r>
-        <w:t>Что покупатель принимает</w:t>
-      </w:r>
-    </w:p>
-    <w:p>
-      <w:pPr>
-        <w:pStyle w:val="ListBullet"/>
-      </w:pPr>
-      <w:r>
-        <w:t>ограниченный срок идеи;</w:t>
-      </w:r>
-    </w:p>
-    <w:p>
-      <w:pPr>
-        <w:pStyle w:val="ListBullet"/>
-      </w:pPr>
-      <w:r>
-        <w:t>отрицательное влияние времени при прочих равных для многих длинных опционных позиций;</w:t>
-      </w:r>
-    </w:p>
-    <w:p>
-      <w:pPr>
-        <w:pStyle w:val="ListBullet"/>
-      </w:pPr>
-      <w:r>
-        <w:t>риск потери всей премии;</w:t>
-      </w:r>
-    </w:p>
-    <w:p>
-      <w:pPr>
-        <w:pStyle w:val="ListBullet"/>
-      </w:pPr>
-      <w:r>
-        <w:t>зависимость от волатильности, спреда и реальной ликвидности;</w:t>
-      </w:r>
-    </w:p>
-    <w:p>
-      <w:pPr>
-        <w:pStyle w:val="ListBullet"/>
-      </w:pPr>
-      <w:r>
-        <w:t>необходимость проверить последствия исполнения.</w:t>
-      </w:r>
-    </w:p>
-    <w:p>
-      <w:pPr>
-        <w:pStyle w:val="Speaker"/>
-      </w:pPr>
-      <w:r>
-        <w:t>Михалыч</w:t>
-      </w:r>
-    </w:p>
-    <w:p>
-      <w:r>
-        <w:t>Получается, фраза «убыток ограничен» не означает «убыток маловероятен». Она означает, что предел можно посчитать заранее.</w:t>
-      </w:r>
-    </w:p>
-    <w:p>
-      <w:pPr>
-        <w:pStyle w:val="Speaker"/>
-      </w:pPr>
-      <w:r>
-        <w:t>Сэм</w:t>
-      </w:r>
-    </w:p>
-    <w:p>
-      <w:r>
-        <w:t>Именно. Перед экспирацией нужно отдельно проверить правила исполнения. Опцион может превратиться в позицию по базовому активу или дать другой расчётный результат по спецификации конкретного контракта.</w:t>
-      </w:r>
-    </w:p>
-    <w:p>
-      <w:pPr>
-        <w:pStyle w:val="Heading1"/>
-      </w:pPr>
-      <w:r>
-        <w:t>39:00-49:00. Продавец опциона</w:t>
-      </w:r>
-    </w:p>
-    <w:p>
-      <w:pPr>
-        <w:pStyle w:val="Speaker"/>
-      </w:pPr>
-      <w:r>
-        <w:t>Михалыч</w:t>
-      </w:r>
-    </w:p>
-    <w:p>
-      <w:r>
-        <w:t>Теперь вопрос из чата. Человек продаёт CALL или PUT, видит премию и думает: деньги уже мои, прибыль получена. Где ошибка?</w:t>
-      </w:r>
-    </w:p>
-    <w:p>
-      <w:pPr>
-        <w:pStyle w:val="Speaker"/>
-      </w:pPr>
-      <w:r>
-        <w:t>Сэм</w:t>
-      </w:r>
-    </w:p>
-    <w:p>
-      <w:r>
-        <w:t>Премия и итоговая прибыль являются разными величинами.</w:t>
-      </w:r>
-    </w:p>
-    <w:p>
-      <w:r>
-        <w:t>Премия описывает цену опциона и денежный поток по правилам конкретного контракта. Одновременно продавец принимает обязательство. Пока позиция открыта, стоимость этого обязательства меняется, а вместе с ней меняется текущий финансовый результат.</w:t>
-      </w:r>
-    </w:p>
-    <w:p>
-      <w:r>
-        <w:t>Чтобы закрыть короткую позицию, продавец совершает противоположную сделку в том же контракте. Если откупить опцион дешевле, разница работает в пользу продавца. Если дороже, возникает убыток. Затем учитываются количество контрактов, множитель, комиссии и правила расчёта.</w:t>
-      </w:r>
-    </w:p>
-    <w:p>
-      <w:r>
-        <w:t>Полученная премия не является фиксированным доходом. Это плата за обязательство, которое может подорожать для продавца.</w:t>
-      </w:r>
-    </w:p>
-    <w:p>
-      <w:pPr>
-        <w:pStyle w:val="Speaker"/>
-      </w:pPr>
-      <w:r>
-        <w:t>Михалыч</w:t>
-      </w:r>
-    </w:p>
-    <w:p>
-      <w:r>
-        <w:t>А дальний страйк? Он ведь редко доходит до исполнения.</w:t>
-      </w:r>
-    </w:p>
-    <w:p>
-      <w:pPr>
-        <w:pStyle w:val="Speaker"/>
-      </w:pPr>
-      <w:r>
-        <w:t>Сэм</w:t>
-      </w:r>
-    </w:p>
-    <w:p>
-      <w:r>
-        <w:t>Дальний страйк часто создаёт приятную статистику: много небольших прибыльных сделок подряд.</w:t>
-      </w:r>
-    </w:p>
-    <w:p>
-      <w:r>
-        <w:t>Проблема появляется при редком сильном движении. Убыток одной позиции может перекрыть премии, которые собирались много месяцев.</w:t>
-      </w:r>
-    </w:p>
-    <w:p>
-      <w:r>
-        <w:t>Поэтому продажу оценивают не только по вероятности истечения без исполнения. Нужно проверить максимальный сценарный убыток, ликвидность выхода, гарантийное обеспечение и поведение позиции при резком движении рынка.</w:t>
-      </w:r>
-    </w:p>
-    <w:p>
-      <w:r>
-        <w:t>Гарантийное обеспечение не показывает максимальный возможный убыток. Это текущее требование инфраструктуры под позицию. Оно может меняться.</w:t>
-      </w:r>
-    </w:p>
-    <w:p>
-      <w:pPr>
-        <w:pStyle w:val="Speaker"/>
-      </w:pPr>
-      <w:r>
-        <w:t>Михалыч</w:t>
-      </w:r>
-    </w:p>
-    <w:p>
-      <w:r>
-        <w:t>То есть достоинство продажи: премия работает в пользу продавца, если сценарий и время складываются подходящим образом.</w:t>
-      </w:r>
-    </w:p>
-    <w:p>
-      <w:r>
-        <w:t>Недостаток: продавец принимает обязательство, а неблагоприятный убыток может значительно превысить премию.</w:t>
-      </w:r>
-    </w:p>
-    <w:p>
-      <w:pPr>
-        <w:pStyle w:val="Heading1"/>
-      </w:pPr>
-      <w:r>
-        <w:t>49:00-56:00. Терминал и российская специфика</w:t>
-      </w:r>
-    </w:p>
-    <w:p>
-      <w:pPr>
-        <w:pStyle w:val="Speaker"/>
-      </w:pPr>
-      <w:r>
-        <w:t>Михалыч</w:t>
-      </w:r>
-    </w:p>
-    <w:p>
-      <w:r>
-        <w:t>Теперь открываем терминал. На экране есть Bid, Ask, теоретическая цена и текущий результат. Новичок может принять их за одну и ту же цену.</w:t>
-      </w:r>
-    </w:p>
-    <w:p>
-      <w:r>
-        <w:t>Сэм, прочитай контракт слева направо.</w:t>
-      </w:r>
-    </w:p>
-    <w:p>
-      <w:pPr>
-        <w:pStyle w:val="Speaker"/>
-      </w:pPr>
-      <w:r>
-        <w:t>Сэм</w:t>
-      </w:r>
-    </w:p>
-    <w:p>
-      <w:r>
-        <w:t>Сначала называем базовый актив, тип опциона CALL или PUT, страйк, дату экспирации и множитель.</w:t>
-      </w:r>
-    </w:p>
-    <w:p>
-      <w:r>
-        <w:t>Затем смотрим тип контракта и правила исполнения. Для MOEX отдельно проверяем, выпущен ли опцион на акцию или на фьючерс, является ли он премиальным или маржируемым, и что произойдёт при исполнении.</w:t>
-      </w:r>
-    </w:p>
-    <w:p>
-      <w:r>
-        <w:t>После этого читаем рынок.</w:t>
-      </w:r>
-    </w:p>
-    <w:p>
-      <w:r>
-        <w:t>Bid показывает цену, по которой сейчас готовы купить.</w:t>
-      </w:r>
-    </w:p>
-    <w:p>
-      <w:r>
-        <w:t>Ask показывает цену, по которой сейчас готовы продать.</w:t>
-      </w:r>
-    </w:p>
-    <w:p>
-      <w:r>
-        <w:t>Расстояние между ними называется спредом.</w:t>
-      </w:r>
-    </w:p>
-    <w:p>
-      <w:r>
-        <w:t>Теоретическая цена является модельной оценкой. Она помогает сравнить рынок с расчётом, но не обещает, что по этой цене найдётся контрагент.</w:t>
-      </w:r>
-    </w:p>
-    <w:p>
-      <w:r>
-        <w:t>Если мы закрываем купленный опцион продажей, нас интересуют доступный спрос и наш лимит. Если закрываем проданный опцион покупкой, нас интересуют доступное предложение и наш лимит.</w:t>
-      </w:r>
-    </w:p>
-    <w:p>
-      <w:r>
-        <w:t>Лимитная заявка может исполниться внутри спреда. Может исполниться частично. Может не исполниться совсем.</w:t>
-      </w:r>
-    </w:p>
-    <w:p>
-      <w:r>
-        <w:t>Volume показывает совершённые сделки за период. Open Interest показывает существующие открытые позиции. Высокий Open Interest сам по себе не гарантирует, что прямо сейчас можно выйти по хорошей цене.</w:t>
-      </w:r>
-    </w:p>
-    <w:p>
-      <w:r>
-        <w:t>Перед расчётом результата называем конкретный контракт и проверяем его спецификацию. Без этого формула может выглядеть правильно и считать не ту механику.</w:t>
-      </w:r>
-    </w:p>
-    <w:p>
-      <w:pPr>
-        <w:pStyle w:val="Heading1"/>
-      </w:pPr>
-      <w:r>
-        <w:t>56:00-63:00. Три вопроса</w:t>
-      </w:r>
-    </w:p>
-    <w:p>
-      <w:pPr>
-        <w:pStyle w:val="Speaker"/>
-      </w:pPr>
-      <w:r>
-        <w:t>Михалыч</w:t>
-      </w:r>
-    </w:p>
-    <w:p>
-      <w:r>
-        <w:t>Берём три вопроса. На каждый ответ отводим не больше двух минут. Если вопрос требует персональной рекомендации, переводим его в общую механику.</w:t>
-      </w:r>
-    </w:p>
-    <w:p>
-      <w:pPr>
-        <w:pStyle w:val="Heading2"/>
-      </w:pPr>
-      <w:r>
-        <w:t>Вопрос 1</w:t>
-      </w:r>
-    </w:p>
-    <w:p>
-      <w:r>
-        <w:t>Почему брокер показывает теоретическую цену, но закрыть позицию по ней может не получиться?</w:t>
-      </w:r>
-    </w:p>
-    <w:p>
-      <w:r>
         <w:rPr>
-          <w:b/>
+          <w:rFonts w:ascii="Arial" w:hAnsi="Arial"/>
+          <w:color w:val="172033"/>
+          <w:sz w:val="20"/>
         </w:rPr>
-        <w:t>Короткий ответ Сэма:</w:t>
-      </w:r>
-      <w:r>
-        <w:t xml:space="preserve"> теоретическая цена является модельной оценкой. Реальная сделка зависит от Bid, Ask, объёма заявок и выбранного лимита.</w:t>
-      </w:r>
-    </w:p>
-    <w:p>
-      <w:pPr>
-        <w:pStyle w:val="Heading2"/>
-      </w:pPr>
-      <w:r>
-        <w:t>Вопрос 2</w:t>
-      </w:r>
-    </w:p>
-    <w:p>
-      <w:r>
-        <w:t>Когда продавец CALL или PUT получает итоговый финансовый результат и почему премия не равна прибыли?</w:t>
-      </w:r>
-    </w:p>
-    <w:p>
-      <w:r>
-        <w:rPr>
-          <w:b/>
-        </w:rPr>
-        <w:t>Короткий ответ Сэма:</w:t>
-      </w:r>
-      <w:r>
-        <w:t xml:space="preserve"> результат фиксируется через закрытие, экспирацию или исполнение с учётом фактических цен, множителя, комиссий и правил контракта. Премия сопровождается обязательством и не показывает итог сама по себе.</w:t>
-      </w:r>
-    </w:p>
-    <w:p>
-      <w:pPr>
-        <w:pStyle w:val="Heading2"/>
-      </w:pPr>
-      <w:r>
-        <w:t>Вопрос 3</w:t>
-      </w:r>
-    </w:p>
-    <w:p>
-      <w:r>
-        <w:t>Как понять, что второй опцион действительно хеджирует позицию, а не просто добавляет ещё один риск?</w:t>
-      </w:r>
-    </w:p>
-    <w:p>
-      <w:r>
-        <w:rPr>
-          <w:b/>
-        </w:rPr>
-        <w:t>Короткий ответ Сэма:</w:t>
-      </w:r>
-      <w:r>
-        <w:t xml:space="preserve"> сначала описываем исходную позицию и плохой сценарий. Затем считаем общий результат обеих частей по нескольким ценам базового актива и проверяем срок, страйк, множитель и правила исполнения.</w:t>
-      </w:r>
-    </w:p>
-    <w:p>
-      <w:pPr>
-        <w:pStyle w:val="Heading1"/>
-      </w:pPr>
-      <w:r>
-        <w:t>63:00-65:00. Финал</w:t>
-      </w:r>
-    </w:p>
-    <w:p>
-      <w:pPr>
-        <w:pStyle w:val="Speaker"/>
-      </w:pPr>
-      <w:r>
-        <w:t>Михалыч</w:t>
-      </w:r>
-    </w:p>
-    <w:p>
-      <w:r>
-        <w:t>Перед любой опционной идеей задайте пять вопросов.</w:t>
-      </w:r>
-    </w:p>
-    <w:p>
-      <w:r>
-        <w:t>Что это за контракт?</w:t>
-      </w:r>
-    </w:p>
-    <w:p>
-      <w:r>
-        <w:t>Какую задачу он решает?</w:t>
-      </w:r>
-    </w:p>
-    <w:p>
-      <w:r>
-        <w:t>Чем я плачу за это преимущество?</w:t>
-      </w:r>
-    </w:p>
-    <w:p>
-      <w:r>
-        <w:t>Что произойдёт при закрытии, экспирации или исполнении?</w:t>
-      </w:r>
-    </w:p>
-    <w:p>
-      <w:r>
-        <w:t>Есть ли реальная ликвидность для входа и выхода?</w:t>
-      </w:r>
-    </w:p>
-    <w:p>
-      <w:r>
-        <w:t>Домашняя задача не требует сделки. Выберите один доступный контракт и выпишите базовый актив, CALL или PUT, страйк, экспирацию, множитель, Bid, Ask, спред, тип расчёта и последствия исполнения.</w:t>
-      </w:r>
-    </w:p>
-    <w:p>
-      <w:r>
-        <w:t>Если какое-то поле не нашли, не угадывайте. Запишите его как вопрос к следующему разбору.</w:t>
-      </w:r>
-    </w:p>
-    <w:p>
-      <w:r>
-        <w:br w:type="page"/>
-      </w:r>
-    </w:p>
-    <w:p>
-      <w:pPr>
-        <w:pStyle w:val="Heading1"/>
-      </w:pPr>
-      <w:r>
-        <w:t>6. Контроль понимания</w:t>
-      </w:r>
-    </w:p>
-    <w:p>
-      <w:r>
-        <w:t>В конце или перед вопросами можно дать три утверждения. Участники отвечают «да» или «нет».</w:t>
-      </w:r>
-    </w:p>
-    <w:p>
-      <w:pPr>
-        <w:pStyle w:val="ListNumber"/>
-      </w:pPr>
-      <w:r>
-        <w:t>Полученная премия всегда равна прибыли продавца.</w:t>
-      </w:r>
-    </w:p>
-    <w:p>
-      <w:pPr>
-        <w:pStyle w:val="ListNumber"/>
-      </w:pPr>
-      <w:r>
-        <w:t>Теоретическая цена гарантирует закрытие позиции по этой цене.</w:t>
-      </w:r>
-    </w:p>
-    <w:p>
-      <w:pPr>
-        <w:pStyle w:val="ListNumber"/>
-      </w:pPr>
-      <w:r>
-        <w:t>Высокий Open Interest гарантирует ликвидный выход.</w:t>
-      </w:r>
-    </w:p>
-    <w:p>
-      <w:r>
-        <w:t>Правильный ответ во всех трёх случаях: нет.</w:t>
-      </w:r>
-    </w:p>
-    <w:p>
-      <w:r>
-        <w:br w:type="page"/>
-      </w:r>
-    </w:p>
-    <w:p>
-      <w:pPr>
-        <w:pStyle w:val="Heading1"/>
-      </w:pPr>
-      <w:r>
-        <w:t>7. Что не разбирать на этом эфире</w:t>
-      </w:r>
-    </w:p>
-    <w:p>
-      <w:pPr>
-        <w:pStyle w:val="ListBullet"/>
-      </w:pPr>
-      <w:r>
-        <w:t>персональные рекомендации по открытым позициям участников;</w:t>
-      </w:r>
-    </w:p>
-    <w:p>
-      <w:pPr>
-        <w:pStyle w:val="ListBullet"/>
-      </w:pPr>
-      <w:r>
-        <w:t>подбор страйка для сделки «прямо сейчас»;</w:t>
-      </w:r>
-    </w:p>
-    <w:p>
-      <w:pPr>
-        <w:pStyle w:val="ListBullet"/>
-      </w:pPr>
-      <w:r>
-        <w:t>детальный разбор Delta, Gamma, Theta и Vega;</w:t>
-      </w:r>
-    </w:p>
-    <w:p>
-      <w:pPr>
-        <w:pStyle w:val="ListBullet"/>
-      </w:pPr>
-      <w:r>
         <w:t>сложные многоногие конструкции;</w:t>
       </w:r>
     </w:p>
     <w:p>
       <w:pPr>
         <w:pStyle w:val="ListBullet"/>
+        <w:spacing w:after="36" w:line="250" w:lineRule="auto"/>
       </w:pPr>
       <w:r>
-        <w:t>обещание безубыточности после ролирования;</w:t>
-      </w:r>
-    </w:p>
-    <w:p>
-      <w:pPr>
-        <w:pStyle w:val="ListBullet"/>
-      </w:pPr>
-      <w:r>
-        <w:t>сравнение доходностей без единого горизонта, риска и правил расчёта;</w:t>
-      </w:r>
-    </w:p>
-    <w:p>
-      <w:pPr>
-        <w:pStyle w:val="ListBullet"/>
-      </w:pPr>
-      <w:r>
-        <w:t>непроверенные суммы потерь известных трейдеров или фондов.</w:t>
-      </w:r>
-    </w:p>
-    <w:p>
-      <w:r>
-        <w:br w:type="page"/>
-      </w:r>
-    </w:p>
-    <w:p>
-      <w:pPr>
-        <w:pStyle w:val="Heading1"/>
-      </w:pPr>
-      <w:r>
-        <w:t>8. Проверка расчётов и фактов</w:t>
-      </w:r>
-    </w:p>
-    <w:p>
-      <w:pPr>
-        <w:pStyle w:val="Heading1"/>
-      </w:pPr>
-      <w:r>
-        <w:t>Учебный пример защитного Put</w:t>
-      </w:r>
-    </w:p>
-    <w:p>
-      <w:pPr>
-        <w:pStyle w:val="ListBullet"/>
-      </w:pPr>
-      <w:r>
-        <w:t xml:space="preserve">стоимость защиты: </w:t>
-      </w:r>
-      <w:r>
         <w:rPr>
-          <w:rFonts w:ascii="DejaVu Sans Mono" w:hAnsi="DejaVu Sans Mono"/>
-          <w:color w:val="444A50"/>
-          <w:sz w:val="18"/>
+          <w:rFonts w:ascii="Arial" w:hAnsi="Arial"/>
+          <w:color w:val="172033"/>
+          <w:sz w:val="20"/>
         </w:rPr>
-        <w:t>3 × 100 = 300</w:t>
-      </w:r>
-      <w:r>
-        <w:t>;</w:t>
-      </w:r>
-    </w:p>
-    <w:p>
-      <w:pPr>
-        <w:pStyle w:val="ListBullet"/>
-      </w:pPr>
-      <w:r>
-        <w:t xml:space="preserve">максимальный убыток на экспирации: </w:t>
-      </w:r>
-      <w:r>
-        <w:rPr>
-          <w:rFonts w:ascii="DejaVu Sans Mono" w:hAnsi="DejaVu Sans Mono"/>
-          <w:color w:val="444A50"/>
-          <w:sz w:val="18"/>
-        </w:rPr>
-        <w:t>(100 - 90) × 100 + 300 = 1 300</w:t>
-      </w:r>
-      <w:r>
-        <w:t>;</w:t>
-      </w:r>
-    </w:p>
-    <w:p>
-      <w:pPr>
-        <w:pStyle w:val="ListBullet"/>
-      </w:pPr>
-      <w:r>
-        <w:t xml:space="preserve">точка безубыточности на экспирации: </w:t>
-      </w:r>
-      <w:r>
-        <w:rPr>
-          <w:rFonts w:ascii="DejaVu Sans Mono" w:hAnsi="DejaVu Sans Mono"/>
-          <w:color w:val="444A50"/>
-          <w:sz w:val="18"/>
-        </w:rPr>
-        <w:t>100 + 3 = 103</w:t>
-      </w:r>
-      <w:r>
-        <w:t>;</w:t>
-      </w:r>
-    </w:p>
-    <w:p>
-      <w:pPr>
-        <w:pStyle w:val="ListBullet"/>
-      </w:pPr>
-      <w:r>
-        <w:t>комиссии и налоги не учитываются;</w:t>
-      </w:r>
-    </w:p>
-    <w:p>
-      <w:pPr>
-        <w:pStyle w:val="ListBullet"/>
-      </w:pPr>
-      <w:r>
-        <w:t>выводы относятся только к заданным числам и результату на экспирации.</w:t>
-      </w:r>
-    </w:p>
-    <w:p>
-      <w:pPr>
-        <w:pStyle w:val="Heading1"/>
-      </w:pPr>
-      <w:r>
-        <w:t>Безопасные формулировки</w:t>
-      </w:r>
-    </w:p>
-    <w:p>
-      <w:pPr>
-        <w:pStyle w:val="ListBullet"/>
-      </w:pPr>
-      <w:r>
-        <w:t>«Покупатель получает право, продавец принимает обязательство по условиям контракта».</w:t>
-      </w:r>
-    </w:p>
-    <w:p>
-      <w:pPr>
-        <w:pStyle w:val="ListBullet"/>
-      </w:pPr>
-      <w:r>
-        <w:t>«Для купленного премиального опциона риск по самому контракту ограничивается премией и издержками, но последствия исполнения нужно проверить отдельно».</w:t>
-      </w:r>
-    </w:p>
-    <w:p>
-      <w:pPr>
-        <w:pStyle w:val="ListBullet"/>
-      </w:pPr>
-      <w:r>
-        <w:t>«Премия является платой продавцу за принятое обязательство, а не гарантированной прибылью».</w:t>
-      </w:r>
-    </w:p>
-    <w:p>
-      <w:pPr>
-        <w:pStyle w:val="ListBullet"/>
-      </w:pPr>
-      <w:r>
-        <w:t>«Теоретическая цена является модельной оценкой, а исполнение зависит от реальных заявок».</w:t>
-      </w:r>
-    </w:p>
-    <w:p>
-      <w:pPr>
-        <w:pStyle w:val="ListBullet"/>
-      </w:pPr>
-      <w:r>
-        <w:t>«Гарантийное обеспечение показывает текущее требование под позицию, а не предел возможного убытка».</w:t>
-      </w:r>
-    </w:p>
-    <w:p>
-      <w:pPr>
-        <w:pStyle w:val="Heading1"/>
-      </w:pPr>
-      <w:r>
-        <w:t>Не использовать</w:t>
-      </w:r>
-    </w:p>
-    <w:p>
-      <w:pPr>
-        <w:pStyle w:val="ListBullet"/>
-      </w:pPr>
-      <w:r>
-        <w:t>«фиксированный доход от продажи опционов»;</w:t>
-      </w:r>
-    </w:p>
-    <w:p>
-      <w:pPr>
-        <w:pStyle w:val="ListBullet"/>
-      </w:pPr>
-      <w:r>
-        <w:t>«высокий OI означает, что можно легко выйти»;</w:t>
-      </w:r>
-    </w:p>
-    <w:p>
-      <w:pPr>
-        <w:pStyle w:val="ListBullet"/>
-      </w:pPr>
-      <w:r>
-        <w:t>«ролирование выводит почти любую сделку в безубыток»;</w:t>
-      </w:r>
-    </w:p>
-    <w:p>
-      <w:pPr>
-        <w:pStyle w:val="ListBullet"/>
-      </w:pPr>
-      <w:r>
-        <w:t>«профессионалы не продают непокрытые опционы»;</w:t>
-      </w:r>
-    </w:p>
-    <w:p>
-      <w:pPr>
-        <w:pStyle w:val="ListBullet"/>
-      </w:pPr>
-      <w:r>
-        <w:t>«опционы безопаснее акций» без описания конкретной конструкции и риска.</w:t>
-      </w:r>
-    </w:p>
-    <w:p>
-      <w:pPr>
-        <w:pStyle w:val="Heading1"/>
-      </w:pPr>
-      <w:r>
-        <w:t>Источники</w:t>
-      </w:r>
-    </w:p>
-    <w:p>
-      <w:pPr>
-        <w:pStyle w:val="ListNumber"/>
-      </w:pPr>
-      <w:r>
-        <w:t>Авторизованные уроки курса «Опционы с нуля», модуль 2, уроки 2.1-2.5.</w:t>
-      </w:r>
-    </w:p>
-    <w:p>
-      <w:pPr>
-        <w:pStyle w:val="ListNumber"/>
-      </w:pPr>
-      <w:r>
-        <w:t>Options Industry Council, Long Call: https://www.optionseducation.org/strategies/all-strategies/long-call</w:t>
-      </w:r>
-    </w:p>
-    <w:p>
-      <w:pPr>
-        <w:pStyle w:val="ListNumber"/>
-      </w:pPr>
-      <w:r>
-        <w:t>Московская биржа, методика расчёта теоретической цены опциона и коэффициента «дельта», действующая редакция с 23.03.2026: https://fs.moex.com/files/4720</w:t>
-      </w:r>
-    </w:p>
-    <w:p>
-      <w:pPr>
-        <w:pStyle w:val="ListNumber"/>
-      </w:pPr>
-      <w:r>
-        <w:t>Московская биржа, опционный калькулятор: https://www.moex.com/a8516</w:t>
-      </w:r>
-    </w:p>
-    <w:p>
-      <w:r>
-        <w:br w:type="page"/>
-      </w:r>
-    </w:p>
-    <w:p>
-      <w:pPr>
-        <w:pStyle w:val="Heading1"/>
-      </w:pPr>
-      <w:r>
-        <w:t>9. Последнее подтверждение экспертов</w:t>
-      </w:r>
-    </w:p>
-    <w:p>
-      <w:r>
-        <w:t>Перед эфиром Михалычу и Сэму нужно подтвердить только три пункта:</w:t>
-      </w:r>
-    </w:p>
-    <w:p>
-      <w:pPr>
-        <w:pStyle w:val="ListBullet"/>
-      </w:pPr>
-      <w:r>
-        <w:t>☐ Демонстрационная цепочка и резервный скриншот готовы.</w:t>
-      </w:r>
-    </w:p>
-    <w:p>
-      <w:pPr>
-        <w:pStyle w:val="ListBullet"/>
-      </w:pPr>
-      <w:r>
-        <w:t>☐ Конкретный контракт MOEX и его спецификация проверены в день эфира.</w:t>
-      </w:r>
-    </w:p>
-    <w:p>
-      <w:pPr>
-        <w:pStyle w:val="ListBullet"/>
-      </w:pPr>
-      <w:r>
-        <w:t>☐ Три финальных вопроса оставляем без добавления персональных сделок.</w:t>
+        <w:t>обещания безубыточности через ролирование.</w:t>
       </w:r>
     </w:p>
     <w:sectPr>
-      <w:headerReference w:type="default" r:id="rId9"/>
-      <w:footerReference w:type="default" r:id="rId10"/>
-      <w:pgSz w:w="12240" w:h="15840"/>
-      <w:pgMar w:top="964" w:right="1020" w:bottom="964" w:left="1020" w:header="397" w:footer="397" w:gutter="0"/>
+      <w:footerReference w:type="default" r:id="rId9"/>
+      <w:pgSz w:w="11906" w:h="16838"/>
+      <w:pgMar w:top="765" w:right="879" w:bottom="765" w:left="879" w:header="720" w:footer="720" w:gutter="0"/>
       <w:cols w:space="720"/>
       <w:docGrid w:linePitch="360"/>
     </w:sectPr>
@@ -3654,45 +2671,18 @@
   <w:p>
     <w:pPr>
       <w:pStyle w:val="Footer"/>
-      <w:jc w:val="right"/>
+      <w:jc w:val="center"/>
     </w:pPr>
     <w:r>
       <w:rPr>
-        <w:color w:val="5B656E"/>
+        <w:rFonts w:ascii="Arial" w:hAnsi="Arial"/>
+        <w:color w:val="5B6577"/>
         <w:sz w:val="16"/>
       </w:rPr>
-      <w:t xml:space="preserve">Стр. </w:t>
-    </w:r>
-    <w:r>
-      <w:fldChar w:fldCharType="begin"/>
-      <w:instrText xml:space="preserve"> PAGE </w:instrText>
-      <w:fldChar w:fldCharType="end"/>
+      <w:t>ОПЦИОНЫ С НУЛЯ  •  МОДУЛЬ 2  •  ШПАРГАЛКА СПИКЕРОВ</w:t>
     </w:r>
   </w:p>
 </w:ftr>
-</file>
-
-<file path=word/header1.xml><?xml version="1.0" encoding="utf-8"?>
-<w:hdr xmlns:m="http://schemas.openxmlformats.org/officeDocument/2006/math" xmlns:mc="http://schemas.openxmlformats.org/markup-compatibility/2006" xmlns:mo="http://schemas.microsoft.com/office/mac/office/2008/main" xmlns:mv="urn:schemas-microsoft-com:mac:vml" xmlns:o="urn:schemas-microsoft-com:office:office" xmlns:r="http://schemas.openxmlformats.org/officeDocument/2006/relationships" xmlns:v="urn:schemas-microsoft-com:vml" xmlns:w10="urn:schemas-microsoft-com:office:word" xmlns:w14="http://schemas.microsoft.com/office/word/2010/wordml" xmlns:w="http://schemas.openxmlformats.org/wordprocessingml/2006/main" xmlns:wne="http://schemas.microsoft.com/office/word/2006/wordml" xmlns:wp14="http://schemas.microsoft.com/office/word/2010/wordprocessingDrawing" xmlns:wp="http://schemas.openxmlformats.org/drawingml/2006/wordprocessingDrawing" xmlns:wpc="http://schemas.microsoft.com/office/word/2010/wordprocessingCanvas" xmlns:wpg="http://schemas.microsoft.com/office/word/2010/wordprocessingGroup" xmlns:wpi="http://schemas.microsoft.com/office/word/2010/wordprocessingInk" xmlns:wps="http://schemas.microsoft.com/office/word/2010/wordprocessingShape" mc:Ignorable="w14 wp14">
-  <w:p>
-    <w:pPr>
-      <w:pStyle w:val="Header"/>
-      <w:jc w:val="right"/>
-      <w:pBdr>
-        <w:bottom w:val="single" w:sz="6" w:space="6" w:color="C8D3DC"/>
-      </w:pBdr>
-    </w:pPr>
-    <w:r>
-      <w:rPr>
-        <w:rFonts w:ascii="Arial" w:hAnsi="Arial"/>
-        <w:b/>
-        <w:color w:val="5B656E"/>
-        <w:sz w:val="15"/>
-      </w:rPr>
-      <w:t>ОПЦИОНЫ С НУЛЯ  /  МОДУЛЬ 2  /  РАБОЧИЙ СЦЕНАРИЙ</w:t>
-    </w:r>
-  </w:p>
-</w:hdr>
 </file>
 
 <file path=word/numbering.xml><?xml version="1.0" encoding="utf-8"?>
@@ -4059,12 +3049,12 @@
     <w:qFormat/>
     <w:rsid w:val="00FC693F"/>
     <w:pPr>
-      <w:spacing w:after="100" w:line="259" w:lineRule="auto"/>
+      <w:spacing w:after="80" w:line="254" w:lineRule="auto"/>
     </w:pPr>
     <w:rPr>
       <w:rFonts w:ascii="Arial" w:hAnsi="Arial"/>
-      <w:color w:val="20272D"/>
-      <w:sz w:val="21"/>
+      <w:color w:val="172033"/>
+      <w:sz w:val="20"/>
     </w:rPr>
   </w:style>
   <w:style w:type="paragraph" w:styleId="Header">
@@ -4122,15 +3112,15 @@
     <w:pPr>
       <w:keepNext/>
       <w:keepLines/>
-      <w:spacing w:before="280" w:after="140"/>
+      <w:spacing w:before="200" w:after="80"/>
       <w:outlineLvl w:val="0"/>
     </w:pPr>
     <w:rPr>
       <w:rFonts w:asciiTheme="majorHAnsi" w:eastAsiaTheme="majorEastAsia" w:hAnsiTheme="majorHAnsi" w:cstheme="majorBidi" w:ascii="Arial" w:hAnsi="Arial"/>
       <w:b/>
       <w:bCs/>
-      <w:color w:val="18324A"/>
-      <w:sz w:val="36"/>
+      <w:color w:val="0B1833"/>
+      <w:sz w:val="30"/>
       <w:szCs w:val="28"/>
     </w:rPr>
   </w:style>
@@ -4146,15 +3136,15 @@
     <w:pPr>
       <w:keepNext/>
       <w:keepLines/>
-      <w:spacing w:before="220" w:after="100"/>
+      <w:spacing w:before="140" w:after="40"/>
       <w:outlineLvl w:val="1"/>
     </w:pPr>
     <w:rPr>
       <w:rFonts w:asciiTheme="majorHAnsi" w:eastAsiaTheme="majorEastAsia" w:hAnsiTheme="majorHAnsi" w:cstheme="majorBidi" w:ascii="Arial" w:hAnsi="Arial"/>
       <w:b/>
       <w:bCs/>
-      <w:color w:val="1E6F50"/>
-      <w:sz w:val="28"/>
+      <w:color w:val="25C26B"/>
+      <w:sz w:val="24"/>
       <w:szCs w:val="26"/>
     </w:rPr>
   </w:style>
@@ -4170,15 +3160,14 @@
     <w:pPr>
       <w:keepNext/>
       <w:keepLines/>
-      <w:spacing w:before="160" w:after="60"/>
+      <w:spacing w:before="200" w:after="0"/>
       <w:outlineLvl w:val="2"/>
     </w:pPr>
     <w:rPr>
-      <w:rFonts w:asciiTheme="majorHAnsi" w:eastAsiaTheme="majorEastAsia" w:hAnsiTheme="majorHAnsi" w:cstheme="majorBidi" w:ascii="Arial" w:hAnsi="Arial"/>
+      <w:rFonts w:asciiTheme="majorHAnsi" w:eastAsiaTheme="majorEastAsia" w:hAnsiTheme="majorHAnsi" w:cstheme="majorBidi"/>
       <w:b/>
       <w:bCs/>
-      <w:color w:val="18324A"/>
-      <w:sz w:val="23"/>
+      <w:color w:val="4F81BD" w:themeColor="accent1"/>
     </w:rPr>
   </w:style>
   <w:style w:type="paragraph" w:styleId="Heading4">
@@ -4409,17 +3398,16 @@
     <w:qFormat/>
     <w:rsid w:val="00FC693F"/>
     <w:pPr>
-      <w:keepNext/>
       <w:pBdr>
         <w:bottom w:val="single" w:sz="8" w:space="4" w:color="4F81BD" w:themeColor="accent1"/>
       </w:pBdr>
-      <w:spacing w:after="280" w:line="240" w:lineRule="auto" w:before="0"/>
+      <w:spacing w:after="120" w:line="240" w:lineRule="auto"/>
       <w:contextualSpacing/>
     </w:pPr>
     <w:rPr>
       <w:rFonts w:asciiTheme="majorHAnsi" w:eastAsiaTheme="majorEastAsia" w:hAnsiTheme="majorHAnsi" w:cstheme="majorBidi" w:ascii="Arial" w:hAnsi="Arial"/>
       <w:b/>
-      <w:color w:val="18324A"/>
+      <w:color w:val="0B1833"/>
       <w:spacing w:val="5"/>
       <w:kern w:val="28"/>
       <w:sz w:val="50"/>
@@ -4596,12 +3584,11 @@
       <w:numPr>
         <w:numId w:val="1"/>
       </w:numPr>
-      <w:spacing w:after="50"/>
-      <w:ind w:left="369" w:hanging="142"/>
       <w:contextualSpacing/>
     </w:pPr>
     <w:rPr>
       <w:rFonts w:ascii="Arial" w:hAnsi="Arial"/>
+      <w:color w:val="172033"/>
       <w:sz w:val="20"/>
     </w:rPr>
   </w:style>
@@ -4617,6 +3604,11 @@
       </w:numPr>
       <w:contextualSpacing/>
     </w:pPr>
+    <w:rPr>
+      <w:rFonts w:ascii="Arial" w:hAnsi="Arial"/>
+      <w:color w:val="172033"/>
+      <w:sz w:val="20"/>
+    </w:rPr>
   </w:style>
   <w:style w:type="paragraph" w:styleId="ListBullet3">
     <w:name w:val="List Bullet 3"/>
@@ -4641,12 +3633,11 @@
       <w:numPr>
         <w:numId w:val="5"/>
       </w:numPr>
-      <w:spacing w:after="50"/>
-      <w:ind w:left="369" w:hanging="142"/>
       <w:contextualSpacing/>
     </w:pPr>
     <w:rPr>
       <w:rFonts w:ascii="Arial" w:hAnsi="Arial"/>
+      <w:color w:val="172033"/>
       <w:sz w:val="20"/>
     </w:rPr>
   </w:style>
@@ -15763,30 +14754,6 @@
         <w:shd w:val="clear" w:color="auto" w:fill="FBCAA2" w:themeFill="accent6" w:themeFillTint="7F"/>
       </w:tcPr>
     </w:tblStylePr>
-  </w:style>
-  <w:style w:type="paragraph" w:customStyle="1" w:styleId="Speaker">
-    <w:name w:val="Speaker"/>
-    <w:pPr>
-      <w:keepNext/>
-      <w:spacing w:before="140" w:after="40"/>
-    </w:pPr>
-    <w:rPr>
-      <w:rFonts w:ascii="Arial" w:hAnsi="Arial"/>
-      <w:b/>
-      <w:color w:val="1E6F50"/>
-      <w:sz w:val="22"/>
-    </w:rPr>
-  </w:style>
-  <w:style w:type="paragraph" w:customStyle="1" w:styleId="Meta">
-    <w:name w:val="Meta"/>
-    <w:pPr>
-      <w:spacing w:after="40"/>
-    </w:pPr>
-    <w:rPr>
-      <w:rFonts w:ascii="Arial" w:hAnsi="Arial"/>
-      <w:color w:val="5B656E"/>
-      <w:sz w:val="19"/>
-    </w:rPr>
   </w:style>
 </w:styles>
 </file>
